--- a/Project_Report.docx
+++ b/Project_Report.docx
@@ -1,41 +1,47 @@
 
 <file path=word/document.xml><?xml version="1.0" encoding="utf-8"?>
-<w:document xmlns:wpc="http://schemas.microsoft.com/office/word/2010/wordprocessingCanvas" xmlns:cx="http://schemas.microsoft.com/office/drawing/2014/chartex" xmlns:cx1="http://schemas.microsoft.com/office/drawing/2015/9/8/chartex" xmlns:cx2="http://schemas.microsoft.com/office/drawing/2015/10/21/chartex" xmlns:cx3="http://schemas.microsoft.com/office/drawing/2016/5/9/chartex" xmlns:cx4="http://schemas.microsoft.com/office/drawing/2016/5/10/chartex" xmlns:cx5="http://schemas.microsoft.com/office/drawing/2016/5/11/chartex" xmlns:cx6="http://schemas.microsoft.com/office/drawing/2016/5/12/chartex" xmlns:cx7="http://schemas.microsoft.com/office/drawing/2016/5/13/chartex" xmlns:cx8="http://schemas.microsoft.com/office/drawing/2016/5/14/chartex" xmlns:mc="http://schemas.openxmlformats.org/markup-compatibility/2006" xmlns:aink="http://schemas.microsoft.com/office/drawing/2016/ink" xmlns:am3d="http://schemas.microsoft.com/office/drawing/2017/model3d" xmlns:o="urn:schemas-microsoft-com:office:office" xmlns:r="http://schemas.openxmlformats.org/officeDocument/2006/relationships" xmlns:m="http://schemas.openxmlformats.org/officeDocument/2006/math" xmlns:v="urn:schemas-microsoft-com:vml" xmlns:wp14="http://schemas.microsoft.com/office/word/2010/wordprocessingDrawing" xmlns:wp="http://schemas.openxmlformats.org/drawingml/2006/wordprocessingDrawing" xmlns:w10="urn:schemas-microsoft-com:office:word" xmlns:w="http://schemas.openxmlformats.org/wordprocessingml/2006/main" xmlns:w14="http://schemas.microsoft.com/office/word/2010/wordml" xmlns:w15="http://schemas.microsoft.com/office/word/2012/wordml" xmlns:w16cid="http://schemas.microsoft.com/office/word/2016/wordml/cid" xmlns:w16se="http://schemas.microsoft.com/office/word/2015/wordml/symex" xmlns:wpg="http://schemas.microsoft.com/office/word/2010/wordprocessingGroup" xmlns:wpi="http://schemas.microsoft.com/office/word/2010/wordprocessingInk" xmlns:wne="http://schemas.microsoft.com/office/word/2006/wordml" xmlns:wps="http://schemas.microsoft.com/office/word/2010/wordprocessingShape" mc:Ignorable="w14 w15 w16se w16cid wp14">
+<w:document xmlns:o="urn:schemas-microsoft-com:office:office" xmlns:r="http://schemas.openxmlformats.org/officeDocument/2006/relationships" xmlns:v="urn:schemas-microsoft-com:vml" xmlns:w="http://schemas.openxmlformats.org/wordprocessingml/2006/main" xmlns:w10="urn:schemas-microsoft-com:office:word" xmlns:wp="http://schemas.openxmlformats.org/drawingml/2006/wordprocessingDrawing" xmlns:wps="http://schemas.microsoft.com/office/word/2010/wordprocessingShape" xmlns:wpg="http://schemas.microsoft.com/office/word/2010/wordprocessingGroup" xmlns:mc="http://schemas.openxmlformats.org/markup-compatibility/2006" xmlns:wp14="http://schemas.microsoft.com/office/word/2010/wordprocessingDrawing" xmlns:w14="http://schemas.microsoft.com/office/word/2010/wordml" xmlns:w15="http://schemas.microsoft.com/office/word/2012/wordml" mc:Ignorable="w14 wp14 w15">
   <w:body>
     <w:p>
       <w:pPr>
-        <w:spacing w:after="240"/>
-      </w:pPr>
+        <w:pStyle w:val="Normal"/>
+        <w:spacing w:before="0" w:after="240"/>
+        <w:rPr/>
+      </w:pPr>
+      <w:r>
+        <w:rPr/>
+      </w:r>
     </w:p>
     <w:p>
       <w:pPr>
         <w:pStyle w:val="Heading1"/>
-        <w:spacing w:after="120"/>
+        <w:spacing w:before="240" w:after="120"/>
         <w:jc w:val="center"/>
-      </w:pPr>
-      <w:proofErr w:type="gramStart"/>
+        <w:rPr/>
+      </w:pPr>
       <w:r>
         <w:rPr>
           <w:b/>
           <w:color w:val="1F4E79"/>
           <w:sz w:val="56"/>
         </w:rPr>
-        <w:t>✈  AIRLINE</w:t>
-      </w:r>
-      <w:proofErr w:type="gramEnd"/>
+        <w:t xml:space="preserve">✈  </w:t>
+      </w:r>
       <w:r>
         <w:rPr>
           <w:b/>
           <w:color w:val="1F4E79"/>
           <w:sz w:val="56"/>
         </w:rPr>
-        <w:t xml:space="preserve"> PASSENGER SATISFACTION</w:t>
-      </w:r>
-    </w:p>
-    <w:p>
-      <w:pPr>
-        <w:spacing w:after="80"/>
+        <w:t>AIRLINE PASSENGER SATISFACTION</w:t>
+      </w:r>
+    </w:p>
+    <w:p>
+      <w:pPr>
+        <w:pStyle w:val="Normal"/>
+        <w:spacing w:before="0" w:after="80"/>
         <w:jc w:val="center"/>
+        <w:rPr/>
       </w:pPr>
       <w:r>
         <w:rPr>
@@ -48,31 +54,38 @@
     </w:p>
     <w:p>
       <w:pPr>
-        <w:spacing w:after="160"/>
+        <w:pStyle w:val="Normal"/>
+        <w:spacing w:before="0" w:after="160"/>
         <w:jc w:val="center"/>
-      </w:pPr>
-      <w:r>
+        <w:rPr/>
+      </w:pPr>
+      <w:r>
+        <w:rPr/>
         <w:t>By</w:t>
       </w:r>
     </w:p>
     <w:p>
       <w:pPr>
-        <w:spacing w:after="160"/>
+        <w:pStyle w:val="Normal"/>
+        <w:spacing w:before="0" w:after="160"/>
         <w:jc w:val="center"/>
-      </w:pPr>
-      <w:proofErr w:type="gramStart"/>
-      <w:r>
-        <w:t>Name :</w:t>
-      </w:r>
-      <w:proofErr w:type="gramEnd"/>
-      <w:r>
-        <w:t xml:space="preserve"> Ram Kumar G</w:t>
-      </w:r>
-    </w:p>
-    <w:p>
-      <w:pPr>
-        <w:spacing w:after="80"/>
+        <w:rPr/>
+      </w:pPr>
+      <w:r>
+        <w:rPr/>
+        <w:t xml:space="preserve">Name : </w:t>
+      </w:r>
+      <w:r>
+        <w:rPr/>
+        <w:t>Samartha S</w:t>
+      </w:r>
+    </w:p>
+    <w:p>
+      <w:pPr>
+        <w:pStyle w:val="Normal"/>
+        <w:spacing w:before="0" w:after="80"/>
         <w:jc w:val="center"/>
+        <w:rPr/>
       </w:pPr>
       <w:r>
         <w:rPr>
@@ -83,126 +96,69 @@
     </w:p>
     <w:p>
       <w:pPr>
-        <w:spacing w:after="80"/>
+        <w:pStyle w:val="Normal"/>
+        <w:spacing w:before="0" w:after="80"/>
         <w:jc w:val="center"/>
+        <w:rPr/>
       </w:pPr>
       <w:r>
         <w:rPr>
           <w:b/>
           <w:sz w:val="24"/>
         </w:rPr>
-        <w:t xml:space="preserve">Department of </w:t>
-      </w:r>
-      <w:r>
-        <w:rPr>
-          <w:b/>
-          <w:sz w:val="24"/>
-        </w:rPr>
-        <w:t>AI &amp; ML</w:t>
+        <w:t>Department of AI &amp; ML</w:t>
       </w:r>
       <w:bookmarkStart w:id="0" w:name="_GoBack"/>
       <w:bookmarkEnd w:id="0"/>
     </w:p>
     <w:p>
       <w:pPr>
-        <w:spacing w:after="960"/>
+        <w:pStyle w:val="Normal"/>
+        <w:spacing w:before="0" w:after="960"/>
         <w:jc w:val="center"/>
+        <w:rPr/>
       </w:pPr>
       <w:r>
         <w:rPr>
           <w:sz w:val="24"/>
         </w:rPr>
-        <w:t>Academic Year 202</w:t>
-      </w:r>
-      <w:r>
-        <w:rPr>
-          <w:sz w:val="24"/>
-        </w:rPr>
-        <w:t>6</w:t>
-      </w:r>
-      <w:r>
-        <w:rPr>
-          <w:sz w:val="24"/>
-        </w:rPr>
-        <w:t>–2</w:t>
-      </w:r>
-      <w:r>
-        <w:rPr>
-          <w:sz w:val="24"/>
-        </w:rPr>
-        <w:t>7</w:t>
-      </w:r>
-    </w:p>
-    <w:p>
-      <w:pPr>
-        <w:spacing w:after="80"/>
+        <w:t>Academic Year 2026–27</w:t>
+      </w:r>
+    </w:p>
+    <w:p>
+      <w:pPr>
+        <w:pStyle w:val="Normal"/>
+        <w:spacing w:before="0" w:after="80"/>
         <w:jc w:val="center"/>
+        <w:rPr/>
       </w:pPr>
       <w:r>
         <w:rPr>
           <w:color w:val="595959"/>
         </w:rPr>
-        <w:t xml:space="preserve">Dataset: Airline Passenger </w:t>
-      </w:r>
-      <w:proofErr w:type="gramStart"/>
+        <w:t>Dataset: Airline Passenger Satisfaction  |  Records: 58,313  |  Features: 22</w:t>
+      </w:r>
+    </w:p>
+    <w:p>
+      <w:pPr>
+        <w:pStyle w:val="Normal"/>
+        <w:spacing w:before="0" w:after="80"/>
+        <w:jc w:val="center"/>
+        <w:rPr/>
+      </w:pPr>
       <w:r>
         <w:rPr>
           <w:color w:val="595959"/>
         </w:rPr>
-        <w:t>Satisfaction  |</w:t>
-      </w:r>
-      <w:proofErr w:type="gramEnd"/>
-      <w:r>
-        <w:rPr>
-          <w:color w:val="595959"/>
-        </w:rPr>
-        <w:t xml:space="preserve">  Records: 58,313  |  Features: 22</w:t>
-      </w:r>
-    </w:p>
-    <w:p>
-      <w:pPr>
-        <w:spacing w:after="80"/>
+        <w:t>Tools: Python · Streamlit · Scikit-learn · Matplotlib · Seaborn · Pandas</w:t>
+      </w:r>
+    </w:p>
+    <w:p>
+      <w:pPr>
+        <w:pStyle w:val="Normal"/>
+        <w:spacing w:before="0" w:after="1200"/>
         <w:jc w:val="center"/>
-      </w:pPr>
-      <w:r>
-        <w:rPr>
-          <w:color w:val="595959"/>
-        </w:rPr>
-        <w:t xml:space="preserve">Tools: Python · </w:t>
-      </w:r>
-      <w:proofErr w:type="spellStart"/>
-      <w:r>
-        <w:rPr>
-          <w:color w:val="595959"/>
-        </w:rPr>
-        <w:t>Streamlit</w:t>
-      </w:r>
-      <w:proofErr w:type="spellEnd"/>
-      <w:r>
-        <w:rPr>
-          <w:color w:val="595959"/>
-        </w:rPr>
-        <w:t xml:space="preserve"> · </w:t>
-      </w:r>
-      <w:proofErr w:type="spellStart"/>
-      <w:r>
-        <w:rPr>
-          <w:color w:val="595959"/>
-        </w:rPr>
-        <w:t>Scikit</w:t>
-      </w:r>
-      <w:proofErr w:type="spellEnd"/>
-      <w:r>
-        <w:rPr>
-          <w:color w:val="595959"/>
-        </w:rPr>
-        <w:t>-learn · Matplotlib · Seaborn · Pandas</w:t>
-      </w:r>
-    </w:p>
-    <w:p>
-      <w:pPr>
-        <w:spacing w:after="1200"/>
-        <w:jc w:val="center"/>
+        <w:rPr/>
       </w:pPr>
       <w:r>
         <w:rPr>
@@ -214,73 +170,187 @@
     <w:p>
       <w:pPr>
         <w:pStyle w:val="Heading1"/>
-        <w:spacing w:after="160"/>
+        <w:spacing w:before="240" w:after="160"/>
         <w:rPr>
           <w:b/>
           <w:color w:val="1F4E79"/>
           <w:sz w:val="36"/>
         </w:rPr>
       </w:pPr>
-    </w:p>
-    <w:p>
-      <w:pPr>
-        <w:pStyle w:val="Heading1"/>
-        <w:spacing w:after="160"/>
+      <w:r>
         <w:rPr>
           <w:b/>
           <w:color w:val="1F4E79"/>
           <w:sz w:val="36"/>
         </w:rPr>
-      </w:pPr>
-    </w:p>
-    <w:p/>
-    <w:p/>
-    <w:p/>
-    <w:p/>
-    <w:p/>
-    <w:p/>
-    <w:p/>
-    <w:p/>
-    <w:p/>
-    <w:p/>
-    <w:p/>
-    <w:p/>
-    <w:p/>
+      </w:r>
+    </w:p>
     <w:p>
       <w:pPr>
         <w:pStyle w:val="Heading1"/>
-        <w:spacing w:after="160"/>
-      </w:pPr>
-      <w:r>
+        <w:spacing w:before="240" w:after="160"/>
         <w:rPr>
           <w:b/>
           <w:color w:val="1F4E79"/>
           <w:sz w:val="36"/>
         </w:rPr>
-        <w:lastRenderedPageBreak/>
+      </w:pPr>
+      <w:r>
+        <w:rPr>
+          <w:b/>
+          <w:color w:val="1F4E79"/>
+          <w:sz w:val="36"/>
+        </w:rPr>
+      </w:r>
+    </w:p>
+    <w:p>
+      <w:pPr>
+        <w:pStyle w:val="Normal"/>
+        <w:rPr/>
+      </w:pPr>
+      <w:r>
+        <w:rPr/>
+      </w:r>
+    </w:p>
+    <w:p>
+      <w:pPr>
+        <w:pStyle w:val="Normal"/>
+        <w:rPr/>
+      </w:pPr>
+      <w:r>
+        <w:rPr/>
+      </w:r>
+    </w:p>
+    <w:p>
+      <w:pPr>
+        <w:pStyle w:val="Normal"/>
+        <w:rPr/>
+      </w:pPr>
+      <w:r>
+        <w:rPr/>
+      </w:r>
+    </w:p>
+    <w:p>
+      <w:pPr>
+        <w:pStyle w:val="Normal"/>
+        <w:rPr/>
+      </w:pPr>
+      <w:r>
+        <w:rPr/>
+      </w:r>
+    </w:p>
+    <w:p>
+      <w:pPr>
+        <w:pStyle w:val="Normal"/>
+        <w:rPr/>
+      </w:pPr>
+      <w:r>
+        <w:rPr/>
+      </w:r>
+    </w:p>
+    <w:p>
+      <w:pPr>
+        <w:pStyle w:val="Normal"/>
+        <w:rPr/>
+      </w:pPr>
+      <w:r>
+        <w:rPr/>
+      </w:r>
+    </w:p>
+    <w:p>
+      <w:pPr>
+        <w:pStyle w:val="Normal"/>
+        <w:rPr/>
+      </w:pPr>
+      <w:r>
+        <w:rPr/>
+      </w:r>
+    </w:p>
+    <w:p>
+      <w:pPr>
+        <w:pStyle w:val="Normal"/>
+        <w:rPr/>
+      </w:pPr>
+      <w:r>
+        <w:rPr/>
+      </w:r>
+    </w:p>
+    <w:p>
+      <w:pPr>
+        <w:pStyle w:val="Normal"/>
+        <w:rPr/>
+      </w:pPr>
+      <w:r>
+        <w:rPr/>
+      </w:r>
+    </w:p>
+    <w:p>
+      <w:pPr>
+        <w:pStyle w:val="Normal"/>
+        <w:rPr/>
+      </w:pPr>
+      <w:r>
+        <w:rPr/>
+      </w:r>
+    </w:p>
+    <w:p>
+      <w:pPr>
+        <w:pStyle w:val="Normal"/>
+        <w:rPr/>
+      </w:pPr>
+      <w:r>
+        <w:rPr/>
+      </w:r>
+    </w:p>
+    <w:p>
+      <w:pPr>
+        <w:pStyle w:val="Normal"/>
+        <w:rPr/>
+      </w:pPr>
+      <w:r>
+        <w:rPr/>
+      </w:r>
+    </w:p>
+    <w:p>
+      <w:pPr>
+        <w:pStyle w:val="Normal"/>
+        <w:rPr/>
+      </w:pPr>
+      <w:r>
+        <w:rPr/>
+      </w:r>
+    </w:p>
+    <w:p>
+      <w:pPr>
+        <w:pStyle w:val="Heading1"/>
+        <w:spacing w:before="240" w:after="160"/>
+        <w:rPr/>
+      </w:pPr>
+      <w:r>
+        <w:rPr>
+          <w:b/>
+          <w:color w:val="1F4E79"/>
+          <w:sz w:val="36"/>
+        </w:rPr>
         <w:t>Abstract</w:t>
       </w:r>
     </w:p>
     <w:p>
       <w:pPr>
-        <w:spacing w:after="240"/>
-      </w:pPr>
-      <w:r>
-        <w:t xml:space="preserve">This project presents a comprehensive data analytics and machine learning study on airline passenger satisfaction, analysing 58,313 passenger records across 22 features. The study covers end-to-end data processing: cleaning, feature engineering, exploratory data analysis (EDA), and multi-model classification. Three machine learning models were developed — Logistic Regression, Random Forest, and Gradient Boosting — achieving up to 95.8% accuracy and 95.1% F1-score. The project culminates in a fully interactive </w:t>
-      </w:r>
-      <w:proofErr w:type="spellStart"/>
-      <w:r>
-        <w:t>Streamlit</w:t>
-      </w:r>
-      <w:proofErr w:type="spellEnd"/>
-      <w:r>
-        <w:t xml:space="preserve"> dashboard with dynamic KPI cards, demographic and service-rating visualisations, model comparison, and live passenger satisfaction prediction. Key findings show that Online Boarding, Inflight Entertainment, and Business Class travel are the strongest predictors of passenger satisfaction.</w:t>
+        <w:pStyle w:val="Normal"/>
+        <w:spacing w:before="0" w:after="240"/>
+        <w:rPr/>
+      </w:pPr>
+      <w:r>
+        <w:rPr/>
+        <w:t>This project presents a comprehensive data analytics and machine learning study on airline passenger satisfaction, analysing 58,313 passenger records across 22 features. The study covers end-to-end data processing: cleaning, feature engineering, exploratory data analysis (EDA), and multi-model classification. Three machine learning models were developed — Logistic Regression, Random Forest, and Gradient Boosting — achieving up to 95.8% accuracy and 95.1% F1-score. The project culminates in a fully interactive Streamlit dashboard with dynamic KPI cards, demographic and service-rating visualisations, model comparison, and live passenger satisfaction prediction. Key findings show that Online Boarding, Inflight Entertainment, and Business Class travel are the strongest predictors of passenger satisfaction.</w:t>
       </w:r>
     </w:p>
     <w:p>
       <w:pPr>
         <w:pStyle w:val="Heading1"/>
-        <w:spacing w:after="160"/>
+        <w:spacing w:before="240" w:after="160"/>
+        <w:rPr/>
       </w:pPr>
       <w:r>
         <w:rPr>
@@ -293,24 +363,31 @@
     </w:p>
     <w:p>
       <w:pPr>
-        <w:spacing w:after="160"/>
-      </w:pPr>
-      <w:r>
+        <w:pStyle w:val="Normal"/>
+        <w:spacing w:before="0" w:after="160"/>
+        <w:rPr/>
+      </w:pPr>
+      <w:r>
+        <w:rPr/>
         <w:t>The airline industry is one of the most competitive and service-intensive sectors globally. Passenger satisfaction directly influences airline reputation, repeat business, and long-term profitability. Understanding the drivers of passenger satisfaction has become a critical analytical task for airlines seeking to differentiate their service offerings.</w:t>
       </w:r>
     </w:p>
     <w:p>
       <w:pPr>
-        <w:spacing w:after="160"/>
-      </w:pPr>
-      <w:r>
+        <w:pStyle w:val="Normal"/>
+        <w:spacing w:before="0" w:after="160"/>
+        <w:rPr/>
+      </w:pPr>
+      <w:r>
+        <w:rPr/>
         <w:t>This project employs data science and machine learning techniques to analyse a large-scale dataset of airline passenger feedback. By applying exploratory data analysis, feature engineering, and classification algorithms, we aim to identify which aspects of the travel experience most strongly predict whether a passenger is satisfied or dissatisfied. The insights derived from this analysis can be used by airlines to prioritise service improvements and personalise the passenger experience.</w:t>
       </w:r>
     </w:p>
     <w:p>
       <w:pPr>
         <w:pStyle w:val="Heading1"/>
-        <w:spacing w:after="160"/>
+        <w:spacing w:before="240" w:after="160"/>
+        <w:rPr/>
       </w:pPr>
       <w:r>
         <w:rPr>
@@ -323,15 +400,20 @@
     </w:p>
     <w:p>
       <w:pPr>
-        <w:spacing w:after="120"/>
-      </w:pPr>
-      <w:r>
+        <w:pStyle w:val="Normal"/>
+        <w:spacing w:before="0" w:after="120"/>
+        <w:rPr/>
+      </w:pPr>
+      <w:r>
+        <w:rPr/>
         <w:t>Airlines collect passenger feedback across multiple service touchpoints but often lack the analytical infrastructure to translate raw data into predictive intelligence. The central problem addressed in this project is:</w:t>
       </w:r>
     </w:p>
     <w:p>
       <w:pPr>
-        <w:spacing w:after="120"/>
+        <w:pStyle w:val="Normal"/>
+        <w:spacing w:before="0" w:after="120"/>
+        <w:rPr/>
       </w:pPr>
       <w:r>
         <w:rPr>
@@ -343,16 +425,20 @@
     </w:p>
     <w:p>
       <w:pPr>
-        <w:spacing w:after="240"/>
-      </w:pPr>
-      <w:r>
+        <w:pStyle w:val="Normal"/>
+        <w:spacing w:before="0" w:after="240"/>
+        <w:rPr/>
+      </w:pPr>
+      <w:r>
+        <w:rPr/>
         <w:t>Secondary questions include: What are the most influential service dimensions? Do demographic factors (age, customer loyalty, travel class) significantly affect satisfaction? How do delay patterns correlate with dissatisfaction?</w:t>
       </w:r>
     </w:p>
     <w:p>
       <w:pPr>
         <w:pStyle w:val="Heading1"/>
-        <w:spacing w:after="160"/>
+        <w:spacing w:before="240" w:after="160"/>
+        <w:rPr/>
       </w:pPr>
       <w:r>
         <w:rPr>
@@ -365,117 +451,114 @@
     </w:p>
     <w:p>
       <w:pPr>
+        <w:pStyle w:val="Normal"/>
         <w:numPr>
           <w:ilvl w:val="0"/>
           <w:numId w:val="1"/>
         </w:numPr>
-        <w:spacing w:after="80"/>
-      </w:pPr>
-      <w:r>
-        <w:t xml:space="preserve">1. Load, clean, and </w:t>
-      </w:r>
-      <w:proofErr w:type="spellStart"/>
-      <w:r>
-        <w:t>preprocess</w:t>
-      </w:r>
-      <w:proofErr w:type="spellEnd"/>
-      <w:r>
-        <w:t xml:space="preserve"> the airline passenger satisfaction dataset robustly.</w:t>
-      </w:r>
-    </w:p>
-    <w:p>
-      <w:pPr>
+        <w:spacing w:before="0" w:after="80"/>
+        <w:rPr/>
+      </w:pPr>
+      <w:r>
+        <w:rPr/>
+        <w:t>1. Load, clean, and preprocess the airline passenger satisfaction dataset robustly.</w:t>
+      </w:r>
+    </w:p>
+    <w:p>
+      <w:pPr>
+        <w:pStyle w:val="Normal"/>
         <w:numPr>
           <w:ilvl w:val="0"/>
           <w:numId w:val="1"/>
         </w:numPr>
-        <w:spacing w:after="80"/>
-      </w:pPr>
-      <w:r>
+        <w:spacing w:before="0" w:after="80"/>
+        <w:rPr/>
+      </w:pPr>
+      <w:r>
+        <w:rPr/>
         <w:t>2. Perform comprehensive Exploratory Data Analysis (EDA) with meaningful visualisations.</w:t>
       </w:r>
     </w:p>
     <w:p>
       <w:pPr>
+        <w:pStyle w:val="Normal"/>
         <w:numPr>
           <w:ilvl w:val="0"/>
           <w:numId w:val="1"/>
         </w:numPr>
-        <w:spacing w:after="80"/>
-      </w:pPr>
-      <w:r>
+        <w:spacing w:before="0" w:after="80"/>
+        <w:rPr/>
+      </w:pPr>
+      <w:r>
+        <w:rPr/>
         <w:t>3. Engineer informative features (Age Group, Distance Category) to improve model insight.</w:t>
       </w:r>
     </w:p>
     <w:p>
       <w:pPr>
+        <w:pStyle w:val="Normal"/>
         <w:numPr>
           <w:ilvl w:val="0"/>
           <w:numId w:val="1"/>
         </w:numPr>
-        <w:spacing w:after="80"/>
-      </w:pPr>
-      <w:r>
-        <w:lastRenderedPageBreak/>
+        <w:spacing w:before="0" w:after="80"/>
+        <w:rPr/>
+      </w:pPr>
+      <w:r>
+        <w:rPr/>
         <w:t>4. Train and evaluate three ML classification models: Logistic Regression, Random Forest, and Gradient Boosting.</w:t>
       </w:r>
     </w:p>
     <w:p>
       <w:pPr>
+        <w:pStyle w:val="Normal"/>
         <w:numPr>
           <w:ilvl w:val="0"/>
           <w:numId w:val="1"/>
         </w:numPr>
-        <w:spacing w:after="80"/>
-      </w:pPr>
-      <w:r>
+        <w:spacing w:before="0" w:after="80"/>
+        <w:rPr/>
+      </w:pPr>
+      <w:r>
+        <w:rPr/>
         <w:t>5. Compare models using Accuracy, Precision, Recall, F1-Score, AUC, Confusion Matrix and ROC curves.</w:t>
       </w:r>
     </w:p>
     <w:p>
       <w:pPr>
+        <w:pStyle w:val="Normal"/>
         <w:numPr>
           <w:ilvl w:val="0"/>
           <w:numId w:val="1"/>
         </w:numPr>
-        <w:spacing w:after="80"/>
-      </w:pPr>
-      <w:r>
-        <w:t xml:space="preserve">6. Identify key feature </w:t>
-      </w:r>
-      <w:proofErr w:type="spellStart"/>
-      <w:r>
-        <w:t>importances</w:t>
-      </w:r>
-      <w:proofErr w:type="spellEnd"/>
-      <w:r>
-        <w:t xml:space="preserve"> to guide airline service strategy.</w:t>
-      </w:r>
-    </w:p>
-    <w:p>
-      <w:pPr>
+        <w:spacing w:before="0" w:after="80"/>
+        <w:rPr/>
+      </w:pPr>
+      <w:r>
+        <w:rPr/>
+        <w:t>6. Identify key feature importances to guide airline service strategy.</w:t>
+      </w:r>
+    </w:p>
+    <w:p>
+      <w:pPr>
+        <w:pStyle w:val="Normal"/>
         <w:numPr>
           <w:ilvl w:val="0"/>
           <w:numId w:val="1"/>
         </w:numPr>
-        <w:spacing w:after="240"/>
-      </w:pPr>
-      <w:r>
-        <w:t xml:space="preserve">7. Build a professional interactive </w:t>
-      </w:r>
-      <w:proofErr w:type="spellStart"/>
-      <w:r>
-        <w:t>Streamlit</w:t>
-      </w:r>
-      <w:proofErr w:type="spellEnd"/>
-      <w:r>
-        <w:t xml:space="preserve"> dashboard with real-time prediction capability.</w:t>
+        <w:spacing w:before="0" w:after="240"/>
+        <w:rPr/>
+      </w:pPr>
+      <w:r>
+        <w:rPr/>
+        <w:t>7. Build a professional interactive Streamlit dashboard with real-time prediction capability.</w:t>
       </w:r>
     </w:p>
     <w:p>
       <w:pPr>
         <w:pStyle w:val="Heading1"/>
-        <w:spacing w:after="160"/>
+        <w:spacing w:before="240" w:after="160"/>
+        <w:rPr/>
       </w:pPr>
       <w:r>
         <w:rPr>
@@ -489,7 +572,8 @@
     <w:p>
       <w:pPr>
         <w:pStyle w:val="Heading2"/>
-        <w:spacing w:after="120"/>
+        <w:spacing w:before="40" w:after="120"/>
+        <w:rPr/>
       </w:pPr>
       <w:r>
         <w:rPr>
@@ -502,16 +586,20 @@
     </w:p>
     <w:p>
       <w:pPr>
-        <w:spacing w:after="160"/>
-      </w:pPr>
-      <w:r>
+        <w:pStyle w:val="Normal"/>
+        <w:spacing w:before="0" w:after="160"/>
+        <w:rPr/>
+      </w:pPr>
+      <w:r>
+        <w:rPr/>
         <w:t>The dataset contains 58,313 passenger records collected from an airline survey. It includes demographic information, trip details, service ratings across 13 dimensions, and delay information. The target variable satisfaction is a Boolean value (True/False) indicating whether the passenger was satisfied.</w:t>
       </w:r>
     </w:p>
     <w:p>
       <w:pPr>
         <w:pStyle w:val="Heading2"/>
-        <w:spacing w:after="120"/>
+        <w:spacing w:before="40" w:after="120"/>
+        <w:rPr/>
       </w:pPr>
       <w:r>
         <w:rPr>
@@ -525,287 +613,547 @@
     <w:tbl>
       <w:tblPr>
         <w:tblW w:w="5000" w:type="pct"/>
-        <w:tblBorders>
-          <w:top w:val="single" w:sz="4" w:space="0" w:color="auto"/>
-          <w:left w:val="single" w:sz="4" w:space="0" w:color="auto"/>
-          <w:bottom w:val="single" w:sz="4" w:space="0" w:color="auto"/>
-          <w:right w:val="single" w:sz="4" w:space="0" w:color="auto"/>
-          <w:insideH w:val="single" w:sz="4" w:space="0" w:color="auto"/>
-          <w:insideV w:val="single" w:sz="4" w:space="0" w:color="auto"/>
-        </w:tblBorders>
+        <w:jc w:val="left"/>
+        <w:tblInd w:w="0" w:type="dxa"/>
+        <w:tblLayout w:type="fixed"/>
         <w:tblCellMar>
+          <w:top w:w="0" w:type="dxa"/>
           <w:left w:w="10" w:type="dxa"/>
+          <w:bottom w:w="0" w:type="dxa"/>
           <w:right w:w="10" w:type="dxa"/>
         </w:tblCellMar>
-        <w:tblLook w:val="04A0" w:firstRow="1" w:lastRow="0" w:firstColumn="1" w:lastColumn="0" w:noHBand="0" w:noVBand="1"/>
+        <w:tblLook w:val="04a0" w:noHBand="0" w:noVBand="1" w:firstColumn="1" w:lastRow="0" w:lastColumn="0" w:firstRow="1"/>
       </w:tblPr>
       <w:tblGrid>
-        <w:gridCol w:w="1323"/>
-        <w:gridCol w:w="3680"/>
-        <w:gridCol w:w="3293"/>
+        <w:gridCol w:w="1324"/>
+        <w:gridCol w:w="3685"/>
+        <w:gridCol w:w="3297"/>
       </w:tblGrid>
       <w:tr>
         <w:trPr>
-          <w:tblHeader/>
+          <w:tblHeader w:val="true"/>
         </w:trPr>
         <w:tc>
           <w:tcPr>
-            <w:tcW w:w="0" w:type="auto"/>
-          </w:tcPr>
-          <w:p>
-            <w:r>
+            <w:tcW w:w="1324" w:type="dxa"/>
+            <w:tcBorders>
+              <w:top w:val="single" w:sz="4" w:space="0" w:color="000000"/>
+              <w:left w:val="single" w:sz="4" w:space="0" w:color="000000"/>
+              <w:bottom w:val="single" w:sz="4" w:space="0" w:color="000000"/>
+              <w:right w:val="single" w:sz="4" w:space="0" w:color="000000"/>
+            </w:tcBorders>
+          </w:tcPr>
+          <w:p>
+            <w:pPr>
+              <w:pStyle w:val="Normal"/>
+              <w:rPr/>
+            </w:pPr>
+            <w:r>
+              <w:rPr/>
               <w:t>Category</w:t>
             </w:r>
           </w:p>
         </w:tc>
         <w:tc>
           <w:tcPr>
-            <w:tcW w:w="0" w:type="auto"/>
-          </w:tcPr>
-          <w:p>
-            <w:r>
+            <w:tcW w:w="3685" w:type="dxa"/>
+            <w:tcBorders>
+              <w:top w:val="single" w:sz="4" w:space="0" w:color="000000"/>
+              <w:left w:val="single" w:sz="4" w:space="0" w:color="000000"/>
+              <w:bottom w:val="single" w:sz="4" w:space="0" w:color="000000"/>
+              <w:right w:val="single" w:sz="4" w:space="0" w:color="000000"/>
+            </w:tcBorders>
+          </w:tcPr>
+          <w:p>
+            <w:pPr>
+              <w:pStyle w:val="Normal"/>
+              <w:rPr/>
+            </w:pPr>
+            <w:r>
+              <w:rPr/>
               <w:t>Feature(s)</w:t>
             </w:r>
           </w:p>
         </w:tc>
         <w:tc>
           <w:tcPr>
-            <w:tcW w:w="0" w:type="auto"/>
-          </w:tcPr>
-          <w:p>
-            <w:r>
+            <w:tcW w:w="3297" w:type="dxa"/>
+            <w:tcBorders>
+              <w:top w:val="single" w:sz="4" w:space="0" w:color="000000"/>
+              <w:left w:val="single" w:sz="4" w:space="0" w:color="000000"/>
+              <w:bottom w:val="single" w:sz="4" w:space="0" w:color="000000"/>
+              <w:right w:val="single" w:sz="4" w:space="0" w:color="000000"/>
+            </w:tcBorders>
+          </w:tcPr>
+          <w:p>
+            <w:pPr>
+              <w:pStyle w:val="Normal"/>
+              <w:rPr/>
+            </w:pPr>
+            <w:r>
+              <w:rPr/>
               <w:t>Type / Range</w:t>
             </w:r>
           </w:p>
         </w:tc>
       </w:tr>
       <w:tr>
-        <w:tc>
-          <w:tcPr>
-            <w:tcW w:w="0" w:type="auto"/>
-          </w:tcPr>
-          <w:p>
-            <w:r>
+        <w:trPr/>
+        <w:tc>
+          <w:tcPr>
+            <w:tcW w:w="1324" w:type="dxa"/>
+            <w:tcBorders>
+              <w:top w:val="single" w:sz="4" w:space="0" w:color="000000"/>
+              <w:left w:val="single" w:sz="4" w:space="0" w:color="000000"/>
+              <w:bottom w:val="single" w:sz="4" w:space="0" w:color="000000"/>
+              <w:right w:val="single" w:sz="4" w:space="0" w:color="000000"/>
+            </w:tcBorders>
+          </w:tcPr>
+          <w:p>
+            <w:pPr>
+              <w:pStyle w:val="Normal"/>
+              <w:rPr/>
+            </w:pPr>
+            <w:r>
+              <w:rPr/>
               <w:t>Demographic</w:t>
             </w:r>
           </w:p>
         </w:tc>
         <w:tc>
           <w:tcPr>
-            <w:tcW w:w="0" w:type="auto"/>
-          </w:tcPr>
-          <w:p>
-            <w:r>
+            <w:tcW w:w="3685" w:type="dxa"/>
+            <w:tcBorders>
+              <w:top w:val="single" w:sz="4" w:space="0" w:color="000000"/>
+              <w:left w:val="single" w:sz="4" w:space="0" w:color="000000"/>
+              <w:bottom w:val="single" w:sz="4" w:space="0" w:color="000000"/>
+              <w:right w:val="single" w:sz="4" w:space="0" w:color="000000"/>
+            </w:tcBorders>
+          </w:tcPr>
+          <w:p>
+            <w:pPr>
+              <w:pStyle w:val="Normal"/>
+              <w:rPr/>
+            </w:pPr>
+            <w:r>
+              <w:rPr/>
               <w:t>Gender, Customer Type, Age</w:t>
             </w:r>
           </w:p>
         </w:tc>
         <w:tc>
           <w:tcPr>
-            <w:tcW w:w="0" w:type="auto"/>
-          </w:tcPr>
-          <w:p>
-            <w:r>
+            <w:tcW w:w="3297" w:type="dxa"/>
+            <w:tcBorders>
+              <w:top w:val="single" w:sz="4" w:space="0" w:color="000000"/>
+              <w:left w:val="single" w:sz="4" w:space="0" w:color="000000"/>
+              <w:bottom w:val="single" w:sz="4" w:space="0" w:color="000000"/>
+              <w:right w:val="single" w:sz="4" w:space="0" w:color="000000"/>
+            </w:tcBorders>
+          </w:tcPr>
+          <w:p>
+            <w:pPr>
+              <w:pStyle w:val="Normal"/>
+              <w:rPr/>
+            </w:pPr>
+            <w:r>
+              <w:rPr/>
               <w:t>Categorical / Integer (7–85)</w:t>
             </w:r>
           </w:p>
         </w:tc>
       </w:tr>
       <w:tr>
-        <w:tc>
-          <w:tcPr>
-            <w:tcW w:w="0" w:type="auto"/>
-          </w:tcPr>
-          <w:p>
-            <w:r>
+        <w:trPr/>
+        <w:tc>
+          <w:tcPr>
+            <w:tcW w:w="1324" w:type="dxa"/>
+            <w:tcBorders>
+              <w:top w:val="single" w:sz="4" w:space="0" w:color="000000"/>
+              <w:left w:val="single" w:sz="4" w:space="0" w:color="000000"/>
+              <w:bottom w:val="single" w:sz="4" w:space="0" w:color="000000"/>
+              <w:right w:val="single" w:sz="4" w:space="0" w:color="000000"/>
+            </w:tcBorders>
+          </w:tcPr>
+          <w:p>
+            <w:pPr>
+              <w:pStyle w:val="Normal"/>
+              <w:rPr/>
+            </w:pPr>
+            <w:r>
+              <w:rPr/>
               <w:t>Travel Details</w:t>
             </w:r>
           </w:p>
         </w:tc>
         <w:tc>
           <w:tcPr>
-            <w:tcW w:w="0" w:type="auto"/>
-          </w:tcPr>
-          <w:p>
-            <w:r>
+            <w:tcW w:w="3685" w:type="dxa"/>
+            <w:tcBorders>
+              <w:top w:val="single" w:sz="4" w:space="0" w:color="000000"/>
+              <w:left w:val="single" w:sz="4" w:space="0" w:color="000000"/>
+              <w:bottom w:val="single" w:sz="4" w:space="0" w:color="000000"/>
+              <w:right w:val="single" w:sz="4" w:space="0" w:color="000000"/>
+            </w:tcBorders>
+          </w:tcPr>
+          <w:p>
+            <w:pPr>
+              <w:pStyle w:val="Normal"/>
+              <w:rPr/>
+            </w:pPr>
+            <w:r>
+              <w:rPr/>
               <w:t>Type of Travel, Class, Flight Distance</w:t>
             </w:r>
           </w:p>
         </w:tc>
         <w:tc>
           <w:tcPr>
-            <w:tcW w:w="0" w:type="auto"/>
-          </w:tcPr>
-          <w:p>
-            <w:r>
+            <w:tcW w:w="3297" w:type="dxa"/>
+            <w:tcBorders>
+              <w:top w:val="single" w:sz="4" w:space="0" w:color="000000"/>
+              <w:left w:val="single" w:sz="4" w:space="0" w:color="000000"/>
+              <w:bottom w:val="single" w:sz="4" w:space="0" w:color="000000"/>
+              <w:right w:val="single" w:sz="4" w:space="0" w:color="000000"/>
+            </w:tcBorders>
+          </w:tcPr>
+          <w:p>
+            <w:pPr>
+              <w:pStyle w:val="Normal"/>
+              <w:rPr/>
+            </w:pPr>
+            <w:r>
+              <w:rPr/>
               <w:t>Categorical / Float (31–4983 km)</w:t>
             </w:r>
           </w:p>
         </w:tc>
       </w:tr>
       <w:tr>
-        <w:tc>
-          <w:tcPr>
-            <w:tcW w:w="0" w:type="auto"/>
-          </w:tcPr>
-          <w:p>
-            <w:r>
+        <w:trPr/>
+        <w:tc>
+          <w:tcPr>
+            <w:tcW w:w="1324" w:type="dxa"/>
+            <w:tcBorders>
+              <w:top w:val="single" w:sz="4" w:space="0" w:color="000000"/>
+              <w:left w:val="single" w:sz="4" w:space="0" w:color="000000"/>
+              <w:bottom w:val="single" w:sz="4" w:space="0" w:color="000000"/>
+              <w:right w:val="single" w:sz="4" w:space="0" w:color="000000"/>
+            </w:tcBorders>
+          </w:tcPr>
+          <w:p>
+            <w:pPr>
+              <w:pStyle w:val="Normal"/>
+              <w:rPr/>
+            </w:pPr>
+            <w:r>
+              <w:rPr/>
               <w:t>Service Ratings</w:t>
             </w:r>
           </w:p>
         </w:tc>
         <w:tc>
           <w:tcPr>
-            <w:tcW w:w="0" w:type="auto"/>
-          </w:tcPr>
-          <w:p>
-            <w:r>
-              <w:t>13 service dimensions (</w:t>
-            </w:r>
-            <w:proofErr w:type="spellStart"/>
-            <w:r>
-              <w:t>wifi</w:t>
-            </w:r>
-            <w:proofErr w:type="spellEnd"/>
-            <w:r>
-              <w:t>, food, seat comfort, etc.)</w:t>
-            </w:r>
-          </w:p>
-        </w:tc>
-        <w:tc>
-          <w:tcPr>
-            <w:tcW w:w="0" w:type="auto"/>
-          </w:tcPr>
-          <w:p>
-            <w:r>
+            <w:tcW w:w="3685" w:type="dxa"/>
+            <w:tcBorders>
+              <w:top w:val="single" w:sz="4" w:space="0" w:color="000000"/>
+              <w:left w:val="single" w:sz="4" w:space="0" w:color="000000"/>
+              <w:bottom w:val="single" w:sz="4" w:space="0" w:color="000000"/>
+              <w:right w:val="single" w:sz="4" w:space="0" w:color="000000"/>
+            </w:tcBorders>
+          </w:tcPr>
+          <w:p>
+            <w:pPr>
+              <w:pStyle w:val="Normal"/>
+              <w:rPr/>
+            </w:pPr>
+            <w:r>
+              <w:rPr/>
+              <w:t>13 service dimensions (wifi, food, seat comfort, etc.)</w:t>
+            </w:r>
+          </w:p>
+        </w:tc>
+        <w:tc>
+          <w:tcPr>
+            <w:tcW w:w="3297" w:type="dxa"/>
+            <w:tcBorders>
+              <w:top w:val="single" w:sz="4" w:space="0" w:color="000000"/>
+              <w:left w:val="single" w:sz="4" w:space="0" w:color="000000"/>
+              <w:bottom w:val="single" w:sz="4" w:space="0" w:color="000000"/>
+              <w:right w:val="single" w:sz="4" w:space="0" w:color="000000"/>
+            </w:tcBorders>
+          </w:tcPr>
+          <w:p>
+            <w:pPr>
+              <w:pStyle w:val="Normal"/>
+              <w:rPr/>
+            </w:pPr>
+            <w:r>
+              <w:rPr/>
               <w:t>Float (0–5 scale)</w:t>
             </w:r>
           </w:p>
         </w:tc>
       </w:tr>
       <w:tr>
-        <w:tc>
-          <w:tcPr>
-            <w:tcW w:w="0" w:type="auto"/>
-          </w:tcPr>
-          <w:p>
-            <w:r>
+        <w:trPr/>
+        <w:tc>
+          <w:tcPr>
+            <w:tcW w:w="1324" w:type="dxa"/>
+            <w:tcBorders>
+              <w:top w:val="single" w:sz="4" w:space="0" w:color="000000"/>
+              <w:left w:val="single" w:sz="4" w:space="0" w:color="000000"/>
+              <w:bottom w:val="single" w:sz="4" w:space="0" w:color="000000"/>
+              <w:right w:val="single" w:sz="4" w:space="0" w:color="000000"/>
+            </w:tcBorders>
+          </w:tcPr>
+          <w:p>
+            <w:pPr>
+              <w:pStyle w:val="Normal"/>
+              <w:rPr/>
+            </w:pPr>
+            <w:r>
+              <w:rPr/>
               <w:t>Delays</w:t>
             </w:r>
           </w:p>
         </w:tc>
         <w:tc>
           <w:tcPr>
-            <w:tcW w:w="0" w:type="auto"/>
-          </w:tcPr>
-          <w:p>
-            <w:r>
+            <w:tcW w:w="3685" w:type="dxa"/>
+            <w:tcBorders>
+              <w:top w:val="single" w:sz="4" w:space="0" w:color="000000"/>
+              <w:left w:val="single" w:sz="4" w:space="0" w:color="000000"/>
+              <w:bottom w:val="single" w:sz="4" w:space="0" w:color="000000"/>
+              <w:right w:val="single" w:sz="4" w:space="0" w:color="000000"/>
+            </w:tcBorders>
+          </w:tcPr>
+          <w:p>
+            <w:pPr>
+              <w:pStyle w:val="Normal"/>
+              <w:rPr/>
+            </w:pPr>
+            <w:r>
+              <w:rPr/>
               <w:t>Departure Delay, Arrival Delay</w:t>
             </w:r>
           </w:p>
         </w:tc>
         <w:tc>
           <w:tcPr>
-            <w:tcW w:w="0" w:type="auto"/>
-          </w:tcPr>
-          <w:p>
-            <w:r>
+            <w:tcW w:w="3297" w:type="dxa"/>
+            <w:tcBorders>
+              <w:top w:val="single" w:sz="4" w:space="0" w:color="000000"/>
+              <w:left w:val="single" w:sz="4" w:space="0" w:color="000000"/>
+              <w:bottom w:val="single" w:sz="4" w:space="0" w:color="000000"/>
+              <w:right w:val="single" w:sz="4" w:space="0" w:color="000000"/>
+            </w:tcBorders>
+          </w:tcPr>
+          <w:p>
+            <w:pPr>
+              <w:pStyle w:val="Normal"/>
+              <w:rPr/>
+            </w:pPr>
+            <w:r>
+              <w:rPr/>
               <w:t>Float in minutes (0–1280)</w:t>
             </w:r>
           </w:p>
         </w:tc>
       </w:tr>
       <w:tr>
-        <w:tc>
-          <w:tcPr>
-            <w:tcW w:w="0" w:type="auto"/>
-          </w:tcPr>
-          <w:p>
-            <w:r>
+        <w:trPr/>
+        <w:tc>
+          <w:tcPr>
+            <w:tcW w:w="1324" w:type="dxa"/>
+            <w:tcBorders>
+              <w:top w:val="single" w:sz="4" w:space="0" w:color="000000"/>
+              <w:left w:val="single" w:sz="4" w:space="0" w:color="000000"/>
+              <w:bottom w:val="single" w:sz="4" w:space="0" w:color="000000"/>
+              <w:right w:val="single" w:sz="4" w:space="0" w:color="000000"/>
+            </w:tcBorders>
+          </w:tcPr>
+          <w:p>
+            <w:pPr>
+              <w:pStyle w:val="Normal"/>
+              <w:rPr/>
+            </w:pPr>
+            <w:r>
+              <w:rPr/>
               <w:t>Target</w:t>
             </w:r>
           </w:p>
         </w:tc>
         <w:tc>
           <w:tcPr>
-            <w:tcW w:w="0" w:type="auto"/>
-          </w:tcPr>
-          <w:p>
-            <w:r>
+            <w:tcW w:w="3685" w:type="dxa"/>
+            <w:tcBorders>
+              <w:top w:val="single" w:sz="4" w:space="0" w:color="000000"/>
+              <w:left w:val="single" w:sz="4" w:space="0" w:color="000000"/>
+              <w:bottom w:val="single" w:sz="4" w:space="0" w:color="000000"/>
+              <w:right w:val="single" w:sz="4" w:space="0" w:color="000000"/>
+            </w:tcBorders>
+          </w:tcPr>
+          <w:p>
+            <w:pPr>
+              <w:pStyle w:val="Normal"/>
+              <w:rPr/>
+            </w:pPr>
+            <w:r>
+              <w:rPr/>
               <w:t>satisfaction</w:t>
             </w:r>
           </w:p>
         </w:tc>
         <w:tc>
           <w:tcPr>
-            <w:tcW w:w="0" w:type="auto"/>
-          </w:tcPr>
-          <w:p>
-            <w:r>
+            <w:tcW w:w="3297" w:type="dxa"/>
+            <w:tcBorders>
+              <w:top w:val="single" w:sz="4" w:space="0" w:color="000000"/>
+              <w:left w:val="single" w:sz="4" w:space="0" w:color="000000"/>
+              <w:bottom w:val="single" w:sz="4" w:space="0" w:color="000000"/>
+              <w:right w:val="single" w:sz="4" w:space="0" w:color="000000"/>
+            </w:tcBorders>
+          </w:tcPr>
+          <w:p>
+            <w:pPr>
+              <w:pStyle w:val="Normal"/>
+              <w:rPr/>
+            </w:pPr>
+            <w:r>
+              <w:rPr/>
               <w:t>Boolean → satisfied / neutral or dissatisfied</w:t>
             </w:r>
           </w:p>
         </w:tc>
       </w:tr>
       <w:tr>
-        <w:tc>
-          <w:tcPr>
-            <w:tcW w:w="0" w:type="auto"/>
-          </w:tcPr>
-          <w:p>
-            <w:r>
+        <w:trPr/>
+        <w:tc>
+          <w:tcPr>
+            <w:tcW w:w="1324" w:type="dxa"/>
+            <w:tcBorders>
+              <w:top w:val="single" w:sz="4" w:space="0" w:color="000000"/>
+              <w:left w:val="single" w:sz="4" w:space="0" w:color="000000"/>
+              <w:bottom w:val="single" w:sz="4" w:space="0" w:color="000000"/>
+              <w:right w:val="single" w:sz="4" w:space="0" w:color="000000"/>
+            </w:tcBorders>
+          </w:tcPr>
+          <w:p>
+            <w:pPr>
+              <w:pStyle w:val="Normal"/>
+              <w:rPr/>
+            </w:pPr>
+            <w:r>
+              <w:rPr/>
               <w:t>Engineered</w:t>
             </w:r>
           </w:p>
         </w:tc>
         <w:tc>
           <w:tcPr>
-            <w:tcW w:w="0" w:type="auto"/>
-          </w:tcPr>
-          <w:p>
-            <w:r>
+            <w:tcW w:w="3685" w:type="dxa"/>
+            <w:tcBorders>
+              <w:top w:val="single" w:sz="4" w:space="0" w:color="000000"/>
+              <w:left w:val="single" w:sz="4" w:space="0" w:color="000000"/>
+              <w:bottom w:val="single" w:sz="4" w:space="0" w:color="000000"/>
+              <w:right w:val="single" w:sz="4" w:space="0" w:color="000000"/>
+            </w:tcBorders>
+          </w:tcPr>
+          <w:p>
+            <w:pPr>
+              <w:pStyle w:val="Normal"/>
+              <w:rPr/>
+            </w:pPr>
+            <w:r>
+              <w:rPr/>
               <w:t>Age Group</w:t>
             </w:r>
           </w:p>
         </w:tc>
         <w:tc>
           <w:tcPr>
-            <w:tcW w:w="0" w:type="auto"/>
-          </w:tcPr>
-          <w:p>
-            <w:r>
+            <w:tcW w:w="3297" w:type="dxa"/>
+            <w:tcBorders>
+              <w:top w:val="single" w:sz="4" w:space="0" w:color="000000"/>
+              <w:left w:val="single" w:sz="4" w:space="0" w:color="000000"/>
+              <w:bottom w:val="single" w:sz="4" w:space="0" w:color="000000"/>
+              <w:right w:val="single" w:sz="4" w:space="0" w:color="000000"/>
+            </w:tcBorders>
+          </w:tcPr>
+          <w:p>
+            <w:pPr>
+              <w:pStyle w:val="Normal"/>
+              <w:rPr/>
+            </w:pPr>
+            <w:r>
+              <w:rPr/>
               <w:t>Categorical bins: &lt;18, 18-30, 31-45, 46-60, 60+</w:t>
             </w:r>
           </w:p>
         </w:tc>
       </w:tr>
       <w:tr>
-        <w:tc>
-          <w:tcPr>
-            <w:tcW w:w="0" w:type="auto"/>
-          </w:tcPr>
-          <w:p>
-            <w:r>
+        <w:trPr/>
+        <w:tc>
+          <w:tcPr>
+            <w:tcW w:w="1324" w:type="dxa"/>
+            <w:tcBorders>
+              <w:top w:val="single" w:sz="4" w:space="0" w:color="000000"/>
+              <w:left w:val="single" w:sz="4" w:space="0" w:color="000000"/>
+              <w:bottom w:val="single" w:sz="4" w:space="0" w:color="000000"/>
+              <w:right w:val="single" w:sz="4" w:space="0" w:color="000000"/>
+            </w:tcBorders>
+          </w:tcPr>
+          <w:p>
+            <w:pPr>
+              <w:pStyle w:val="Normal"/>
+              <w:rPr/>
+            </w:pPr>
+            <w:r>
+              <w:rPr/>
               <w:t>Engineered</w:t>
             </w:r>
           </w:p>
         </w:tc>
         <w:tc>
           <w:tcPr>
-            <w:tcW w:w="0" w:type="auto"/>
-          </w:tcPr>
-          <w:p>
-            <w:r>
+            <w:tcW w:w="3685" w:type="dxa"/>
+            <w:tcBorders>
+              <w:top w:val="single" w:sz="4" w:space="0" w:color="000000"/>
+              <w:left w:val="single" w:sz="4" w:space="0" w:color="000000"/>
+              <w:bottom w:val="single" w:sz="4" w:space="0" w:color="000000"/>
+              <w:right w:val="single" w:sz="4" w:space="0" w:color="000000"/>
+            </w:tcBorders>
+          </w:tcPr>
+          <w:p>
+            <w:pPr>
+              <w:pStyle w:val="Normal"/>
+              <w:rPr/>
+            </w:pPr>
+            <w:r>
+              <w:rPr/>
               <w:t>Distance Category</w:t>
             </w:r>
           </w:p>
         </w:tc>
         <w:tc>
           <w:tcPr>
-            <w:tcW w:w="0" w:type="auto"/>
-          </w:tcPr>
-          <w:p>
-            <w:r>
+            <w:tcW w:w="3297" w:type="dxa"/>
+            <w:tcBorders>
+              <w:top w:val="single" w:sz="4" w:space="0" w:color="000000"/>
+              <w:left w:val="single" w:sz="4" w:space="0" w:color="000000"/>
+              <w:bottom w:val="single" w:sz="4" w:space="0" w:color="000000"/>
+              <w:right w:val="single" w:sz="4" w:space="0" w:color="000000"/>
+            </w:tcBorders>
+          </w:tcPr>
+          <w:p>
+            <w:pPr>
+              <w:pStyle w:val="Normal"/>
+              <w:rPr/>
+            </w:pPr>
+            <w:r>
+              <w:rPr/>
               <w:t>Short / Medium / Long / Very Long</w:t>
             </w:r>
           </w:p>
@@ -814,13 +1162,19 @@
     </w:tbl>
     <w:p>
       <w:pPr>
-        <w:spacing w:after="160"/>
-      </w:pPr>
+        <w:pStyle w:val="Normal"/>
+        <w:spacing w:before="0" w:after="160"/>
+        <w:rPr/>
+      </w:pPr>
+      <w:r>
+        <w:rPr/>
+      </w:r>
     </w:p>
     <w:p>
       <w:pPr>
         <w:pStyle w:val="Heading2"/>
-        <w:spacing w:after="120"/>
+        <w:spacing w:before="40" w:after="120"/>
+        <w:rPr/>
       </w:pPr>
       <w:r>
         <w:rPr>
@@ -834,119 +1188,217 @@
     <w:tbl>
       <w:tblPr>
         <w:tblW w:w="4000" w:type="pct"/>
-        <w:tblBorders>
-          <w:top w:val="single" w:sz="4" w:space="0" w:color="auto"/>
-          <w:left w:val="single" w:sz="4" w:space="0" w:color="auto"/>
-          <w:bottom w:val="single" w:sz="4" w:space="0" w:color="auto"/>
-          <w:right w:val="single" w:sz="4" w:space="0" w:color="auto"/>
-          <w:insideH w:val="single" w:sz="4" w:space="0" w:color="auto"/>
-          <w:insideV w:val="single" w:sz="4" w:space="0" w:color="auto"/>
-        </w:tblBorders>
+        <w:jc w:val="left"/>
+        <w:tblInd w:w="0" w:type="dxa"/>
+        <w:tblLayout w:type="fixed"/>
         <w:tblCellMar>
+          <w:top w:w="0" w:type="dxa"/>
           <w:left w:w="10" w:type="dxa"/>
+          <w:bottom w:w="0" w:type="dxa"/>
           <w:right w:w="10" w:type="dxa"/>
         </w:tblCellMar>
-        <w:tblLook w:val="04A0" w:firstRow="1" w:lastRow="0" w:firstColumn="1" w:lastColumn="0" w:noHBand="0" w:noVBand="1"/>
+        <w:tblLook w:val="04a0" w:noHBand="0" w:noVBand="1" w:firstColumn="1" w:lastRow="0" w:lastColumn="0" w:firstRow="1"/>
       </w:tblPr>
       <w:tblGrid>
-        <w:gridCol w:w="3626"/>
-        <w:gridCol w:w="1146"/>
-        <w:gridCol w:w="1865"/>
+        <w:gridCol w:w="3629"/>
+        <w:gridCol w:w="1147"/>
+        <w:gridCol w:w="1868"/>
       </w:tblGrid>
       <w:tr>
         <w:trPr>
-          <w:tblHeader/>
+          <w:tblHeader w:val="true"/>
         </w:trPr>
         <w:tc>
           <w:tcPr>
-            <w:tcW w:w="0" w:type="auto"/>
-          </w:tcPr>
-          <w:p>
-            <w:r>
+            <w:tcW w:w="3629" w:type="dxa"/>
+            <w:tcBorders>
+              <w:top w:val="single" w:sz="4" w:space="0" w:color="000000"/>
+              <w:left w:val="single" w:sz="4" w:space="0" w:color="000000"/>
+              <w:bottom w:val="single" w:sz="4" w:space="0" w:color="000000"/>
+              <w:right w:val="single" w:sz="4" w:space="0" w:color="000000"/>
+            </w:tcBorders>
+          </w:tcPr>
+          <w:p>
+            <w:pPr>
+              <w:pStyle w:val="Normal"/>
+              <w:rPr/>
+            </w:pPr>
+            <w:r>
+              <w:rPr/>
               <w:t>Satisfaction Label</w:t>
             </w:r>
           </w:p>
         </w:tc>
         <w:tc>
           <w:tcPr>
-            <w:tcW w:w="0" w:type="auto"/>
-          </w:tcPr>
-          <w:p>
-            <w:r>
+            <w:tcW w:w="1147" w:type="dxa"/>
+            <w:tcBorders>
+              <w:top w:val="single" w:sz="4" w:space="0" w:color="000000"/>
+              <w:left w:val="single" w:sz="4" w:space="0" w:color="000000"/>
+              <w:bottom w:val="single" w:sz="4" w:space="0" w:color="000000"/>
+              <w:right w:val="single" w:sz="4" w:space="0" w:color="000000"/>
+            </w:tcBorders>
+          </w:tcPr>
+          <w:p>
+            <w:pPr>
+              <w:pStyle w:val="Normal"/>
+              <w:rPr/>
+            </w:pPr>
+            <w:r>
+              <w:rPr/>
               <w:t>Count</w:t>
             </w:r>
           </w:p>
         </w:tc>
         <w:tc>
           <w:tcPr>
-            <w:tcW w:w="0" w:type="auto"/>
-          </w:tcPr>
-          <w:p>
-            <w:r>
+            <w:tcW w:w="1868" w:type="dxa"/>
+            <w:tcBorders>
+              <w:top w:val="single" w:sz="4" w:space="0" w:color="000000"/>
+              <w:left w:val="single" w:sz="4" w:space="0" w:color="000000"/>
+              <w:bottom w:val="single" w:sz="4" w:space="0" w:color="000000"/>
+              <w:right w:val="single" w:sz="4" w:space="0" w:color="000000"/>
+            </w:tcBorders>
+          </w:tcPr>
+          <w:p>
+            <w:pPr>
+              <w:pStyle w:val="Normal"/>
+              <w:rPr/>
+            </w:pPr>
+            <w:r>
+              <w:rPr/>
               <w:t>Percentage</w:t>
             </w:r>
           </w:p>
         </w:tc>
       </w:tr>
       <w:tr>
-        <w:tc>
-          <w:tcPr>
-            <w:tcW w:w="0" w:type="auto"/>
-          </w:tcPr>
-          <w:p>
-            <w:r>
+        <w:trPr/>
+        <w:tc>
+          <w:tcPr>
+            <w:tcW w:w="3629" w:type="dxa"/>
+            <w:tcBorders>
+              <w:top w:val="single" w:sz="4" w:space="0" w:color="000000"/>
+              <w:left w:val="single" w:sz="4" w:space="0" w:color="000000"/>
+              <w:bottom w:val="single" w:sz="4" w:space="0" w:color="000000"/>
+              <w:right w:val="single" w:sz="4" w:space="0" w:color="000000"/>
+            </w:tcBorders>
+          </w:tcPr>
+          <w:p>
+            <w:pPr>
+              <w:pStyle w:val="Normal"/>
+              <w:rPr/>
+            </w:pPr>
+            <w:r>
+              <w:rPr/>
               <w:t>Satisfied</w:t>
             </w:r>
           </w:p>
         </w:tc>
         <w:tc>
           <w:tcPr>
-            <w:tcW w:w="0" w:type="auto"/>
-          </w:tcPr>
-          <w:p>
-            <w:r>
+            <w:tcW w:w="1147" w:type="dxa"/>
+            <w:tcBorders>
+              <w:top w:val="single" w:sz="4" w:space="0" w:color="000000"/>
+              <w:left w:val="single" w:sz="4" w:space="0" w:color="000000"/>
+              <w:bottom w:val="single" w:sz="4" w:space="0" w:color="000000"/>
+              <w:right w:val="single" w:sz="4" w:space="0" w:color="000000"/>
+            </w:tcBorders>
+          </w:tcPr>
+          <w:p>
+            <w:pPr>
+              <w:pStyle w:val="Normal"/>
+              <w:rPr/>
+            </w:pPr>
+            <w:r>
+              <w:rPr/>
               <w:t>25,332</w:t>
             </w:r>
           </w:p>
         </w:tc>
         <w:tc>
           <w:tcPr>
-            <w:tcW w:w="0" w:type="auto"/>
-          </w:tcPr>
-          <w:p>
-            <w:r>
+            <w:tcW w:w="1868" w:type="dxa"/>
+            <w:tcBorders>
+              <w:top w:val="single" w:sz="4" w:space="0" w:color="000000"/>
+              <w:left w:val="single" w:sz="4" w:space="0" w:color="000000"/>
+              <w:bottom w:val="single" w:sz="4" w:space="0" w:color="000000"/>
+              <w:right w:val="single" w:sz="4" w:space="0" w:color="000000"/>
+            </w:tcBorders>
+          </w:tcPr>
+          <w:p>
+            <w:pPr>
+              <w:pStyle w:val="Normal"/>
+              <w:rPr/>
+            </w:pPr>
+            <w:r>
+              <w:rPr/>
               <w:t>43.4%</w:t>
             </w:r>
           </w:p>
         </w:tc>
       </w:tr>
       <w:tr>
-        <w:tc>
-          <w:tcPr>
-            <w:tcW w:w="0" w:type="auto"/>
-          </w:tcPr>
-          <w:p>
-            <w:r>
+        <w:trPr/>
+        <w:tc>
+          <w:tcPr>
+            <w:tcW w:w="3629" w:type="dxa"/>
+            <w:tcBorders>
+              <w:top w:val="single" w:sz="4" w:space="0" w:color="000000"/>
+              <w:left w:val="single" w:sz="4" w:space="0" w:color="000000"/>
+              <w:bottom w:val="single" w:sz="4" w:space="0" w:color="000000"/>
+              <w:right w:val="single" w:sz="4" w:space="0" w:color="000000"/>
+            </w:tcBorders>
+          </w:tcPr>
+          <w:p>
+            <w:pPr>
+              <w:pStyle w:val="Normal"/>
+              <w:rPr/>
+            </w:pPr>
+            <w:r>
+              <w:rPr/>
               <w:t>Neutral or Dissatisfied</w:t>
             </w:r>
           </w:p>
         </w:tc>
         <w:tc>
           <w:tcPr>
-            <w:tcW w:w="0" w:type="auto"/>
-          </w:tcPr>
-          <w:p>
-            <w:r>
+            <w:tcW w:w="1147" w:type="dxa"/>
+            <w:tcBorders>
+              <w:top w:val="single" w:sz="4" w:space="0" w:color="000000"/>
+              <w:left w:val="single" w:sz="4" w:space="0" w:color="000000"/>
+              <w:bottom w:val="single" w:sz="4" w:space="0" w:color="000000"/>
+              <w:right w:val="single" w:sz="4" w:space="0" w:color="000000"/>
+            </w:tcBorders>
+          </w:tcPr>
+          <w:p>
+            <w:pPr>
+              <w:pStyle w:val="Normal"/>
+              <w:rPr/>
+            </w:pPr>
+            <w:r>
+              <w:rPr/>
               <w:t>32,981</w:t>
             </w:r>
           </w:p>
         </w:tc>
         <w:tc>
           <w:tcPr>
-            <w:tcW w:w="0" w:type="auto"/>
-          </w:tcPr>
-          <w:p>
-            <w:r>
+            <w:tcW w:w="1868" w:type="dxa"/>
+            <w:tcBorders>
+              <w:top w:val="single" w:sz="4" w:space="0" w:color="000000"/>
+              <w:left w:val="single" w:sz="4" w:space="0" w:color="000000"/>
+              <w:bottom w:val="single" w:sz="4" w:space="0" w:color="000000"/>
+              <w:right w:val="single" w:sz="4" w:space="0" w:color="000000"/>
+            </w:tcBorders>
+          </w:tcPr>
+          <w:p>
+            <w:pPr>
+              <w:pStyle w:val="Normal"/>
+              <w:rPr/>
+            </w:pPr>
+            <w:r>
+              <w:rPr/>
               <w:t>56.6%</w:t>
             </w:r>
           </w:p>
@@ -955,13 +1407,19 @@
     </w:tbl>
     <w:p>
       <w:pPr>
-        <w:spacing w:after="160"/>
-      </w:pPr>
+        <w:pStyle w:val="Normal"/>
+        <w:spacing w:before="0" w:after="160"/>
+        <w:rPr/>
+      </w:pPr>
+      <w:r>
+        <w:rPr/>
+      </w:r>
     </w:p>
     <w:p>
       <w:pPr>
         <w:pStyle w:val="Heading1"/>
-        <w:spacing w:after="160"/>
+        <w:spacing w:before="240" w:after="160"/>
+        <w:rPr/>
       </w:pPr>
       <w:r>
         <w:rPr>
@@ -975,7 +1433,8 @@
     <w:p>
       <w:pPr>
         <w:pStyle w:val="Heading2"/>
-        <w:spacing w:after="120"/>
+        <w:spacing w:before="40" w:after="120"/>
+        <w:rPr/>
       </w:pPr>
       <w:r>
         <w:rPr>
@@ -988,16 +1447,20 @@
     </w:p>
     <w:p>
       <w:pPr>
-        <w:spacing w:after="160"/>
-      </w:pPr>
-      <w:r>
+        <w:pStyle w:val="Normal"/>
+        <w:spacing w:before="0" w:after="160"/>
+        <w:rPr/>
+      </w:pPr>
+      <w:r>
+        <w:rPr/>
         <w:t>The dataset was loaded using Pandas from a CSV file. The raw satisfaction column contains Boolean values (True/False) which were mapped to string labels: satisfied and neutral or dissatisfied. This ensures interpretable outputs throughout the analysis and prediction pipeline.</w:t>
       </w:r>
     </w:p>
     <w:p>
       <w:pPr>
         <w:pStyle w:val="Heading2"/>
-        <w:spacing w:after="120"/>
+        <w:spacing w:before="40" w:after="120"/>
+        <w:rPr/>
       </w:pPr>
       <w:r>
         <w:rPr>
@@ -1005,104 +1468,51 @@
           <w:color w:val="2E74B5"/>
           <w:sz w:val="28"/>
         </w:rPr>
-        <w:lastRenderedPageBreak/>
-        <w:t xml:space="preserve">5.2 Data Cleaning &amp; </w:t>
-      </w:r>
-      <w:proofErr w:type="spellStart"/>
+        <w:t>5.2 Data Cleaning &amp; Preprocessing</w:t>
+      </w:r>
+    </w:p>
+    <w:p>
+      <w:pPr>
+        <w:pStyle w:val="Normal"/>
+        <w:spacing w:before="0" w:after="160"/>
+        <w:rPr/>
+      </w:pPr>
+      <w:r>
+        <w:rPr/>
+        <w:t>The following preprocessing steps were applied: (1) Typo correction — one row had 'Busi' in the Class column, corrected to 'Business'. (2) Customer Type standardisation — casing inconsistencies normalised using title-case. (3) Missing value imputation — Arrival Delay NaN values filled with the column median. (4) Rating clip — service ratings clipped to valid [0,5] range. (5) Feature engineering — Age Group (5 bins) and Distance Category (4 bins) derived from continuous variables.</w:t>
+      </w:r>
+    </w:p>
+    <w:p>
+      <w:pPr>
+        <w:pStyle w:val="Heading2"/>
+        <w:spacing w:before="40" w:after="120"/>
+        <w:rPr/>
+      </w:pPr>
       <w:r>
         <w:rPr>
           <w:b/>
           <w:color w:val="2E74B5"/>
           <w:sz w:val="28"/>
         </w:rPr>
-        <w:t>Preprocessing</w:t>
-      </w:r>
-      <w:proofErr w:type="spellEnd"/>
-    </w:p>
-    <w:p>
-      <w:pPr>
-        <w:spacing w:after="160"/>
-      </w:pPr>
-      <w:r>
-        <w:t xml:space="preserve">The following </w:t>
-      </w:r>
-      <w:proofErr w:type="spellStart"/>
-      <w:r>
-        <w:t>preprocessing</w:t>
-      </w:r>
-      <w:proofErr w:type="spellEnd"/>
-      <w:r>
-        <w:t xml:space="preserve"> steps were applied: (1) Typo correction — one row had '</w:t>
-      </w:r>
-      <w:proofErr w:type="spellStart"/>
-      <w:r>
-        <w:t>Busi</w:t>
-      </w:r>
-      <w:proofErr w:type="spellEnd"/>
-      <w:r>
-        <w:t xml:space="preserve">' in the Class column, corrected to 'Business'. (2) Customer Type standardisation — casing inconsistencies normalised using title-case. (3) Missing value imputation — Arrival Delay </w:t>
-      </w:r>
-      <w:proofErr w:type="spellStart"/>
-      <w:r>
-        <w:t>NaN</w:t>
-      </w:r>
-      <w:proofErr w:type="spellEnd"/>
-      <w:r>
-        <w:t xml:space="preserve"> values filled with the column median. (4) Rating clip — service ratings clipped to valid [0,5] range. (5) Feature engineering — Age Group (5 bins) and Distance Category (4 bins) derived from continuous variables.</w:t>
+        <w:t>5.3 ML Preprocessing</w:t>
+      </w:r>
+    </w:p>
+    <w:p>
+      <w:pPr>
+        <w:pStyle w:val="Normal"/>
+        <w:spacing w:before="0" w:after="160"/>
+        <w:rPr/>
+      </w:pPr>
+      <w:r>
+        <w:rPr/>
+        <w:t>For machine learning: Label Encoding for four categorical variables; StandardScaler normalisation of all 19 features; 80/20 stratified train/test split (random_state=42) ensuring balanced class representation. Feature columns: Gender, Customer Type, Type of Travel, Class, Age, Flight Distance, 13 service ratings, Departure Delay, Arrival Delay.</w:t>
       </w:r>
     </w:p>
     <w:p>
       <w:pPr>
         <w:pStyle w:val="Heading2"/>
-        <w:spacing w:after="120"/>
-      </w:pPr>
-      <w:r>
-        <w:rPr>
-          <w:b/>
-          <w:color w:val="2E74B5"/>
-          <w:sz w:val="28"/>
-        </w:rPr>
-        <w:t xml:space="preserve">5.3 ML </w:t>
-      </w:r>
-      <w:proofErr w:type="spellStart"/>
-      <w:r>
-        <w:rPr>
-          <w:b/>
-          <w:color w:val="2E74B5"/>
-          <w:sz w:val="28"/>
-        </w:rPr>
-        <w:t>Preprocessing</w:t>
-      </w:r>
-      <w:proofErr w:type="spellEnd"/>
-    </w:p>
-    <w:p>
-      <w:pPr>
-        <w:spacing w:after="160"/>
-      </w:pPr>
-      <w:r>
-        <w:t xml:space="preserve">For machine learning: Label Encoding for four categorical variables; </w:t>
-      </w:r>
-      <w:proofErr w:type="spellStart"/>
-      <w:r>
-        <w:t>StandardScaler</w:t>
-      </w:r>
-      <w:proofErr w:type="spellEnd"/>
-      <w:r>
-        <w:t xml:space="preserve"> normalisation of all 19 features; 80/20 stratified train/test split (</w:t>
-      </w:r>
-      <w:proofErr w:type="spellStart"/>
-      <w:r>
-        <w:t>random_state</w:t>
-      </w:r>
-      <w:proofErr w:type="spellEnd"/>
-      <w:r>
-        <w:t>=42) ensuring balanced class representation. Feature columns: Gender, Customer Type, Type of Travel, Class, Age, Flight Distance, 13 service ratings, Departure Delay, Arrival Delay.</w:t>
-      </w:r>
-    </w:p>
-    <w:p>
-      <w:pPr>
-        <w:pStyle w:val="Heading2"/>
-        <w:spacing w:after="120"/>
+        <w:spacing w:before="40" w:after="120"/>
+        <w:rPr/>
       </w:pPr>
       <w:r>
         <w:rPr>
@@ -1115,232 +1525,380 @@
     </w:p>
     <w:p>
       <w:pPr>
-        <w:spacing w:after="120"/>
-      </w:pPr>
-      <w:r>
+        <w:pStyle w:val="Normal"/>
+        <w:spacing w:before="0" w:after="120"/>
+        <w:rPr/>
+      </w:pPr>
+      <w:r>
+        <w:rPr/>
         <w:t>Three classification algorithms were selected spanning a spectrum from interpretable linear models to powerful ensemble methods:</w:t>
       </w:r>
     </w:p>
     <w:tbl>
       <w:tblPr>
         <w:tblW w:w="5000" w:type="pct"/>
-        <w:tblBorders>
-          <w:top w:val="single" w:sz="4" w:space="0" w:color="auto"/>
-          <w:left w:val="single" w:sz="4" w:space="0" w:color="auto"/>
-          <w:bottom w:val="single" w:sz="4" w:space="0" w:color="auto"/>
-          <w:right w:val="single" w:sz="4" w:space="0" w:color="auto"/>
-          <w:insideH w:val="single" w:sz="4" w:space="0" w:color="auto"/>
-          <w:insideV w:val="single" w:sz="4" w:space="0" w:color="auto"/>
-        </w:tblBorders>
+        <w:jc w:val="left"/>
+        <w:tblInd w:w="0" w:type="dxa"/>
+        <w:tblLayout w:type="fixed"/>
         <w:tblCellMar>
+          <w:top w:w="0" w:type="dxa"/>
           <w:left w:w="10" w:type="dxa"/>
+          <w:bottom w:w="0" w:type="dxa"/>
           <w:right w:w="10" w:type="dxa"/>
         </w:tblCellMar>
-        <w:tblLook w:val="04A0" w:firstRow="1" w:lastRow="0" w:firstColumn="1" w:lastColumn="0" w:noHBand="0" w:noVBand="1"/>
+        <w:tblLook w:val="04a0" w:noHBand="0" w:noVBand="1" w:firstColumn="1" w:lastRow="0" w:lastColumn="0" w:firstRow="1"/>
       </w:tblPr>
       <w:tblGrid>
-        <w:gridCol w:w="1433"/>
-        <w:gridCol w:w="1501"/>
-        <w:gridCol w:w="2572"/>
-        <w:gridCol w:w="2790"/>
+        <w:gridCol w:w="1434"/>
+        <w:gridCol w:w="1503"/>
+        <w:gridCol w:w="2575"/>
+        <w:gridCol w:w="2793"/>
       </w:tblGrid>
       <w:tr>
         <w:trPr>
-          <w:tblHeader/>
+          <w:tblHeader w:val="true"/>
         </w:trPr>
         <w:tc>
           <w:tcPr>
-            <w:tcW w:w="0" w:type="auto"/>
-          </w:tcPr>
-          <w:p>
-            <w:r>
+            <w:tcW w:w="1434" w:type="dxa"/>
+            <w:tcBorders>
+              <w:top w:val="single" w:sz="4" w:space="0" w:color="000000"/>
+              <w:left w:val="single" w:sz="4" w:space="0" w:color="000000"/>
+              <w:bottom w:val="single" w:sz="4" w:space="0" w:color="000000"/>
+              <w:right w:val="single" w:sz="4" w:space="0" w:color="000000"/>
+            </w:tcBorders>
+          </w:tcPr>
+          <w:p>
+            <w:pPr>
+              <w:pStyle w:val="Normal"/>
+              <w:rPr/>
+            </w:pPr>
+            <w:r>
+              <w:rPr/>
               <w:t>Model</w:t>
             </w:r>
           </w:p>
         </w:tc>
         <w:tc>
           <w:tcPr>
-            <w:tcW w:w="0" w:type="auto"/>
-          </w:tcPr>
-          <w:p>
-            <w:r>
+            <w:tcW w:w="1503" w:type="dxa"/>
+            <w:tcBorders>
+              <w:top w:val="single" w:sz="4" w:space="0" w:color="000000"/>
+              <w:left w:val="single" w:sz="4" w:space="0" w:color="000000"/>
+              <w:bottom w:val="single" w:sz="4" w:space="0" w:color="000000"/>
+              <w:right w:val="single" w:sz="4" w:space="0" w:color="000000"/>
+            </w:tcBorders>
+          </w:tcPr>
+          <w:p>
+            <w:pPr>
+              <w:pStyle w:val="Normal"/>
+              <w:rPr/>
+            </w:pPr>
+            <w:r>
+              <w:rPr/>
               <w:t>Type</w:t>
             </w:r>
           </w:p>
         </w:tc>
         <w:tc>
           <w:tcPr>
-            <w:tcW w:w="0" w:type="auto"/>
-          </w:tcPr>
-          <w:p>
-            <w:r>
+            <w:tcW w:w="2575" w:type="dxa"/>
+            <w:tcBorders>
+              <w:top w:val="single" w:sz="4" w:space="0" w:color="000000"/>
+              <w:left w:val="single" w:sz="4" w:space="0" w:color="000000"/>
+              <w:bottom w:val="single" w:sz="4" w:space="0" w:color="000000"/>
+              <w:right w:val="single" w:sz="4" w:space="0" w:color="000000"/>
+            </w:tcBorders>
+          </w:tcPr>
+          <w:p>
+            <w:pPr>
+              <w:pStyle w:val="Normal"/>
+              <w:rPr/>
+            </w:pPr>
+            <w:r>
+              <w:rPr/>
               <w:t>Key Hyperparameters</w:t>
             </w:r>
           </w:p>
         </w:tc>
         <w:tc>
           <w:tcPr>
-            <w:tcW w:w="0" w:type="auto"/>
-          </w:tcPr>
-          <w:p>
-            <w:r>
+            <w:tcW w:w="2793" w:type="dxa"/>
+            <w:tcBorders>
+              <w:top w:val="single" w:sz="4" w:space="0" w:color="000000"/>
+              <w:left w:val="single" w:sz="4" w:space="0" w:color="000000"/>
+              <w:bottom w:val="single" w:sz="4" w:space="0" w:color="000000"/>
+              <w:right w:val="single" w:sz="4" w:space="0" w:color="000000"/>
+            </w:tcBorders>
+          </w:tcPr>
+          <w:p>
+            <w:pPr>
+              <w:pStyle w:val="Normal"/>
+              <w:rPr/>
+            </w:pPr>
+            <w:r>
+              <w:rPr/>
               <w:t>Rationale</w:t>
             </w:r>
           </w:p>
         </w:tc>
       </w:tr>
       <w:tr>
-        <w:tc>
-          <w:tcPr>
-            <w:tcW w:w="0" w:type="auto"/>
-          </w:tcPr>
-          <w:p>
-            <w:r>
+        <w:trPr/>
+        <w:tc>
+          <w:tcPr>
+            <w:tcW w:w="1434" w:type="dxa"/>
+            <w:tcBorders>
+              <w:top w:val="single" w:sz="4" w:space="0" w:color="000000"/>
+              <w:left w:val="single" w:sz="4" w:space="0" w:color="000000"/>
+              <w:bottom w:val="single" w:sz="4" w:space="0" w:color="000000"/>
+              <w:right w:val="single" w:sz="4" w:space="0" w:color="000000"/>
+            </w:tcBorders>
+          </w:tcPr>
+          <w:p>
+            <w:pPr>
+              <w:pStyle w:val="Normal"/>
+              <w:rPr/>
+            </w:pPr>
+            <w:r>
+              <w:rPr/>
               <w:t>Logistic Regression</w:t>
             </w:r>
           </w:p>
         </w:tc>
         <w:tc>
           <w:tcPr>
-            <w:tcW w:w="0" w:type="auto"/>
-          </w:tcPr>
-          <w:p>
-            <w:r>
+            <w:tcW w:w="1503" w:type="dxa"/>
+            <w:tcBorders>
+              <w:top w:val="single" w:sz="4" w:space="0" w:color="000000"/>
+              <w:left w:val="single" w:sz="4" w:space="0" w:color="000000"/>
+              <w:bottom w:val="single" w:sz="4" w:space="0" w:color="000000"/>
+              <w:right w:val="single" w:sz="4" w:space="0" w:color="000000"/>
+            </w:tcBorders>
+          </w:tcPr>
+          <w:p>
+            <w:pPr>
+              <w:pStyle w:val="Normal"/>
+              <w:rPr/>
+            </w:pPr>
+            <w:r>
+              <w:rPr/>
               <w:t>Linear Classifier</w:t>
             </w:r>
           </w:p>
         </w:tc>
         <w:tc>
           <w:tcPr>
-            <w:tcW w:w="0" w:type="auto"/>
-          </w:tcPr>
-          <w:p>
-            <w:proofErr w:type="spellStart"/>
-            <w:r>
-              <w:t>max_iter</w:t>
-            </w:r>
-            <w:proofErr w:type="spellEnd"/>
-            <w:r>
-              <w:t>=1000, C=1.0</w:t>
-            </w:r>
-          </w:p>
-        </w:tc>
-        <w:tc>
-          <w:tcPr>
-            <w:tcW w:w="0" w:type="auto"/>
-          </w:tcPr>
-          <w:p>
-            <w:r>
+            <w:tcW w:w="2575" w:type="dxa"/>
+            <w:tcBorders>
+              <w:top w:val="single" w:sz="4" w:space="0" w:color="000000"/>
+              <w:left w:val="single" w:sz="4" w:space="0" w:color="000000"/>
+              <w:bottom w:val="single" w:sz="4" w:space="0" w:color="000000"/>
+              <w:right w:val="single" w:sz="4" w:space="0" w:color="000000"/>
+            </w:tcBorders>
+          </w:tcPr>
+          <w:p>
+            <w:pPr>
+              <w:pStyle w:val="Normal"/>
+              <w:rPr/>
+            </w:pPr>
+            <w:r>
+              <w:rPr/>
+              <w:t>max_iter=1000, C=1.0</w:t>
+            </w:r>
+          </w:p>
+        </w:tc>
+        <w:tc>
+          <w:tcPr>
+            <w:tcW w:w="2793" w:type="dxa"/>
+            <w:tcBorders>
+              <w:top w:val="single" w:sz="4" w:space="0" w:color="000000"/>
+              <w:left w:val="single" w:sz="4" w:space="0" w:color="000000"/>
+              <w:bottom w:val="single" w:sz="4" w:space="0" w:color="000000"/>
+              <w:right w:val="single" w:sz="4" w:space="0" w:color="000000"/>
+            </w:tcBorders>
+          </w:tcPr>
+          <w:p>
+            <w:pPr>
+              <w:pStyle w:val="Normal"/>
+              <w:rPr/>
+            </w:pPr>
+            <w:r>
+              <w:rPr/>
               <w:t>Baseline; interpretable coefficients</w:t>
             </w:r>
           </w:p>
         </w:tc>
       </w:tr>
       <w:tr>
-        <w:tc>
-          <w:tcPr>
-            <w:tcW w:w="0" w:type="auto"/>
-          </w:tcPr>
-          <w:p>
-            <w:r>
+        <w:trPr/>
+        <w:tc>
+          <w:tcPr>
+            <w:tcW w:w="1434" w:type="dxa"/>
+            <w:tcBorders>
+              <w:top w:val="single" w:sz="4" w:space="0" w:color="000000"/>
+              <w:left w:val="single" w:sz="4" w:space="0" w:color="000000"/>
+              <w:bottom w:val="single" w:sz="4" w:space="0" w:color="000000"/>
+              <w:right w:val="single" w:sz="4" w:space="0" w:color="000000"/>
+            </w:tcBorders>
+          </w:tcPr>
+          <w:p>
+            <w:pPr>
+              <w:pStyle w:val="Normal"/>
+              <w:rPr/>
+            </w:pPr>
+            <w:r>
+              <w:rPr/>
               <w:t>Random Forest</w:t>
             </w:r>
           </w:p>
         </w:tc>
         <w:tc>
           <w:tcPr>
-            <w:tcW w:w="0" w:type="auto"/>
-          </w:tcPr>
-          <w:p>
-            <w:r>
+            <w:tcW w:w="1503" w:type="dxa"/>
+            <w:tcBorders>
+              <w:top w:val="single" w:sz="4" w:space="0" w:color="000000"/>
+              <w:left w:val="single" w:sz="4" w:space="0" w:color="000000"/>
+              <w:bottom w:val="single" w:sz="4" w:space="0" w:color="000000"/>
+              <w:right w:val="single" w:sz="4" w:space="0" w:color="000000"/>
+            </w:tcBorders>
+          </w:tcPr>
+          <w:p>
+            <w:pPr>
+              <w:pStyle w:val="Normal"/>
+              <w:rPr/>
+            </w:pPr>
+            <w:r>
+              <w:rPr/>
               <w:t>Ensemble (Bagging)</w:t>
             </w:r>
           </w:p>
         </w:tc>
         <w:tc>
           <w:tcPr>
-            <w:tcW w:w="0" w:type="auto"/>
-          </w:tcPr>
-          <w:p>
-            <w:proofErr w:type="spellStart"/>
-            <w:r>
-              <w:t>n_estimators</w:t>
-            </w:r>
-            <w:proofErr w:type="spellEnd"/>
-            <w:r>
-              <w:t xml:space="preserve">=150, </w:t>
-            </w:r>
-            <w:proofErr w:type="spellStart"/>
-            <w:r>
-              <w:t>max_depth</w:t>
-            </w:r>
-            <w:proofErr w:type="spellEnd"/>
-            <w:r>
-              <w:t>=12</w:t>
-            </w:r>
-          </w:p>
-        </w:tc>
-        <w:tc>
-          <w:tcPr>
-            <w:tcW w:w="0" w:type="auto"/>
-          </w:tcPr>
-          <w:p>
-            <w:r>
+            <w:tcW w:w="2575" w:type="dxa"/>
+            <w:tcBorders>
+              <w:top w:val="single" w:sz="4" w:space="0" w:color="000000"/>
+              <w:left w:val="single" w:sz="4" w:space="0" w:color="000000"/>
+              <w:bottom w:val="single" w:sz="4" w:space="0" w:color="000000"/>
+              <w:right w:val="single" w:sz="4" w:space="0" w:color="000000"/>
+            </w:tcBorders>
+          </w:tcPr>
+          <w:p>
+            <w:pPr>
+              <w:pStyle w:val="Normal"/>
+              <w:rPr/>
+            </w:pPr>
+            <w:r>
+              <w:rPr/>
+              <w:t>n_estimators=150, max_depth=12</w:t>
+            </w:r>
+          </w:p>
+        </w:tc>
+        <w:tc>
+          <w:tcPr>
+            <w:tcW w:w="2793" w:type="dxa"/>
+            <w:tcBorders>
+              <w:top w:val="single" w:sz="4" w:space="0" w:color="000000"/>
+              <w:left w:val="single" w:sz="4" w:space="0" w:color="000000"/>
+              <w:bottom w:val="single" w:sz="4" w:space="0" w:color="000000"/>
+              <w:right w:val="single" w:sz="4" w:space="0" w:color="000000"/>
+            </w:tcBorders>
+          </w:tcPr>
+          <w:p>
+            <w:pPr>
+              <w:pStyle w:val="Normal"/>
+              <w:rPr/>
+            </w:pPr>
+            <w:r>
+              <w:rPr/>
               <w:t>Handles non-linearity; feature importance</w:t>
             </w:r>
           </w:p>
         </w:tc>
       </w:tr>
       <w:tr>
-        <w:tc>
-          <w:tcPr>
-            <w:tcW w:w="0" w:type="auto"/>
-          </w:tcPr>
-          <w:p>
-            <w:r>
+        <w:trPr/>
+        <w:tc>
+          <w:tcPr>
+            <w:tcW w:w="1434" w:type="dxa"/>
+            <w:tcBorders>
+              <w:top w:val="single" w:sz="4" w:space="0" w:color="000000"/>
+              <w:left w:val="single" w:sz="4" w:space="0" w:color="000000"/>
+              <w:bottom w:val="single" w:sz="4" w:space="0" w:color="000000"/>
+              <w:right w:val="single" w:sz="4" w:space="0" w:color="000000"/>
+            </w:tcBorders>
+          </w:tcPr>
+          <w:p>
+            <w:pPr>
+              <w:pStyle w:val="Normal"/>
+              <w:rPr/>
+            </w:pPr>
+            <w:r>
+              <w:rPr/>
               <w:t>Gradient Boosting</w:t>
             </w:r>
           </w:p>
         </w:tc>
         <w:tc>
           <w:tcPr>
-            <w:tcW w:w="0" w:type="auto"/>
-          </w:tcPr>
-          <w:p>
-            <w:r>
+            <w:tcW w:w="1503" w:type="dxa"/>
+            <w:tcBorders>
+              <w:top w:val="single" w:sz="4" w:space="0" w:color="000000"/>
+              <w:left w:val="single" w:sz="4" w:space="0" w:color="000000"/>
+              <w:bottom w:val="single" w:sz="4" w:space="0" w:color="000000"/>
+              <w:right w:val="single" w:sz="4" w:space="0" w:color="000000"/>
+            </w:tcBorders>
+          </w:tcPr>
+          <w:p>
+            <w:pPr>
+              <w:pStyle w:val="Normal"/>
+              <w:rPr/>
+            </w:pPr>
+            <w:r>
+              <w:rPr/>
               <w:t>Ensemble (Boosting)</w:t>
             </w:r>
           </w:p>
         </w:tc>
         <w:tc>
           <w:tcPr>
-            <w:tcW w:w="0" w:type="auto"/>
-          </w:tcPr>
-          <w:p>
-            <w:proofErr w:type="spellStart"/>
-            <w:r>
-              <w:t>n_estimators</w:t>
-            </w:r>
-            <w:proofErr w:type="spellEnd"/>
-            <w:r>
-              <w:t xml:space="preserve">=150, </w:t>
-            </w:r>
-            <w:proofErr w:type="spellStart"/>
-            <w:r>
-              <w:t>lr</w:t>
-            </w:r>
-            <w:proofErr w:type="spellEnd"/>
-            <w:r>
-              <w:t>=0.1, depth=5</w:t>
-            </w:r>
-          </w:p>
-        </w:tc>
-        <w:tc>
-          <w:tcPr>
-            <w:tcW w:w="0" w:type="auto"/>
-          </w:tcPr>
-          <w:p>
-            <w:r>
+            <w:tcW w:w="2575" w:type="dxa"/>
+            <w:tcBorders>
+              <w:top w:val="single" w:sz="4" w:space="0" w:color="000000"/>
+              <w:left w:val="single" w:sz="4" w:space="0" w:color="000000"/>
+              <w:bottom w:val="single" w:sz="4" w:space="0" w:color="000000"/>
+              <w:right w:val="single" w:sz="4" w:space="0" w:color="000000"/>
+            </w:tcBorders>
+          </w:tcPr>
+          <w:p>
+            <w:pPr>
+              <w:pStyle w:val="Normal"/>
+              <w:rPr/>
+            </w:pPr>
+            <w:r>
+              <w:rPr/>
+              <w:t>n_estimators=150, lr=0.1, depth=5</w:t>
+            </w:r>
+          </w:p>
+        </w:tc>
+        <w:tc>
+          <w:tcPr>
+            <w:tcW w:w="2793" w:type="dxa"/>
+            <w:tcBorders>
+              <w:top w:val="single" w:sz="4" w:space="0" w:color="000000"/>
+              <w:left w:val="single" w:sz="4" w:space="0" w:color="000000"/>
+              <w:bottom w:val="single" w:sz="4" w:space="0" w:color="000000"/>
+              <w:right w:val="single" w:sz="4" w:space="0" w:color="000000"/>
+            </w:tcBorders>
+          </w:tcPr>
+          <w:p>
+            <w:pPr>
+              <w:pStyle w:val="Normal"/>
+              <w:rPr/>
+            </w:pPr>
+            <w:r>
+              <w:rPr/>
               <w:t>Sequential error correction; high accuracy</w:t>
             </w:r>
           </w:p>
@@ -1349,13 +1907,19 @@
     </w:tbl>
     <w:p>
       <w:pPr>
-        <w:spacing w:after="160"/>
-      </w:pPr>
+        <w:pStyle w:val="Normal"/>
+        <w:spacing w:before="0" w:after="160"/>
+        <w:rPr/>
+      </w:pPr>
+      <w:r>
+        <w:rPr/>
+      </w:r>
     </w:p>
     <w:p>
       <w:pPr>
         <w:pStyle w:val="Heading1"/>
-        <w:spacing w:after="160"/>
+        <w:spacing w:before="240" w:after="160"/>
+        <w:rPr/>
       </w:pPr>
       <w:r>
         <w:rPr>
@@ -1369,7 +1933,8 @@
     <w:p>
       <w:pPr>
         <w:pStyle w:val="Heading2"/>
-        <w:spacing w:after="120"/>
+        <w:spacing w:before="40" w:after="120"/>
+        <w:rPr/>
       </w:pPr>
       <w:r>
         <w:rPr>
@@ -1382,33 +1947,28 @@
     </w:p>
     <w:p>
       <w:pPr>
-        <w:spacing w:after="160"/>
-      </w:pPr>
-      <w:r>
-        <w:t xml:space="preserve">The dataset shows a slight class imbalance: 43.4% satisfied (25,332) and 56.6% neutral/dissatisfied (32,981). This distribution contextualises model evaluation — accuracy alone is </w:t>
-      </w:r>
-      <w:proofErr w:type="gramStart"/>
-      <w:r>
-        <w:t>insufficient,</w:t>
-      </w:r>
-      <w:proofErr w:type="gramEnd"/>
-      <w:r>
-        <w:t xml:space="preserve"> precision and recall must be considered.</w:t>
-      </w:r>
-    </w:p>
-    <w:p>
-      <w:pPr>
-        <w:spacing w:line="240" w:lineRule="auto"/>
-      </w:pPr>
-      <w:r>
-        <w:rPr>
-          <w:noProof/>
-        </w:rPr>
+        <w:pStyle w:val="Normal"/>
+        <w:spacing w:before="0" w:after="160"/>
+        <w:rPr/>
+      </w:pPr>
+      <w:r>
+        <w:rPr/>
+        <w:t>The dataset shows a slight class imbalance: 43.4% satisfied (25,332) and 56.6% neutral/dissatisfied (32,981). This distribution contextualises model evaluation — accuracy alone is insufficient, precision and recall must be considered.</w:t>
+      </w:r>
+    </w:p>
+    <w:p>
+      <w:pPr>
+        <w:pStyle w:val="Normal"/>
+        <w:spacing w:lineRule="auto" w:line="240"/>
+        <w:rPr/>
+      </w:pPr>
+      <w:r>
+        <w:rPr/>
         <w:drawing>
           <wp:inline distT="0" distB="0" distL="0" distR="0">
-            <wp:extent cx="5040000" cy="2076551"/>
+            <wp:extent cx="5039995" cy="2076450"/>
             <wp:effectExtent l="0" t="0" r="0" b="0"/>
-            <wp:docPr id="1" name="fig1_satisfaction_dist.png"/>
+            <wp:docPr id="1" name="fig1_satisfaction_dist.png" descr=""/>
             <wp:cNvGraphicFramePr>
               <a:graphicFrameLocks xmlns:a="http://schemas.openxmlformats.org/drawingml/2006/main" noChangeAspect="1"/>
             </wp:cNvGraphicFramePr>
@@ -1416,19 +1976,21 @@
               <a:graphicData uri="http://schemas.openxmlformats.org/drawingml/2006/picture">
                 <pic:pic xmlns:pic="http://schemas.openxmlformats.org/drawingml/2006/picture">
                   <pic:nvPicPr>
-                    <pic:cNvPr id="1" name="fig1_satisfaction_dist.png"/>
-                    <pic:cNvPicPr/>
+                    <pic:cNvPr id="1" name="fig1_satisfaction_dist.png" descr=""/>
+                    <pic:cNvPicPr>
+                      <a:picLocks noChangeAspect="1" noChangeArrowheads="1"/>
+                    </pic:cNvPicPr>
                   </pic:nvPicPr>
                   <pic:blipFill>
-                    <a:blip r:embed="rId7" cstate="print"/>
+                    <a:blip r:embed="rId2"/>
                     <a:stretch>
                       <a:fillRect/>
                     </a:stretch>
                   </pic:blipFill>
-                  <pic:spPr>
+                  <pic:spPr bwMode="auto">
                     <a:xfrm>
                       <a:off x="0" y="0"/>
-                      <a:ext cx="5040000" cy="2076551"/>
+                      <a:ext cx="5039995" cy="2076450"/>
                     </a:xfrm>
                     <a:prstGeom prst="rect">
                       <a:avLst/>
@@ -1444,7 +2006,8 @@
     <w:p>
       <w:pPr>
         <w:pStyle w:val="Heading2"/>
-        <w:spacing w:after="120"/>
+        <w:spacing w:before="40" w:after="120"/>
+        <w:rPr/>
       </w:pPr>
       <w:r>
         <w:rPr>
@@ -1452,31 +2015,33 @@
           <w:color w:val="2E74B5"/>
           <w:sz w:val="28"/>
         </w:rPr>
-        <w:lastRenderedPageBreak/>
         <w:t>6.2 Demographic Breakdown</w:t>
       </w:r>
     </w:p>
     <w:p>
       <w:pPr>
-        <w:spacing w:after="160"/>
-      </w:pPr>
-      <w:r>
+        <w:pStyle w:val="Normal"/>
+        <w:spacing w:before="0" w:after="160"/>
+        <w:rPr/>
+      </w:pPr>
+      <w:r>
+        <w:rPr/>
         <w:t>Business class passengers show substantially higher satisfaction than Eco and Eco Plus travellers. Loyal customers are significantly more satisfied than disloyal customers. Business travellers show higher satisfaction than personal travellers. Gender shows relatively balanced satisfaction rates between males and females.</w:t>
       </w:r>
     </w:p>
     <w:p>
       <w:pPr>
-        <w:spacing w:line="240" w:lineRule="auto"/>
-      </w:pPr>
-      <w:r>
-        <w:rPr>
-          <w:noProof/>
-        </w:rPr>
+        <w:pStyle w:val="Normal"/>
+        <w:spacing w:lineRule="auto" w:line="240"/>
+        <w:rPr/>
+      </w:pPr>
+      <w:r>
+        <w:rPr/>
         <w:drawing>
           <wp:inline distT="0" distB="0" distL="0" distR="0">
-            <wp:extent cx="5400000" cy="3836756"/>
+            <wp:extent cx="5400040" cy="3836670"/>
             <wp:effectExtent l="0" t="0" r="0" b="0"/>
-            <wp:docPr id="2" name="fig2_demographics.png"/>
+            <wp:docPr id="2" name="fig2_demographics.png" descr=""/>
             <wp:cNvGraphicFramePr>
               <a:graphicFrameLocks xmlns:a="http://schemas.openxmlformats.org/drawingml/2006/main" noChangeAspect="1"/>
             </wp:cNvGraphicFramePr>
@@ -1484,19 +2049,21 @@
               <a:graphicData uri="http://schemas.openxmlformats.org/drawingml/2006/picture">
                 <pic:pic xmlns:pic="http://schemas.openxmlformats.org/drawingml/2006/picture">
                   <pic:nvPicPr>
-                    <pic:cNvPr id="2" name="fig2_demographics.png"/>
-                    <pic:cNvPicPr/>
+                    <pic:cNvPr id="2" name="fig2_demographics.png" descr=""/>
+                    <pic:cNvPicPr>
+                      <a:picLocks noChangeAspect="1" noChangeArrowheads="1"/>
+                    </pic:cNvPicPr>
                   </pic:nvPicPr>
                   <pic:blipFill>
-                    <a:blip r:embed="rId8" cstate="print"/>
+                    <a:blip r:embed="rId3"/>
                     <a:stretch>
                       <a:fillRect/>
                     </a:stretch>
                   </pic:blipFill>
-                  <pic:spPr>
+                  <pic:spPr bwMode="auto">
                     <a:xfrm>
                       <a:off x="0" y="0"/>
-                      <a:ext cx="5400000" cy="3836756"/>
+                      <a:ext cx="5400040" cy="3836670"/>
                     </a:xfrm>
                     <a:prstGeom prst="rect">
                       <a:avLst/>
@@ -1512,7 +2079,8 @@
     <w:p>
       <w:pPr>
         <w:pStyle w:val="Heading2"/>
-        <w:spacing w:after="120"/>
+        <w:spacing w:before="40" w:after="120"/>
+        <w:rPr/>
       </w:pPr>
       <w:r>
         <w:rPr>
@@ -1525,25 +2093,28 @@
     </w:p>
     <w:p>
       <w:pPr>
-        <w:spacing w:after="160"/>
-      </w:pPr>
-      <w:r>
+        <w:pStyle w:val="Normal"/>
+        <w:spacing w:before="0" w:after="160"/>
+        <w:rPr/>
+      </w:pPr>
+      <w:r>
+        <w:rPr/>
         <w:t>Passenger ages range from 7 to 85 years with a mean of 39.3. The 31-60 age group shows the highest satisfaction rates. Younger passengers (&lt;18) and older passengers (60+) tend to have lower satisfaction, reflecting differences in service expectations and entertainment preferences.</w:t>
       </w:r>
     </w:p>
     <w:p>
       <w:pPr>
-        <w:spacing w:line="240" w:lineRule="auto"/>
-      </w:pPr>
-      <w:r>
-        <w:rPr>
-          <w:noProof/>
-        </w:rPr>
+        <w:pStyle w:val="Normal"/>
+        <w:spacing w:lineRule="auto" w:line="240"/>
+        <w:rPr/>
+      </w:pPr>
+      <w:r>
+        <w:rPr/>
         <w:drawing>
           <wp:inline distT="0" distB="0" distL="0" distR="0">
-            <wp:extent cx="5400000" cy="1890810"/>
+            <wp:extent cx="5400040" cy="1891030"/>
             <wp:effectExtent l="0" t="0" r="0" b="0"/>
-            <wp:docPr id="3" name="fig3_age.png"/>
+            <wp:docPr id="3" name="fig3_age.png" descr=""/>
             <wp:cNvGraphicFramePr>
               <a:graphicFrameLocks xmlns:a="http://schemas.openxmlformats.org/drawingml/2006/main" noChangeAspect="1"/>
             </wp:cNvGraphicFramePr>
@@ -1551,19 +2122,21 @@
               <a:graphicData uri="http://schemas.openxmlformats.org/drawingml/2006/picture">
                 <pic:pic xmlns:pic="http://schemas.openxmlformats.org/drawingml/2006/picture">
                   <pic:nvPicPr>
-                    <pic:cNvPr id="3" name="fig3_age.png"/>
-                    <pic:cNvPicPr/>
+                    <pic:cNvPr id="3" name="fig3_age.png" descr=""/>
+                    <pic:cNvPicPr>
+                      <a:picLocks noChangeAspect="1" noChangeArrowheads="1"/>
+                    </pic:cNvPicPr>
                   </pic:nvPicPr>
                   <pic:blipFill>
-                    <a:blip r:embed="rId9" cstate="print"/>
+                    <a:blip r:embed="rId4"/>
                     <a:stretch>
                       <a:fillRect/>
                     </a:stretch>
                   </pic:blipFill>
-                  <pic:spPr>
+                  <pic:spPr bwMode="auto">
                     <a:xfrm>
                       <a:off x="0" y="0"/>
-                      <a:ext cx="5400000" cy="1890810"/>
+                      <a:ext cx="5400040" cy="1891030"/>
                     </a:xfrm>
                     <a:prstGeom prst="rect">
                       <a:avLst/>
@@ -1579,7 +2152,8 @@
     <w:p>
       <w:pPr>
         <w:pStyle w:val="Heading2"/>
-        <w:spacing w:after="120"/>
+        <w:spacing w:before="40" w:after="120"/>
+        <w:rPr/>
       </w:pPr>
       <w:r>
         <w:rPr>
@@ -1592,29 +2166,28 @@
     </w:p>
     <w:p>
       <w:pPr>
-        <w:spacing w:after="160"/>
-      </w:pPr>
-      <w:r>
-        <w:t xml:space="preserve">Flight distances range from 31 to 4,983 km. Medium and long-haul flights (500-3000 km) tend to have higher satisfaction. Short-haul flights (&lt;500 km) show more dissatisfaction — </w:t>
-      </w:r>
-      <w:r>
-        <w:lastRenderedPageBreak/>
-        <w:t>potentially because short flights provide fewer opportunities to compensate for boarding or comfort issues.</w:t>
-      </w:r>
-    </w:p>
-    <w:p>
-      <w:pPr>
-        <w:spacing w:line="240" w:lineRule="auto"/>
-      </w:pPr>
-      <w:r>
-        <w:rPr>
-          <w:noProof/>
-        </w:rPr>
+        <w:pStyle w:val="Normal"/>
+        <w:spacing w:before="0" w:after="160"/>
+        <w:rPr/>
+      </w:pPr>
+      <w:r>
+        <w:rPr/>
+        <w:t>Flight distances range from 31 to 4,983 km. Medium and long-haul flights (500-3000 km) tend to have higher satisfaction. Short-haul flights (&lt;500 km) show more dissatisfaction — potentially because short flights provide fewer opportunities to compensate for boarding or comfort issues.</w:t>
+      </w:r>
+    </w:p>
+    <w:p>
+      <w:pPr>
+        <w:pStyle w:val="Normal"/>
+        <w:spacing w:lineRule="auto" w:line="240"/>
+        <w:rPr/>
+      </w:pPr>
+      <w:r>
+        <w:rPr/>
         <w:drawing>
           <wp:inline distT="0" distB="0" distL="0" distR="0">
-            <wp:extent cx="5400000" cy="1906650"/>
+            <wp:extent cx="5400040" cy="1906270"/>
             <wp:effectExtent l="0" t="0" r="0" b="0"/>
-            <wp:docPr id="4" name="fig12_distance.png"/>
+            <wp:docPr id="4" name="fig12_distance.png" descr=""/>
             <wp:cNvGraphicFramePr>
               <a:graphicFrameLocks xmlns:a="http://schemas.openxmlformats.org/drawingml/2006/main" noChangeAspect="1"/>
             </wp:cNvGraphicFramePr>
@@ -1622,19 +2195,21 @@
               <a:graphicData uri="http://schemas.openxmlformats.org/drawingml/2006/picture">
                 <pic:pic xmlns:pic="http://schemas.openxmlformats.org/drawingml/2006/picture">
                   <pic:nvPicPr>
-                    <pic:cNvPr id="4" name="fig12_distance.png"/>
-                    <pic:cNvPicPr/>
+                    <pic:cNvPr id="4" name="fig12_distance.png" descr=""/>
+                    <pic:cNvPicPr>
+                      <a:picLocks noChangeAspect="1" noChangeArrowheads="1"/>
+                    </pic:cNvPicPr>
                   </pic:nvPicPr>
                   <pic:blipFill>
-                    <a:blip r:embed="rId10" cstate="print"/>
+                    <a:blip r:embed="rId5"/>
                     <a:stretch>
                       <a:fillRect/>
                     </a:stretch>
                   </pic:blipFill>
-                  <pic:spPr>
+                  <pic:spPr bwMode="auto">
                     <a:xfrm>
                       <a:off x="0" y="0"/>
-                      <a:ext cx="5400000" cy="1906650"/>
+                      <a:ext cx="5400040" cy="1906270"/>
                     </a:xfrm>
                     <a:prstGeom prst="rect">
                       <a:avLst/>
@@ -1650,7 +2225,8 @@
     <w:p>
       <w:pPr>
         <w:pStyle w:val="Heading2"/>
-        <w:spacing w:after="120"/>
+        <w:spacing w:before="40" w:after="120"/>
+        <w:rPr/>
       </w:pPr>
       <w:r>
         <w:rPr>
@@ -1663,33 +2239,28 @@
     </w:p>
     <w:p>
       <w:pPr>
-        <w:spacing w:after="160"/>
-      </w:pPr>
-      <w:r>
-        <w:t xml:space="preserve">Both departure and arrival delays are heavily right-skewed — most passengers experience zero or minimal delay. However, even </w:t>
-      </w:r>
-      <w:proofErr w:type="gramStart"/>
-      <w:r>
-        <w:t>15-30 minute</w:t>
-      </w:r>
-      <w:proofErr w:type="gramEnd"/>
-      <w:r>
-        <w:t xml:space="preserve"> delays are associated with measurably higher dissatisfaction. Arrival delay shows a stronger negative correlation with satisfaction than departure delay.</w:t>
-      </w:r>
-    </w:p>
-    <w:p>
-      <w:pPr>
-        <w:spacing w:line="240" w:lineRule="auto"/>
-      </w:pPr>
-      <w:r>
-        <w:rPr>
-          <w:noProof/>
-        </w:rPr>
+        <w:pStyle w:val="Normal"/>
+        <w:spacing w:before="0" w:after="160"/>
+        <w:rPr/>
+      </w:pPr>
+      <w:r>
+        <w:rPr/>
+        <w:t>Both departure and arrival delays are heavily right-skewed — most passengers experience zero or minimal delay. However, even 15-30 minute delays are associated with measurably higher dissatisfaction. Arrival delay shows a stronger negative correlation with satisfaction than departure delay.</w:t>
+      </w:r>
+    </w:p>
+    <w:p>
+      <w:pPr>
+        <w:pStyle w:val="Normal"/>
+        <w:spacing w:lineRule="auto" w:line="240"/>
+        <w:rPr/>
+      </w:pPr>
+      <w:r>
+        <w:rPr/>
         <w:drawing>
           <wp:inline distT="0" distB="0" distL="0" distR="0">
-            <wp:extent cx="5400000" cy="1890810"/>
+            <wp:extent cx="5400040" cy="1891030"/>
             <wp:effectExtent l="0" t="0" r="0" b="0"/>
-            <wp:docPr id="5" name="fig7_delays.png"/>
+            <wp:docPr id="5" name="fig7_delays.png" descr=""/>
             <wp:cNvGraphicFramePr>
               <a:graphicFrameLocks xmlns:a="http://schemas.openxmlformats.org/drawingml/2006/main" noChangeAspect="1"/>
             </wp:cNvGraphicFramePr>
@@ -1697,19 +2268,21 @@
               <a:graphicData uri="http://schemas.openxmlformats.org/drawingml/2006/picture">
                 <pic:pic xmlns:pic="http://schemas.openxmlformats.org/drawingml/2006/picture">
                   <pic:nvPicPr>
-                    <pic:cNvPr id="5" name="fig7_delays.png"/>
-                    <pic:cNvPicPr/>
+                    <pic:cNvPr id="5" name="fig7_delays.png" descr=""/>
+                    <pic:cNvPicPr>
+                      <a:picLocks noChangeAspect="1" noChangeArrowheads="1"/>
+                    </pic:cNvPicPr>
                   </pic:nvPicPr>
                   <pic:blipFill>
-                    <a:blip r:embed="rId11" cstate="print"/>
+                    <a:blip r:embed="rId6"/>
                     <a:stretch>
                       <a:fillRect/>
                     </a:stretch>
                   </pic:blipFill>
-                  <pic:spPr>
+                  <pic:spPr bwMode="auto">
                     <a:xfrm>
                       <a:off x="0" y="0"/>
-                      <a:ext cx="5400000" cy="1890810"/>
+                      <a:ext cx="5400040" cy="1891030"/>
                     </a:xfrm>
                     <a:prstGeom prst="rect">
                       <a:avLst/>
@@ -1725,7 +2298,8 @@
     <w:p>
       <w:pPr>
         <w:pStyle w:val="Heading2"/>
-        <w:spacing w:after="120"/>
+        <w:spacing w:before="40" w:after="120"/>
+        <w:rPr/>
       </w:pPr>
       <w:r>
         <w:rPr>
@@ -1738,41 +2312,28 @@
     </w:p>
     <w:p>
       <w:pPr>
-        <w:spacing w:after="160"/>
-      </w:pPr>
-      <w:r>
-        <w:t xml:space="preserve">The heatmap reveals satisfied </w:t>
-      </w:r>
-      <w:proofErr w:type="gramStart"/>
-      <w:r>
-        <w:t>passengers</w:t>
-      </w:r>
-      <w:proofErr w:type="gramEnd"/>
-      <w:r>
-        <w:t xml:space="preserve"> rate almost all 13 service dimensions higher than dissatisfied passengers. The largest gaps appear in Online Boarding, Inflight Entertainment, Seat Comfort, and Inflight </w:t>
-      </w:r>
-      <w:proofErr w:type="spellStart"/>
-      <w:r>
-        <w:t>Wifi</w:t>
-      </w:r>
-      <w:proofErr w:type="spellEnd"/>
-      <w:r>
-        <w:t xml:space="preserve"> — these are the most critical service dimensions for satisfaction.</w:t>
-      </w:r>
-    </w:p>
-    <w:p>
-      <w:pPr>
-        <w:spacing w:line="240" w:lineRule="auto"/>
-      </w:pPr>
-      <w:r>
-        <w:rPr>
-          <w:noProof/>
-        </w:rPr>
+        <w:pStyle w:val="Normal"/>
+        <w:spacing w:before="0" w:after="160"/>
+        <w:rPr/>
+      </w:pPr>
+      <w:r>
+        <w:rPr/>
+        <w:t>The heatmap reveals satisfied passengers rate almost all 13 service dimensions higher than dissatisfied passengers. The largest gaps appear in Online Boarding, Inflight Entertainment, Seat Comfort, and Inflight Wifi — these are the most critical service dimensions for satisfaction.</w:t>
+      </w:r>
+    </w:p>
+    <w:p>
+      <w:pPr>
+        <w:pStyle w:val="Normal"/>
+        <w:spacing w:lineRule="auto" w:line="240"/>
+        <w:rPr/>
+      </w:pPr>
+      <w:r>
+        <w:rPr/>
         <w:drawing>
           <wp:inline distT="0" distB="0" distL="0" distR="0">
-            <wp:extent cx="5400000" cy="2122859"/>
+            <wp:extent cx="5400040" cy="2122805"/>
             <wp:effectExtent l="0" t="0" r="0" b="0"/>
-            <wp:docPr id="6" name="fig4_ratings_heatmap.png"/>
+            <wp:docPr id="6" name="fig4_ratings_heatmap.png" descr=""/>
             <wp:cNvGraphicFramePr>
               <a:graphicFrameLocks xmlns:a="http://schemas.openxmlformats.org/drawingml/2006/main" noChangeAspect="1"/>
             </wp:cNvGraphicFramePr>
@@ -1780,19 +2341,21 @@
               <a:graphicData uri="http://schemas.openxmlformats.org/drawingml/2006/picture">
                 <pic:pic xmlns:pic="http://schemas.openxmlformats.org/drawingml/2006/picture">
                   <pic:nvPicPr>
-                    <pic:cNvPr id="6" name="fig4_ratings_heatmap.png"/>
-                    <pic:cNvPicPr/>
+                    <pic:cNvPr id="6" name="fig4_ratings_heatmap.png" descr=""/>
+                    <pic:cNvPicPr>
+                      <a:picLocks noChangeAspect="1" noChangeArrowheads="1"/>
+                    </pic:cNvPicPr>
                   </pic:nvPicPr>
                   <pic:blipFill>
-                    <a:blip r:embed="rId12" cstate="print"/>
+                    <a:blip r:embed="rId7"/>
                     <a:stretch>
                       <a:fillRect/>
                     </a:stretch>
                   </pic:blipFill>
-                  <pic:spPr>
+                  <pic:spPr bwMode="auto">
                     <a:xfrm>
                       <a:off x="0" y="0"/>
-                      <a:ext cx="5400000" cy="2122859"/>
+                      <a:ext cx="5400040" cy="2122805"/>
                     </a:xfrm>
                     <a:prstGeom prst="rect">
                       <a:avLst/>
@@ -1808,7 +2371,8 @@
     <w:p>
       <w:pPr>
         <w:pStyle w:val="Heading2"/>
-        <w:spacing w:after="120"/>
+        <w:spacing w:before="40" w:after="120"/>
+        <w:rPr/>
       </w:pPr>
       <w:r>
         <w:rPr>
@@ -1816,31 +2380,33 @@
           <w:color w:val="2E74B5"/>
           <w:sz w:val="28"/>
         </w:rPr>
-        <w:lastRenderedPageBreak/>
         <w:t>6.7 Service Ratings Radar Chart</w:t>
       </w:r>
     </w:p>
     <w:p>
       <w:pPr>
-        <w:spacing w:after="160"/>
-      </w:pPr>
-      <w:r>
+        <w:pStyle w:val="Normal"/>
+        <w:spacing w:before="0" w:after="160"/>
+        <w:rPr/>
+      </w:pPr>
+      <w:r>
+        <w:rPr/>
         <w:t>The radar chart provides a visual comparison of all 13 service dimension averages across satisfaction groups. Satisfied passengers consistently form a larger polygon, particularly expanded in online boarding, inflight entertainment, and seat comfort dimensions.</w:t>
       </w:r>
     </w:p>
     <w:p>
       <w:pPr>
-        <w:spacing w:line="240" w:lineRule="auto"/>
-      </w:pPr>
-      <w:r>
-        <w:rPr>
-          <w:noProof/>
-        </w:rPr>
+        <w:pStyle w:val="Normal"/>
+        <w:spacing w:lineRule="auto" w:line="240"/>
+        <w:rPr/>
+      </w:pPr>
+      <w:r>
+        <w:rPr/>
         <w:drawing>
           <wp:inline distT="0" distB="0" distL="0" distR="0">
-            <wp:extent cx="4320000" cy="3610319"/>
+            <wp:extent cx="4319905" cy="3610610"/>
             <wp:effectExtent l="0" t="0" r="0" b="0"/>
-            <wp:docPr id="7" name="fig5_radar.png"/>
+            <wp:docPr id="7" name="fig5_radar.png" descr=""/>
             <wp:cNvGraphicFramePr>
               <a:graphicFrameLocks xmlns:a="http://schemas.openxmlformats.org/drawingml/2006/main" noChangeAspect="1"/>
             </wp:cNvGraphicFramePr>
@@ -1848,19 +2414,21 @@
               <a:graphicData uri="http://schemas.openxmlformats.org/drawingml/2006/picture">
                 <pic:pic xmlns:pic="http://schemas.openxmlformats.org/drawingml/2006/picture">
                   <pic:nvPicPr>
-                    <pic:cNvPr id="7" name="fig5_radar.png"/>
-                    <pic:cNvPicPr/>
+                    <pic:cNvPr id="7" name="fig5_radar.png" descr=""/>
+                    <pic:cNvPicPr>
+                      <a:picLocks noChangeAspect="1" noChangeArrowheads="1"/>
+                    </pic:cNvPicPr>
                   </pic:nvPicPr>
                   <pic:blipFill>
-                    <a:blip r:embed="rId13" cstate="print"/>
+                    <a:blip r:embed="rId8"/>
                     <a:stretch>
                       <a:fillRect/>
                     </a:stretch>
                   </pic:blipFill>
-                  <pic:spPr>
+                  <pic:spPr bwMode="auto">
                     <a:xfrm>
                       <a:off x="0" y="0"/>
-                      <a:ext cx="4320000" cy="3610319"/>
+                      <a:ext cx="4319905" cy="3610610"/>
                     </a:xfrm>
                     <a:prstGeom prst="rect">
                       <a:avLst/>
@@ -1876,7 +2444,8 @@
     <w:p>
       <w:pPr>
         <w:pStyle w:val="Heading2"/>
-        <w:spacing w:after="120"/>
+        <w:spacing w:before="40" w:after="120"/>
+        <w:rPr/>
       </w:pPr>
       <w:r>
         <w:rPr>
@@ -1889,26 +2458,28 @@
     </w:p>
     <w:p>
       <w:pPr>
-        <w:spacing w:after="160"/>
-      </w:pPr>
-      <w:r>
+        <w:pStyle w:val="Normal"/>
+        <w:spacing w:before="0" w:after="160"/>
+        <w:rPr/>
+      </w:pPr>
+      <w:r>
+        <w:rPr/>
         <w:t>The correlation matrix reveals Online Boarding, Inflight Entertainment, and Seat Comfort have the strongest positive correlations with satisfaction. Departure and Arrival delays show weak negative correlations. Several service ratings are intercorrelated (e.g., Cleanliness with Food &amp; Drink, On-board Service with Baggage Handling).</w:t>
       </w:r>
     </w:p>
     <w:p>
       <w:pPr>
-        <w:spacing w:line="240" w:lineRule="auto"/>
-      </w:pPr>
-      <w:r>
-        <w:rPr>
-          <w:noProof/>
-        </w:rPr>
-        <w:lastRenderedPageBreak/>
+        <w:pStyle w:val="Normal"/>
+        <w:spacing w:lineRule="auto" w:line="240"/>
+        <w:rPr/>
+      </w:pPr>
+      <w:r>
+        <w:rPr/>
         <w:drawing>
           <wp:inline distT="0" distB="0" distL="0" distR="0">
-            <wp:extent cx="5400000" cy="4527799"/>
+            <wp:extent cx="5400040" cy="4527550"/>
             <wp:effectExtent l="0" t="0" r="0" b="0"/>
-            <wp:docPr id="8" name="fig6_correlation.png"/>
+            <wp:docPr id="8" name="fig6_correlation.png" descr=""/>
             <wp:cNvGraphicFramePr>
               <a:graphicFrameLocks xmlns:a="http://schemas.openxmlformats.org/drawingml/2006/main" noChangeAspect="1"/>
             </wp:cNvGraphicFramePr>
@@ -1916,19 +2487,21 @@
               <a:graphicData uri="http://schemas.openxmlformats.org/drawingml/2006/picture">
                 <pic:pic xmlns:pic="http://schemas.openxmlformats.org/drawingml/2006/picture">
                   <pic:nvPicPr>
-                    <pic:cNvPr id="8" name="fig6_correlation.png"/>
-                    <pic:cNvPicPr/>
+                    <pic:cNvPr id="8" name="fig6_correlation.png" descr=""/>
+                    <pic:cNvPicPr>
+                      <a:picLocks noChangeAspect="1" noChangeArrowheads="1"/>
+                    </pic:cNvPicPr>
                   </pic:nvPicPr>
                   <pic:blipFill>
-                    <a:blip r:embed="rId14" cstate="print"/>
+                    <a:blip r:embed="rId9"/>
                     <a:stretch>
                       <a:fillRect/>
                     </a:stretch>
                   </pic:blipFill>
-                  <pic:spPr>
+                  <pic:spPr bwMode="auto">
                     <a:xfrm>
                       <a:off x="0" y="0"/>
-                      <a:ext cx="5400000" cy="4527799"/>
+                      <a:ext cx="5400040" cy="4527550"/>
                     </a:xfrm>
                     <a:prstGeom prst="rect">
                       <a:avLst/>
@@ -1944,7 +2517,8 @@
     <w:p>
       <w:pPr>
         <w:pStyle w:val="Heading1"/>
-        <w:spacing w:after="160"/>
+        <w:spacing w:before="240" w:after="160"/>
+        <w:rPr/>
       </w:pPr>
       <w:r>
         <w:rPr>
@@ -1958,7 +2532,8 @@
     <w:p>
       <w:pPr>
         <w:pStyle w:val="Heading2"/>
-        <w:spacing w:after="120"/>
+        <w:spacing w:before="40" w:after="120"/>
+        <w:rPr/>
       </w:pPr>
       <w:r>
         <w:rPr>
@@ -1971,283 +2546,550 @@
     </w:p>
     <w:p>
       <w:pPr>
-        <w:spacing w:after="120"/>
-      </w:pPr>
-      <w:r>
+        <w:pStyle w:val="Normal"/>
+        <w:spacing w:before="0" w:after="120"/>
+        <w:rPr/>
+      </w:pPr>
+      <w:r>
+        <w:rPr/>
         <w:t>All three models were trained on 80% of the data (46,650 records) and evaluated on the held-out 20% test set (11,663 records). Results are shown in Table 4 below.</w:t>
       </w:r>
     </w:p>
     <w:tbl>
       <w:tblPr>
         <w:tblW w:w="5000" w:type="pct"/>
-        <w:tblBorders>
-          <w:top w:val="single" w:sz="4" w:space="0" w:color="auto"/>
-          <w:left w:val="single" w:sz="4" w:space="0" w:color="auto"/>
-          <w:bottom w:val="single" w:sz="4" w:space="0" w:color="auto"/>
-          <w:right w:val="single" w:sz="4" w:space="0" w:color="auto"/>
-          <w:insideH w:val="single" w:sz="4" w:space="0" w:color="auto"/>
-          <w:insideV w:val="single" w:sz="4" w:space="0" w:color="auto"/>
-        </w:tblBorders>
+        <w:jc w:val="left"/>
+        <w:tblInd w:w="0" w:type="dxa"/>
+        <w:tblLayout w:type="fixed"/>
         <w:tblCellMar>
+          <w:top w:w="0" w:type="dxa"/>
           <w:left w:w="10" w:type="dxa"/>
+          <w:bottom w:w="0" w:type="dxa"/>
           <w:right w:w="10" w:type="dxa"/>
         </w:tblCellMar>
-        <w:tblLook w:val="04A0" w:firstRow="1" w:lastRow="0" w:firstColumn="1" w:lastColumn="0" w:noHBand="0" w:noVBand="1"/>
+        <w:tblLook w:val="04a0" w:noHBand="0" w:noVBand="1" w:firstColumn="1" w:lastRow="0" w:lastColumn="0" w:firstRow="1"/>
       </w:tblPr>
       <w:tblGrid>
-        <w:gridCol w:w="2610"/>
-        <w:gridCol w:w="1259"/>
-        <w:gridCol w:w="1271"/>
-        <w:gridCol w:w="969"/>
-        <w:gridCol w:w="1218"/>
-        <w:gridCol w:w="969"/>
+        <w:gridCol w:w="2613"/>
+        <w:gridCol w:w="1260"/>
+        <w:gridCol w:w="1273"/>
+        <w:gridCol w:w="970"/>
+        <w:gridCol w:w="1219"/>
+        <w:gridCol w:w="970"/>
       </w:tblGrid>
       <w:tr>
         <w:trPr>
-          <w:tblHeader/>
+          <w:tblHeader w:val="true"/>
         </w:trPr>
         <w:tc>
           <w:tcPr>
-            <w:tcW w:w="0" w:type="auto"/>
-          </w:tcPr>
-          <w:p>
-            <w:r>
+            <w:tcW w:w="2613" w:type="dxa"/>
+            <w:tcBorders>
+              <w:top w:val="single" w:sz="4" w:space="0" w:color="000000"/>
+              <w:left w:val="single" w:sz="4" w:space="0" w:color="000000"/>
+              <w:bottom w:val="single" w:sz="4" w:space="0" w:color="000000"/>
+              <w:right w:val="single" w:sz="4" w:space="0" w:color="000000"/>
+            </w:tcBorders>
+          </w:tcPr>
+          <w:p>
+            <w:pPr>
+              <w:pStyle w:val="Normal"/>
+              <w:rPr/>
+            </w:pPr>
+            <w:r>
+              <w:rPr/>
               <w:t>Model</w:t>
             </w:r>
           </w:p>
         </w:tc>
         <w:tc>
           <w:tcPr>
-            <w:tcW w:w="0" w:type="auto"/>
-          </w:tcPr>
-          <w:p>
-            <w:r>
+            <w:tcW w:w="1260" w:type="dxa"/>
+            <w:tcBorders>
+              <w:top w:val="single" w:sz="4" w:space="0" w:color="000000"/>
+              <w:left w:val="single" w:sz="4" w:space="0" w:color="000000"/>
+              <w:bottom w:val="single" w:sz="4" w:space="0" w:color="000000"/>
+              <w:right w:val="single" w:sz="4" w:space="0" w:color="000000"/>
+            </w:tcBorders>
+          </w:tcPr>
+          <w:p>
+            <w:pPr>
+              <w:pStyle w:val="Normal"/>
+              <w:rPr/>
+            </w:pPr>
+            <w:r>
+              <w:rPr/>
               <w:t>Accuracy</w:t>
             </w:r>
           </w:p>
         </w:tc>
         <w:tc>
           <w:tcPr>
-            <w:tcW w:w="0" w:type="auto"/>
-          </w:tcPr>
-          <w:p>
-            <w:r>
+            <w:tcW w:w="1273" w:type="dxa"/>
+            <w:tcBorders>
+              <w:top w:val="single" w:sz="4" w:space="0" w:color="000000"/>
+              <w:left w:val="single" w:sz="4" w:space="0" w:color="000000"/>
+              <w:bottom w:val="single" w:sz="4" w:space="0" w:color="000000"/>
+              <w:right w:val="single" w:sz="4" w:space="0" w:color="000000"/>
+            </w:tcBorders>
+          </w:tcPr>
+          <w:p>
+            <w:pPr>
+              <w:pStyle w:val="Normal"/>
+              <w:rPr/>
+            </w:pPr>
+            <w:r>
+              <w:rPr/>
               <w:t>Precision</w:t>
             </w:r>
           </w:p>
         </w:tc>
         <w:tc>
           <w:tcPr>
-            <w:tcW w:w="0" w:type="auto"/>
-          </w:tcPr>
-          <w:p>
-            <w:r>
+            <w:tcW w:w="970" w:type="dxa"/>
+            <w:tcBorders>
+              <w:top w:val="single" w:sz="4" w:space="0" w:color="000000"/>
+              <w:left w:val="single" w:sz="4" w:space="0" w:color="000000"/>
+              <w:bottom w:val="single" w:sz="4" w:space="0" w:color="000000"/>
+              <w:right w:val="single" w:sz="4" w:space="0" w:color="000000"/>
+            </w:tcBorders>
+          </w:tcPr>
+          <w:p>
+            <w:pPr>
+              <w:pStyle w:val="Normal"/>
+              <w:rPr/>
+            </w:pPr>
+            <w:r>
+              <w:rPr/>
               <w:t>Recall</w:t>
             </w:r>
           </w:p>
         </w:tc>
         <w:tc>
           <w:tcPr>
-            <w:tcW w:w="0" w:type="auto"/>
-          </w:tcPr>
-          <w:p>
-            <w:r>
+            <w:tcW w:w="1219" w:type="dxa"/>
+            <w:tcBorders>
+              <w:top w:val="single" w:sz="4" w:space="0" w:color="000000"/>
+              <w:left w:val="single" w:sz="4" w:space="0" w:color="000000"/>
+              <w:bottom w:val="single" w:sz="4" w:space="0" w:color="000000"/>
+              <w:right w:val="single" w:sz="4" w:space="0" w:color="000000"/>
+            </w:tcBorders>
+          </w:tcPr>
+          <w:p>
+            <w:pPr>
+              <w:pStyle w:val="Normal"/>
+              <w:rPr/>
+            </w:pPr>
+            <w:r>
+              <w:rPr/>
               <w:t>F1-Score</w:t>
             </w:r>
           </w:p>
         </w:tc>
         <w:tc>
           <w:tcPr>
-            <w:tcW w:w="0" w:type="auto"/>
-          </w:tcPr>
-          <w:p>
-            <w:r>
+            <w:tcW w:w="970" w:type="dxa"/>
+            <w:tcBorders>
+              <w:top w:val="single" w:sz="4" w:space="0" w:color="000000"/>
+              <w:left w:val="single" w:sz="4" w:space="0" w:color="000000"/>
+              <w:bottom w:val="single" w:sz="4" w:space="0" w:color="000000"/>
+              <w:right w:val="single" w:sz="4" w:space="0" w:color="000000"/>
+            </w:tcBorders>
+          </w:tcPr>
+          <w:p>
+            <w:pPr>
+              <w:pStyle w:val="Normal"/>
+              <w:rPr/>
+            </w:pPr>
+            <w:r>
+              <w:rPr/>
               <w:t>AUC</w:t>
             </w:r>
           </w:p>
         </w:tc>
       </w:tr>
       <w:tr>
-        <w:tc>
-          <w:tcPr>
-            <w:tcW w:w="0" w:type="auto"/>
-          </w:tcPr>
-          <w:p>
-            <w:r>
+        <w:trPr/>
+        <w:tc>
+          <w:tcPr>
+            <w:tcW w:w="2613" w:type="dxa"/>
+            <w:tcBorders>
+              <w:top w:val="single" w:sz="4" w:space="0" w:color="000000"/>
+              <w:left w:val="single" w:sz="4" w:space="0" w:color="000000"/>
+              <w:bottom w:val="single" w:sz="4" w:space="0" w:color="000000"/>
+              <w:right w:val="single" w:sz="4" w:space="0" w:color="000000"/>
+            </w:tcBorders>
+          </w:tcPr>
+          <w:p>
+            <w:pPr>
+              <w:pStyle w:val="Normal"/>
+              <w:rPr/>
+            </w:pPr>
+            <w:r>
+              <w:rPr/>
               <w:t>Logistic Regression</w:t>
             </w:r>
           </w:p>
         </w:tc>
         <w:tc>
           <w:tcPr>
-            <w:tcW w:w="0" w:type="auto"/>
-          </w:tcPr>
-          <w:p>
-            <w:r>
+            <w:tcW w:w="1260" w:type="dxa"/>
+            <w:tcBorders>
+              <w:top w:val="single" w:sz="4" w:space="0" w:color="000000"/>
+              <w:left w:val="single" w:sz="4" w:space="0" w:color="000000"/>
+              <w:bottom w:val="single" w:sz="4" w:space="0" w:color="000000"/>
+              <w:right w:val="single" w:sz="4" w:space="0" w:color="000000"/>
+            </w:tcBorders>
+          </w:tcPr>
+          <w:p>
+            <w:pPr>
+              <w:pStyle w:val="Normal"/>
+              <w:rPr/>
+            </w:pPr>
+            <w:r>
+              <w:rPr/>
               <w:t>0.8770</w:t>
             </w:r>
           </w:p>
         </w:tc>
         <w:tc>
           <w:tcPr>
-            <w:tcW w:w="0" w:type="auto"/>
-          </w:tcPr>
-          <w:p>
-            <w:r>
+            <w:tcW w:w="1273" w:type="dxa"/>
+            <w:tcBorders>
+              <w:top w:val="single" w:sz="4" w:space="0" w:color="000000"/>
+              <w:left w:val="single" w:sz="4" w:space="0" w:color="000000"/>
+              <w:bottom w:val="single" w:sz="4" w:space="0" w:color="000000"/>
+              <w:right w:val="single" w:sz="4" w:space="0" w:color="000000"/>
+            </w:tcBorders>
+          </w:tcPr>
+          <w:p>
+            <w:pPr>
+              <w:pStyle w:val="Normal"/>
+              <w:rPr/>
+            </w:pPr>
+            <w:r>
+              <w:rPr/>
               <w:t>0.8765</w:t>
             </w:r>
           </w:p>
         </w:tc>
         <w:tc>
           <w:tcPr>
-            <w:tcW w:w="0" w:type="auto"/>
-          </w:tcPr>
-          <w:p>
-            <w:r>
+            <w:tcW w:w="970" w:type="dxa"/>
+            <w:tcBorders>
+              <w:top w:val="single" w:sz="4" w:space="0" w:color="000000"/>
+              <w:left w:val="single" w:sz="4" w:space="0" w:color="000000"/>
+              <w:bottom w:val="single" w:sz="4" w:space="0" w:color="000000"/>
+              <w:right w:val="single" w:sz="4" w:space="0" w:color="000000"/>
+            </w:tcBorders>
+          </w:tcPr>
+          <w:p>
+            <w:pPr>
+              <w:pStyle w:val="Normal"/>
+              <w:rPr/>
+            </w:pPr>
+            <w:r>
+              <w:rPr/>
               <w:t>0.8346</w:t>
             </w:r>
           </w:p>
         </w:tc>
         <w:tc>
           <w:tcPr>
-            <w:tcW w:w="0" w:type="auto"/>
-          </w:tcPr>
-          <w:p>
-            <w:r>
+            <w:tcW w:w="1219" w:type="dxa"/>
+            <w:tcBorders>
+              <w:top w:val="single" w:sz="4" w:space="0" w:color="000000"/>
+              <w:left w:val="single" w:sz="4" w:space="0" w:color="000000"/>
+              <w:bottom w:val="single" w:sz="4" w:space="0" w:color="000000"/>
+              <w:right w:val="single" w:sz="4" w:space="0" w:color="000000"/>
+            </w:tcBorders>
+          </w:tcPr>
+          <w:p>
+            <w:pPr>
+              <w:pStyle w:val="Normal"/>
+              <w:rPr/>
+            </w:pPr>
+            <w:r>
+              <w:rPr/>
               <w:t>0.8550</w:t>
             </w:r>
           </w:p>
         </w:tc>
         <w:tc>
           <w:tcPr>
-            <w:tcW w:w="0" w:type="auto"/>
-          </w:tcPr>
-          <w:p>
-            <w:r>
+            <w:tcW w:w="970" w:type="dxa"/>
+            <w:tcBorders>
+              <w:top w:val="single" w:sz="4" w:space="0" w:color="000000"/>
+              <w:left w:val="single" w:sz="4" w:space="0" w:color="000000"/>
+              <w:bottom w:val="single" w:sz="4" w:space="0" w:color="000000"/>
+              <w:right w:val="single" w:sz="4" w:space="0" w:color="000000"/>
+            </w:tcBorders>
+          </w:tcPr>
+          <w:p>
+            <w:pPr>
+              <w:pStyle w:val="Normal"/>
+              <w:rPr/>
+            </w:pPr>
+            <w:r>
+              <w:rPr/>
               <w:t>0.9254</w:t>
             </w:r>
           </w:p>
         </w:tc>
       </w:tr>
       <w:tr>
-        <w:tc>
-          <w:tcPr>
-            <w:tcW w:w="0" w:type="auto"/>
-          </w:tcPr>
-          <w:p>
-            <w:r>
+        <w:trPr/>
+        <w:tc>
+          <w:tcPr>
+            <w:tcW w:w="2613" w:type="dxa"/>
+            <w:tcBorders>
+              <w:top w:val="single" w:sz="4" w:space="0" w:color="000000"/>
+              <w:left w:val="single" w:sz="4" w:space="0" w:color="000000"/>
+              <w:bottom w:val="single" w:sz="4" w:space="0" w:color="000000"/>
+              <w:right w:val="single" w:sz="4" w:space="0" w:color="000000"/>
+            </w:tcBorders>
+          </w:tcPr>
+          <w:p>
+            <w:pPr>
+              <w:pStyle w:val="Normal"/>
+              <w:rPr/>
+            </w:pPr>
+            <w:r>
+              <w:rPr/>
               <w:t>Random Forest</w:t>
             </w:r>
           </w:p>
         </w:tc>
         <w:tc>
           <w:tcPr>
-            <w:tcW w:w="0" w:type="auto"/>
-          </w:tcPr>
-          <w:p>
-            <w:r>
+            <w:tcW w:w="1260" w:type="dxa"/>
+            <w:tcBorders>
+              <w:top w:val="single" w:sz="4" w:space="0" w:color="000000"/>
+              <w:left w:val="single" w:sz="4" w:space="0" w:color="000000"/>
+              <w:bottom w:val="single" w:sz="4" w:space="0" w:color="000000"/>
+              <w:right w:val="single" w:sz="4" w:space="0" w:color="000000"/>
+            </w:tcBorders>
+          </w:tcPr>
+          <w:p>
+            <w:pPr>
+              <w:pStyle w:val="Normal"/>
+              <w:rPr/>
+            </w:pPr>
+            <w:r>
+              <w:rPr/>
               <w:t>0.9532</w:t>
             </w:r>
           </w:p>
         </w:tc>
         <w:tc>
           <w:tcPr>
-            <w:tcW w:w="0" w:type="auto"/>
-          </w:tcPr>
-          <w:p>
-            <w:r>
+            <w:tcW w:w="1273" w:type="dxa"/>
+            <w:tcBorders>
+              <w:top w:val="single" w:sz="4" w:space="0" w:color="000000"/>
+              <w:left w:val="single" w:sz="4" w:space="0" w:color="000000"/>
+              <w:bottom w:val="single" w:sz="4" w:space="0" w:color="000000"/>
+              <w:right w:val="single" w:sz="4" w:space="0" w:color="000000"/>
+            </w:tcBorders>
+          </w:tcPr>
+          <w:p>
+            <w:pPr>
+              <w:pStyle w:val="Normal"/>
+              <w:rPr/>
+            </w:pPr>
+            <w:r>
+              <w:rPr/>
               <w:t>0.9573</w:t>
             </w:r>
           </w:p>
         </w:tc>
         <w:tc>
           <w:tcPr>
-            <w:tcW w:w="0" w:type="auto"/>
-          </w:tcPr>
-          <w:p>
-            <w:r>
+            <w:tcW w:w="970" w:type="dxa"/>
+            <w:tcBorders>
+              <w:top w:val="single" w:sz="4" w:space="0" w:color="000000"/>
+              <w:left w:val="single" w:sz="4" w:space="0" w:color="000000"/>
+              <w:bottom w:val="single" w:sz="4" w:space="0" w:color="000000"/>
+              <w:right w:val="single" w:sz="4" w:space="0" w:color="000000"/>
+            </w:tcBorders>
+          </w:tcPr>
+          <w:p>
+            <w:pPr>
+              <w:pStyle w:val="Normal"/>
+              <w:rPr/>
+            </w:pPr>
+            <w:r>
+              <w:rPr/>
               <w:t>0.9339</w:t>
             </w:r>
           </w:p>
         </w:tc>
         <w:tc>
           <w:tcPr>
-            <w:tcW w:w="0" w:type="auto"/>
-          </w:tcPr>
-          <w:p>
-            <w:r>
+            <w:tcW w:w="1219" w:type="dxa"/>
+            <w:tcBorders>
+              <w:top w:val="single" w:sz="4" w:space="0" w:color="000000"/>
+              <w:left w:val="single" w:sz="4" w:space="0" w:color="000000"/>
+              <w:bottom w:val="single" w:sz="4" w:space="0" w:color="000000"/>
+              <w:right w:val="single" w:sz="4" w:space="0" w:color="000000"/>
+            </w:tcBorders>
+          </w:tcPr>
+          <w:p>
+            <w:pPr>
+              <w:pStyle w:val="Normal"/>
+              <w:rPr/>
+            </w:pPr>
+            <w:r>
+              <w:rPr/>
               <w:t>0.9455</w:t>
             </w:r>
           </w:p>
         </w:tc>
         <w:tc>
           <w:tcPr>
-            <w:tcW w:w="0" w:type="auto"/>
-          </w:tcPr>
-          <w:p>
-            <w:r>
+            <w:tcW w:w="970" w:type="dxa"/>
+            <w:tcBorders>
+              <w:top w:val="single" w:sz="4" w:space="0" w:color="000000"/>
+              <w:left w:val="single" w:sz="4" w:space="0" w:color="000000"/>
+              <w:bottom w:val="single" w:sz="4" w:space="0" w:color="000000"/>
+              <w:right w:val="single" w:sz="4" w:space="0" w:color="000000"/>
+            </w:tcBorders>
+          </w:tcPr>
+          <w:p>
+            <w:pPr>
+              <w:pStyle w:val="Normal"/>
+              <w:rPr/>
+            </w:pPr>
+            <w:r>
+              <w:rPr/>
               <w:t>0.9912</w:t>
             </w:r>
           </w:p>
         </w:tc>
       </w:tr>
       <w:tr>
-        <w:tc>
-          <w:tcPr>
-            <w:tcW w:w="0" w:type="auto"/>
-          </w:tcPr>
-          <w:p>
-            <w:r>
+        <w:trPr/>
+        <w:tc>
+          <w:tcPr>
+            <w:tcW w:w="2613" w:type="dxa"/>
+            <w:tcBorders>
+              <w:top w:val="single" w:sz="4" w:space="0" w:color="000000"/>
+              <w:left w:val="single" w:sz="4" w:space="0" w:color="000000"/>
+              <w:bottom w:val="single" w:sz="4" w:space="0" w:color="000000"/>
+              <w:right w:val="single" w:sz="4" w:space="0" w:color="000000"/>
+            </w:tcBorders>
+          </w:tcPr>
+          <w:p>
+            <w:pPr>
+              <w:pStyle w:val="Normal"/>
+              <w:rPr/>
+            </w:pPr>
+            <w:r>
+              <w:rPr/>
               <w:t>Gradient Boosting</w:t>
             </w:r>
           </w:p>
         </w:tc>
         <w:tc>
           <w:tcPr>
-            <w:tcW w:w="0" w:type="auto"/>
-          </w:tcPr>
-          <w:p>
-            <w:r>
+            <w:tcW w:w="1260" w:type="dxa"/>
+            <w:tcBorders>
+              <w:top w:val="single" w:sz="4" w:space="0" w:color="000000"/>
+              <w:left w:val="single" w:sz="4" w:space="0" w:color="000000"/>
+              <w:bottom w:val="single" w:sz="4" w:space="0" w:color="000000"/>
+              <w:right w:val="single" w:sz="4" w:space="0" w:color="000000"/>
+            </w:tcBorders>
+          </w:tcPr>
+          <w:p>
+            <w:pPr>
+              <w:pStyle w:val="Normal"/>
+              <w:rPr/>
+            </w:pPr>
+            <w:r>
+              <w:rPr/>
               <w:t>0.9581</w:t>
             </w:r>
           </w:p>
         </w:tc>
         <w:tc>
           <w:tcPr>
-            <w:tcW w:w="0" w:type="auto"/>
-          </w:tcPr>
-          <w:p>
-            <w:r>
+            <w:tcW w:w="1273" w:type="dxa"/>
+            <w:tcBorders>
+              <w:top w:val="single" w:sz="4" w:space="0" w:color="000000"/>
+              <w:left w:val="single" w:sz="4" w:space="0" w:color="000000"/>
+              <w:bottom w:val="single" w:sz="4" w:space="0" w:color="000000"/>
+              <w:right w:val="single" w:sz="4" w:space="0" w:color="000000"/>
+            </w:tcBorders>
+          </w:tcPr>
+          <w:p>
+            <w:pPr>
+              <w:pStyle w:val="Normal"/>
+              <w:rPr/>
+            </w:pPr>
+            <w:r>
+              <w:rPr/>
               <w:t>0.9683</w:t>
             </w:r>
           </w:p>
         </w:tc>
         <w:tc>
           <w:tcPr>
-            <w:tcW w:w="0" w:type="auto"/>
-          </w:tcPr>
-          <w:p>
-            <w:r>
+            <w:tcW w:w="970" w:type="dxa"/>
+            <w:tcBorders>
+              <w:top w:val="single" w:sz="4" w:space="0" w:color="000000"/>
+              <w:left w:val="single" w:sz="4" w:space="0" w:color="000000"/>
+              <w:bottom w:val="single" w:sz="4" w:space="0" w:color="000000"/>
+              <w:right w:val="single" w:sz="4" w:space="0" w:color="000000"/>
+            </w:tcBorders>
+          </w:tcPr>
+          <w:p>
+            <w:pPr>
+              <w:pStyle w:val="Normal"/>
+              <w:rPr/>
+            </w:pPr>
+            <w:r>
+              <w:rPr/>
               <w:t>0.9341</w:t>
             </w:r>
           </w:p>
         </w:tc>
         <w:tc>
           <w:tcPr>
-            <w:tcW w:w="0" w:type="auto"/>
-          </w:tcPr>
-          <w:p>
-            <w:r>
+            <w:tcW w:w="1219" w:type="dxa"/>
+            <w:tcBorders>
+              <w:top w:val="single" w:sz="4" w:space="0" w:color="000000"/>
+              <w:left w:val="single" w:sz="4" w:space="0" w:color="000000"/>
+              <w:bottom w:val="single" w:sz="4" w:space="0" w:color="000000"/>
+              <w:right w:val="single" w:sz="4" w:space="0" w:color="000000"/>
+            </w:tcBorders>
+          </w:tcPr>
+          <w:p>
+            <w:pPr>
+              <w:pStyle w:val="Normal"/>
+              <w:rPr/>
+            </w:pPr>
+            <w:r>
+              <w:rPr/>
               <w:t>0.9509</w:t>
             </w:r>
           </w:p>
         </w:tc>
         <w:tc>
           <w:tcPr>
-            <w:tcW w:w="0" w:type="auto"/>
-          </w:tcPr>
-          <w:p>
-            <w:r>
+            <w:tcW w:w="970" w:type="dxa"/>
+            <w:tcBorders>
+              <w:top w:val="single" w:sz="4" w:space="0" w:color="000000"/>
+              <w:left w:val="single" w:sz="4" w:space="0" w:color="000000"/>
+              <w:bottom w:val="single" w:sz="4" w:space="0" w:color="000000"/>
+              <w:right w:val="single" w:sz="4" w:space="0" w:color="000000"/>
+            </w:tcBorders>
+          </w:tcPr>
+          <w:p>
+            <w:pPr>
+              <w:pStyle w:val="Normal"/>
+              <w:rPr/>
+            </w:pPr>
+            <w:r>
+              <w:rPr/>
               <w:t>0.9934</w:t>
             </w:r>
           </w:p>
@@ -2256,8 +3098,10 @@
     </w:tbl>
     <w:p>
       <w:pPr>
-        <w:spacing w:after="160"/>
+        <w:pStyle w:val="Normal"/>
+        <w:spacing w:before="0" w:after="160"/>
         <w:jc w:val="center"/>
+        <w:rPr/>
       </w:pPr>
       <w:r>
         <w:rPr>
@@ -2269,16 +3113,20 @@
     </w:p>
     <w:p>
       <w:pPr>
-        <w:spacing w:after="160"/>
-      </w:pPr>
-      <w:r>
+        <w:pStyle w:val="Normal"/>
+        <w:spacing w:before="0" w:after="160"/>
+        <w:rPr/>
+      </w:pPr>
+      <w:r>
+        <w:rPr/>
         <w:t>Gradient Boosting achieved the best overall performance with 95.8% accuracy, 96.8% precision, and 95.1% F1-score. Random Forest was marginally behind but provided the highest AUC on the positive class. Logistic Regression, while significantly lower, still achieved 87.7% accuracy — confirming that even linear boundaries partially separate the classes.</w:t>
       </w:r>
     </w:p>
     <w:p>
       <w:pPr>
         <w:pStyle w:val="Heading2"/>
-        <w:spacing w:after="120"/>
+        <w:spacing w:before="40" w:after="120"/>
+        <w:rPr/>
       </w:pPr>
       <w:r>
         <w:rPr>
@@ -2286,23 +3134,22 @@
           <w:color w:val="2E74B5"/>
           <w:sz w:val="28"/>
         </w:rPr>
-        <w:lastRenderedPageBreak/>
         <w:t>7.2 Model Comparison Chart</w:t>
       </w:r>
     </w:p>
     <w:p>
       <w:pPr>
-        <w:spacing w:line="240" w:lineRule="auto"/>
-      </w:pPr>
-      <w:r>
-        <w:rPr>
-          <w:noProof/>
-        </w:rPr>
+        <w:pStyle w:val="Normal"/>
+        <w:spacing w:lineRule="auto" w:line="240"/>
+        <w:rPr/>
+      </w:pPr>
+      <w:r>
+        <w:rPr/>
         <w:drawing>
           <wp:inline distT="0" distB="0" distL="0" distR="0">
-            <wp:extent cx="5400000" cy="2665870"/>
+            <wp:extent cx="5400040" cy="2665730"/>
             <wp:effectExtent l="0" t="0" r="0" b="0"/>
-            <wp:docPr id="9" name="fig8_model_comparison.png"/>
+            <wp:docPr id="9" name="fig8_model_comparison.png" descr=""/>
             <wp:cNvGraphicFramePr>
               <a:graphicFrameLocks xmlns:a="http://schemas.openxmlformats.org/drawingml/2006/main" noChangeAspect="1"/>
             </wp:cNvGraphicFramePr>
@@ -2310,19 +3157,21 @@
               <a:graphicData uri="http://schemas.openxmlformats.org/drawingml/2006/picture">
                 <pic:pic xmlns:pic="http://schemas.openxmlformats.org/drawingml/2006/picture">
                   <pic:nvPicPr>
-                    <pic:cNvPr id="9" name="fig8_model_comparison.png"/>
-                    <pic:cNvPicPr/>
+                    <pic:cNvPr id="9" name="fig8_model_comparison.png" descr=""/>
+                    <pic:cNvPicPr>
+                      <a:picLocks noChangeAspect="1" noChangeArrowheads="1"/>
+                    </pic:cNvPicPr>
                   </pic:nvPicPr>
                   <pic:blipFill>
-                    <a:blip r:embed="rId15" cstate="print"/>
+                    <a:blip r:embed="rId10"/>
                     <a:stretch>
                       <a:fillRect/>
                     </a:stretch>
                   </pic:blipFill>
-                  <pic:spPr>
+                  <pic:spPr bwMode="auto">
                     <a:xfrm>
                       <a:off x="0" y="0"/>
-                      <a:ext cx="5400000" cy="2665870"/>
+                      <a:ext cx="5400040" cy="2665730"/>
                     </a:xfrm>
                     <a:prstGeom prst="rect">
                       <a:avLst/>
@@ -2337,8 +3186,10 @@
     </w:p>
     <w:p>
       <w:pPr>
-        <w:spacing w:after="160"/>
+        <w:pStyle w:val="Normal"/>
+        <w:spacing w:before="0" w:after="160"/>
         <w:jc w:val="center"/>
+        <w:rPr/>
       </w:pPr>
       <w:r>
         <w:rPr>
@@ -2351,7 +3202,8 @@
     <w:p>
       <w:pPr>
         <w:pStyle w:val="Heading2"/>
-        <w:spacing w:after="120"/>
+        <w:spacing w:before="40" w:after="120"/>
+        <w:rPr/>
       </w:pPr>
       <w:r>
         <w:rPr>
@@ -2364,25 +3216,28 @@
     </w:p>
     <w:p>
       <w:pPr>
-        <w:spacing w:after="160"/>
-      </w:pPr>
-      <w:r>
+        <w:pStyle w:val="Normal"/>
+        <w:spacing w:before="0" w:after="160"/>
+        <w:rPr/>
+      </w:pPr>
+      <w:r>
+        <w:rPr/>
         <w:t>The ROC curves demonstrate excellent discriminative power for all three models. Gradient Boosting achieves AUC=0.9934 and Random Forest achieves AUC=0.9912 — both near-perfect. Logistic Regression still achieves AUC=0.9254, far above the random classifier baseline of 0.5.</w:t>
       </w:r>
     </w:p>
     <w:p>
       <w:pPr>
-        <w:spacing w:line="240" w:lineRule="auto"/>
-      </w:pPr>
-      <w:r>
-        <w:rPr>
-          <w:noProof/>
-        </w:rPr>
+        <w:pStyle w:val="Normal"/>
+        <w:spacing w:lineRule="auto" w:line="240"/>
+        <w:rPr/>
+      </w:pPr>
+      <w:r>
+        <w:rPr/>
         <w:drawing>
           <wp:inline distT="0" distB="0" distL="0" distR="0">
-            <wp:extent cx="4680000" cy="3485211"/>
+            <wp:extent cx="4679950" cy="3484880"/>
             <wp:effectExtent l="0" t="0" r="0" b="0"/>
-            <wp:docPr id="10" name="fig9_roc.png"/>
+            <wp:docPr id="10" name="fig9_roc.png" descr=""/>
             <wp:cNvGraphicFramePr>
               <a:graphicFrameLocks xmlns:a="http://schemas.openxmlformats.org/drawingml/2006/main" noChangeAspect="1"/>
             </wp:cNvGraphicFramePr>
@@ -2390,19 +3245,21 @@
               <a:graphicData uri="http://schemas.openxmlformats.org/drawingml/2006/picture">
                 <pic:pic xmlns:pic="http://schemas.openxmlformats.org/drawingml/2006/picture">
                   <pic:nvPicPr>
-                    <pic:cNvPr id="10" name="fig9_roc.png"/>
-                    <pic:cNvPicPr/>
+                    <pic:cNvPr id="10" name="fig9_roc.png" descr=""/>
+                    <pic:cNvPicPr>
+                      <a:picLocks noChangeAspect="1" noChangeArrowheads="1"/>
+                    </pic:cNvPicPr>
                   </pic:nvPicPr>
                   <pic:blipFill>
-                    <a:blip r:embed="rId16" cstate="print"/>
+                    <a:blip r:embed="rId11"/>
                     <a:stretch>
                       <a:fillRect/>
                     </a:stretch>
                   </pic:blipFill>
-                  <pic:spPr>
+                  <pic:spPr bwMode="auto">
                     <a:xfrm>
                       <a:off x="0" y="0"/>
-                      <a:ext cx="4680000" cy="3485211"/>
+                      <a:ext cx="4679950" cy="3484880"/>
                     </a:xfrm>
                     <a:prstGeom prst="rect">
                       <a:avLst/>
@@ -2417,8 +3274,10 @@
     </w:p>
     <w:p>
       <w:pPr>
-        <w:spacing w:after="160"/>
+        <w:pStyle w:val="Normal"/>
+        <w:spacing w:before="0" w:after="160"/>
         <w:jc w:val="center"/>
+        <w:rPr/>
       </w:pPr>
       <w:r>
         <w:rPr>
@@ -2431,7 +3290,8 @@
     <w:p>
       <w:pPr>
         <w:pStyle w:val="Heading2"/>
-        <w:spacing w:after="120"/>
+        <w:spacing w:before="40" w:after="120"/>
+        <w:rPr/>
       </w:pPr>
       <w:r>
         <w:rPr>
@@ -2439,31 +3299,33 @@
           <w:color w:val="2E74B5"/>
           <w:sz w:val="28"/>
         </w:rPr>
-        <w:lastRenderedPageBreak/>
         <w:t>7.4 Confusion Matrices</w:t>
       </w:r>
     </w:p>
     <w:p>
       <w:pPr>
-        <w:spacing w:after="160"/>
-      </w:pPr>
-      <w:r>
+        <w:pStyle w:val="Normal"/>
+        <w:spacing w:before="0" w:after="160"/>
+        <w:rPr/>
+      </w:pPr>
+      <w:r>
+        <w:rPr/>
         <w:t>The confusion matrices below show the distribution of true/false positives and negatives for each model on the test set. Random Forest and Gradient Boosting show very few misclassifications relative to Logistic Regression.</w:t>
       </w:r>
     </w:p>
     <w:p>
       <w:pPr>
-        <w:spacing w:line="240" w:lineRule="auto"/>
-      </w:pPr>
-      <w:r>
-        <w:rPr>
-          <w:noProof/>
-        </w:rPr>
+        <w:pStyle w:val="Normal"/>
+        <w:spacing w:lineRule="auto" w:line="240"/>
+        <w:rPr/>
+      </w:pPr>
+      <w:r>
+        <w:rPr/>
         <w:drawing>
           <wp:inline distT="0" distB="0" distL="0" distR="0">
-            <wp:extent cx="5400000" cy="1661758"/>
+            <wp:extent cx="5400040" cy="1661795"/>
             <wp:effectExtent l="0" t="0" r="0" b="0"/>
-            <wp:docPr id="11" name="fig10_confusion.png"/>
+            <wp:docPr id="11" name="fig10_confusion.png" descr=""/>
             <wp:cNvGraphicFramePr>
               <a:graphicFrameLocks xmlns:a="http://schemas.openxmlformats.org/drawingml/2006/main" noChangeAspect="1"/>
             </wp:cNvGraphicFramePr>
@@ -2471,19 +3333,21 @@
               <a:graphicData uri="http://schemas.openxmlformats.org/drawingml/2006/picture">
                 <pic:pic xmlns:pic="http://schemas.openxmlformats.org/drawingml/2006/picture">
                   <pic:nvPicPr>
-                    <pic:cNvPr id="11" name="fig10_confusion.png"/>
-                    <pic:cNvPicPr/>
+                    <pic:cNvPr id="11" name="fig10_confusion.png" descr=""/>
+                    <pic:cNvPicPr>
+                      <a:picLocks noChangeAspect="1" noChangeArrowheads="1"/>
+                    </pic:cNvPicPr>
                   </pic:nvPicPr>
                   <pic:blipFill>
-                    <a:blip r:embed="rId17" cstate="print"/>
+                    <a:blip r:embed="rId12"/>
                     <a:stretch>
                       <a:fillRect/>
                     </a:stretch>
                   </pic:blipFill>
-                  <pic:spPr>
+                  <pic:spPr bwMode="auto">
                     <a:xfrm>
                       <a:off x="0" y="0"/>
-                      <a:ext cx="5400000" cy="1661758"/>
+                      <a:ext cx="5400040" cy="1661795"/>
                     </a:xfrm>
                     <a:prstGeom prst="rect">
                       <a:avLst/>
@@ -2498,8 +3362,10 @@
     </w:p>
     <w:p>
       <w:pPr>
-        <w:spacing w:after="160"/>
+        <w:pStyle w:val="Normal"/>
+        <w:spacing w:before="0" w:after="160"/>
         <w:jc w:val="center"/>
+        <w:rPr/>
       </w:pPr>
       <w:r>
         <w:rPr>
@@ -2512,7 +3378,8 @@
     <w:p>
       <w:pPr>
         <w:pStyle w:val="Heading2"/>
-        <w:spacing w:after="120"/>
+        <w:spacing w:before="40" w:after="120"/>
+        <w:rPr/>
       </w:pPr>
       <w:r>
         <w:rPr>
@@ -2525,33 +3392,28 @@
     </w:p>
     <w:p>
       <w:pPr>
-        <w:spacing w:after="160"/>
-      </w:pPr>
-      <w:r>
-        <w:t xml:space="preserve">The Random Forest feature importance analysis provides insight into which variables most strongly drive the classification decision. The top 5 features are: (1) Online Boarding, (2) Inflight Entertainment, (3) Seat Comfort, (4) Class, and (5) Inflight </w:t>
-      </w:r>
-      <w:proofErr w:type="spellStart"/>
-      <w:r>
-        <w:t>Wifi</w:t>
-      </w:r>
-      <w:proofErr w:type="spellEnd"/>
-      <w:r>
-        <w:t xml:space="preserve"> Service. These align with the EDA findings and confirm that in-flight service quality is the primary determinant of satisfaction.</w:t>
-      </w:r>
-    </w:p>
-    <w:p>
-      <w:pPr>
-        <w:spacing w:line="240" w:lineRule="auto"/>
-      </w:pPr>
-      <w:r>
-        <w:rPr>
-          <w:noProof/>
-        </w:rPr>
+        <w:pStyle w:val="Normal"/>
+        <w:spacing w:before="0" w:after="160"/>
+        <w:rPr/>
+      </w:pPr>
+      <w:r>
+        <w:rPr/>
+        <w:t>The Random Forest feature importance analysis provides insight into which variables most strongly drive the classification decision. The top 5 features are: (1) Online Boarding, (2) Inflight Entertainment, (3) Seat Comfort, (4) Class, and (5) Inflight Wifi Service. These align with the EDA findings and confirm that in-flight service quality is the primary determinant of satisfaction.</w:t>
+      </w:r>
+    </w:p>
+    <w:p>
+      <w:pPr>
+        <w:pStyle w:val="Normal"/>
+        <w:spacing w:lineRule="auto" w:line="240"/>
+        <w:rPr/>
+      </w:pPr>
+      <w:r>
+        <w:rPr/>
         <w:drawing>
           <wp:inline distT="0" distB="0" distL="0" distR="0">
-            <wp:extent cx="5040000" cy="2992500"/>
+            <wp:extent cx="5039995" cy="2992755"/>
             <wp:effectExtent l="0" t="0" r="0" b="0"/>
-            <wp:docPr id="12" name="fig11_feature_importance.png"/>
+            <wp:docPr id="12" name="fig11_feature_importance.png" descr=""/>
             <wp:cNvGraphicFramePr>
               <a:graphicFrameLocks xmlns:a="http://schemas.openxmlformats.org/drawingml/2006/main" noChangeAspect="1"/>
             </wp:cNvGraphicFramePr>
@@ -2559,19 +3421,21 @@
               <a:graphicData uri="http://schemas.openxmlformats.org/drawingml/2006/picture">
                 <pic:pic xmlns:pic="http://schemas.openxmlformats.org/drawingml/2006/picture">
                   <pic:nvPicPr>
-                    <pic:cNvPr id="12" name="fig11_feature_importance.png"/>
-                    <pic:cNvPicPr/>
+                    <pic:cNvPr id="12" name="fig11_feature_importance.png" descr=""/>
+                    <pic:cNvPicPr>
+                      <a:picLocks noChangeAspect="1" noChangeArrowheads="1"/>
+                    </pic:cNvPicPr>
                   </pic:nvPicPr>
                   <pic:blipFill>
-                    <a:blip r:embed="rId18" cstate="print"/>
+                    <a:blip r:embed="rId13"/>
                     <a:stretch>
                       <a:fillRect/>
                     </a:stretch>
                   </pic:blipFill>
-                  <pic:spPr>
+                  <pic:spPr bwMode="auto">
                     <a:xfrm>
                       <a:off x="0" y="0"/>
-                      <a:ext cx="5040000" cy="2992500"/>
+                      <a:ext cx="5039995" cy="2992755"/>
                     </a:xfrm>
                     <a:prstGeom prst="rect">
                       <a:avLst/>
@@ -2586,37 +3450,24 @@
     </w:p>
     <w:p>
       <w:pPr>
-        <w:spacing w:after="160"/>
+        <w:pStyle w:val="Normal"/>
+        <w:spacing w:before="0" w:after="160"/>
         <w:jc w:val="center"/>
+        <w:rPr/>
       </w:pPr>
       <w:r>
         <w:rPr>
           <w:color w:val="595959"/>
           <w:sz w:val="20"/>
         </w:rPr>
-        <w:t xml:space="preserve">Figure 12: Top 15 feature </w:t>
-      </w:r>
-      <w:proofErr w:type="spellStart"/>
-      <w:r>
-        <w:rPr>
-          <w:color w:val="595959"/>
-          <w:sz w:val="20"/>
-        </w:rPr>
-        <w:t>importances</w:t>
-      </w:r>
-      <w:proofErr w:type="spellEnd"/>
-      <w:r>
-        <w:rPr>
-          <w:color w:val="595959"/>
-          <w:sz w:val="20"/>
-        </w:rPr>
-        <w:t xml:space="preserve"> from Random Forest (Gini impurity reduction)</w:t>
+        <w:t>Figure 12: Top 15 feature importances from Random Forest (Gini impurity reduction)</w:t>
       </w:r>
     </w:p>
     <w:p>
       <w:pPr>
         <w:pStyle w:val="Heading1"/>
-        <w:spacing w:after="160"/>
+        <w:spacing w:before="240" w:after="160"/>
+        <w:rPr/>
       </w:pPr>
       <w:r>
         <w:rPr>
@@ -2629,113 +3480,140 @@
     </w:p>
     <w:p>
       <w:pPr>
-        <w:spacing w:after="120"/>
-      </w:pPr>
-      <w:r>
+        <w:pStyle w:val="Normal"/>
+        <w:spacing w:before="0" w:after="120"/>
+        <w:rPr/>
+      </w:pPr>
+      <w:r>
+        <w:rPr/>
         <w:t>The following insights were derived from the EDA and ML analysis:</w:t>
       </w:r>
     </w:p>
     <w:p>
       <w:pPr>
+        <w:pStyle w:val="Normal"/>
         <w:numPr>
           <w:ilvl w:val="0"/>
           <w:numId w:val="2"/>
         </w:numPr>
-        <w:spacing w:after="80"/>
-      </w:pPr>
-      <w:r>
+        <w:spacing w:before="0" w:after="80"/>
+        <w:rPr/>
+      </w:pPr>
+      <w:r>
+        <w:rPr/>
         <w:t>1. Online Boarding is the single most predictive feature — airlines should invest in seamless digital boarding systems.</w:t>
       </w:r>
     </w:p>
     <w:p>
       <w:pPr>
+        <w:pStyle w:val="Normal"/>
         <w:numPr>
           <w:ilvl w:val="0"/>
           <w:numId w:val="2"/>
         </w:numPr>
-        <w:spacing w:after="80"/>
-      </w:pPr>
-      <w:r>
-        <w:lastRenderedPageBreak/>
+        <w:spacing w:before="0" w:after="80"/>
+        <w:rPr/>
+      </w:pPr>
+      <w:r>
+        <w:rPr/>
         <w:t>2. Inflight Entertainment and Seat Comfort are the second and third most critical in-flight factors.</w:t>
       </w:r>
     </w:p>
     <w:p>
       <w:pPr>
+        <w:pStyle w:val="Normal"/>
         <w:numPr>
           <w:ilvl w:val="0"/>
           <w:numId w:val="2"/>
         </w:numPr>
-        <w:spacing w:after="80"/>
-      </w:pPr>
-      <w:r>
+        <w:spacing w:before="0" w:after="80"/>
+        <w:rPr/>
+      </w:pPr>
+      <w:r>
+        <w:rPr/>
         <w:t>3. Business class passengers are dramatically more satisfied — class differentiation is working effectively.</w:t>
       </w:r>
     </w:p>
     <w:p>
       <w:pPr>
+        <w:pStyle w:val="Normal"/>
         <w:numPr>
           <w:ilvl w:val="0"/>
           <w:numId w:val="2"/>
         </w:numPr>
-        <w:spacing w:after="80"/>
-      </w:pPr>
-      <w:r>
+        <w:spacing w:before="0" w:after="80"/>
+        <w:rPr/>
+      </w:pPr>
+      <w:r>
+        <w:rPr/>
         <w:t>4. Loyal customers are significantly more satisfied — loyalty programmes should be prioritised and protected.</w:t>
       </w:r>
     </w:p>
     <w:p>
       <w:pPr>
+        <w:pStyle w:val="Normal"/>
         <w:numPr>
           <w:ilvl w:val="0"/>
           <w:numId w:val="2"/>
         </w:numPr>
-        <w:spacing w:after="80"/>
-      </w:pPr>
-      <w:r>
+        <w:spacing w:before="0" w:after="80"/>
+        <w:rPr/>
+      </w:pPr>
+      <w:r>
+        <w:rPr/>
         <w:t>5. Business travellers are more satisfied than personal travellers — business-focused services yield better satisfaction.</w:t>
       </w:r>
     </w:p>
     <w:p>
       <w:pPr>
+        <w:pStyle w:val="Normal"/>
         <w:numPr>
           <w:ilvl w:val="0"/>
           <w:numId w:val="2"/>
         </w:numPr>
-        <w:spacing w:after="80"/>
-      </w:pPr>
-      <w:r>
+        <w:spacing w:before="0" w:after="80"/>
+        <w:rPr/>
+      </w:pPr>
+      <w:r>
+        <w:rPr/>
         <w:t>6. Passengers aged 31-60 show the highest satisfaction rates — mid-life travellers have more moderate service expectations.</w:t>
       </w:r>
     </w:p>
     <w:p>
       <w:pPr>
+        <w:pStyle w:val="Normal"/>
         <w:numPr>
           <w:ilvl w:val="0"/>
           <w:numId w:val="2"/>
         </w:numPr>
-        <w:spacing w:after="80"/>
-      </w:pPr>
-      <w:r>
+        <w:spacing w:before="0" w:after="80"/>
+        <w:rPr/>
+      </w:pPr>
+      <w:r>
+        <w:rPr/>
         <w:t>7. Arrival delay has a stronger negative effect on satisfaction than departure delay — punctual arrivals are paramount.</w:t>
       </w:r>
     </w:p>
     <w:p>
       <w:pPr>
+        <w:pStyle w:val="Normal"/>
         <w:numPr>
           <w:ilvl w:val="0"/>
           <w:numId w:val="2"/>
         </w:numPr>
-        <w:spacing w:after="160"/>
-      </w:pPr>
-      <w:r>
+        <w:spacing w:before="0" w:after="160"/>
+        <w:rPr/>
+      </w:pPr>
+      <w:r>
+        <w:rPr/>
         <w:t>8. Medium and long-haul routes (500-3000 km) produce more satisfied passengers than short-haul routes.</w:t>
       </w:r>
     </w:p>
     <w:p>
       <w:pPr>
         <w:pStyle w:val="Heading1"/>
-        <w:spacing w:after="160"/>
+        <w:spacing w:before="240" w:after="160"/>
+        <w:rPr/>
       </w:pPr>
       <w:r>
         <w:rPr>
@@ -2748,149 +3626,255 @@
     </w:p>
     <w:p>
       <w:pPr>
-        <w:spacing w:after="120"/>
-      </w:pPr>
-      <w:r>
-        <w:t xml:space="preserve">The interactive </w:t>
-      </w:r>
-      <w:proofErr w:type="spellStart"/>
-      <w:r>
-        <w:t>Streamlit</w:t>
-      </w:r>
-      <w:proofErr w:type="spellEnd"/>
-      <w:r>
-        <w:t xml:space="preserve"> dashboard (app.py) provides four navigation pages accessible from the sidebar:</w:t>
+        <w:pStyle w:val="Normal"/>
+        <w:spacing w:before="0" w:after="120"/>
+        <w:rPr/>
+      </w:pPr>
+      <w:r>
+        <w:rPr/>
+        <w:t>The interactive Streamlit dashboard (app.py) provides four navigation pages accessible from the sidebar:</w:t>
       </w:r>
     </w:p>
     <w:tbl>
       <w:tblPr>
         <w:tblW w:w="5000" w:type="pct"/>
-        <w:tblBorders>
-          <w:top w:val="single" w:sz="4" w:space="0" w:color="auto"/>
-          <w:left w:val="single" w:sz="4" w:space="0" w:color="auto"/>
-          <w:bottom w:val="single" w:sz="4" w:space="0" w:color="auto"/>
-          <w:right w:val="single" w:sz="4" w:space="0" w:color="auto"/>
-          <w:insideH w:val="single" w:sz="4" w:space="0" w:color="auto"/>
-          <w:insideV w:val="single" w:sz="4" w:space="0" w:color="auto"/>
-        </w:tblBorders>
+        <w:jc w:val="left"/>
+        <w:tblInd w:w="0" w:type="dxa"/>
+        <w:tblLayout w:type="fixed"/>
         <w:tblCellMar>
+          <w:top w:w="0" w:type="dxa"/>
           <w:left w:w="10" w:type="dxa"/>
+          <w:bottom w:w="0" w:type="dxa"/>
           <w:right w:w="10" w:type="dxa"/>
         </w:tblCellMar>
-        <w:tblLook w:val="04A0" w:firstRow="1" w:lastRow="0" w:firstColumn="1" w:lastColumn="0" w:noHBand="0" w:noVBand="1"/>
+        <w:tblLook w:val="04a0" w:noHBand="0" w:noVBand="1" w:firstColumn="1" w:lastRow="0" w:lastColumn="0" w:firstRow="1"/>
       </w:tblPr>
       <w:tblGrid>
-        <w:gridCol w:w="1775"/>
-        <w:gridCol w:w="6521"/>
+        <w:gridCol w:w="1777"/>
+        <w:gridCol w:w="6528"/>
       </w:tblGrid>
       <w:tr>
         <w:trPr>
-          <w:tblHeader/>
+          <w:tblHeader w:val="true"/>
         </w:trPr>
         <w:tc>
           <w:tcPr>
-            <w:tcW w:w="0" w:type="auto"/>
-          </w:tcPr>
-          <w:p>
-            <w:r>
+            <w:tcW w:w="1777" w:type="dxa"/>
+            <w:tcBorders>
+              <w:top w:val="single" w:sz="4" w:space="0" w:color="000000"/>
+              <w:left w:val="single" w:sz="4" w:space="0" w:color="000000"/>
+              <w:bottom w:val="single" w:sz="4" w:space="0" w:color="000000"/>
+              <w:right w:val="single" w:sz="4" w:space="0" w:color="000000"/>
+            </w:tcBorders>
+          </w:tcPr>
+          <w:p>
+            <w:pPr>
+              <w:pStyle w:val="Normal"/>
+              <w:rPr/>
+            </w:pPr>
+            <w:r>
+              <w:rPr/>
               <w:t>Dashboard Page</w:t>
             </w:r>
           </w:p>
         </w:tc>
         <w:tc>
           <w:tcPr>
-            <w:tcW w:w="0" w:type="auto"/>
-          </w:tcPr>
-          <w:p>
-            <w:r>
+            <w:tcW w:w="6528" w:type="dxa"/>
+            <w:tcBorders>
+              <w:top w:val="single" w:sz="4" w:space="0" w:color="000000"/>
+              <w:left w:val="single" w:sz="4" w:space="0" w:color="000000"/>
+              <w:bottom w:val="single" w:sz="4" w:space="0" w:color="000000"/>
+              <w:right w:val="single" w:sz="4" w:space="0" w:color="000000"/>
+            </w:tcBorders>
+          </w:tcPr>
+          <w:p>
+            <w:pPr>
+              <w:pStyle w:val="Normal"/>
+              <w:rPr/>
+            </w:pPr>
+            <w:r>
+              <w:rPr/>
               <w:t>Features</w:t>
             </w:r>
           </w:p>
         </w:tc>
       </w:tr>
       <w:tr>
-        <w:tc>
-          <w:tcPr>
-            <w:tcW w:w="0" w:type="auto"/>
-          </w:tcPr>
-          <w:p>
-            <w:r>
+        <w:trPr/>
+        <w:tc>
+          <w:tcPr>
+            <w:tcW w:w="1777" w:type="dxa"/>
+            <w:tcBorders>
+              <w:top w:val="single" w:sz="4" w:space="0" w:color="000000"/>
+              <w:left w:val="single" w:sz="4" w:space="0" w:color="000000"/>
+              <w:bottom w:val="single" w:sz="4" w:space="0" w:color="000000"/>
+              <w:right w:val="single" w:sz="4" w:space="0" w:color="000000"/>
+            </w:tcBorders>
+          </w:tcPr>
+          <w:p>
+            <w:pPr>
+              <w:pStyle w:val="Normal"/>
+              <w:rPr/>
+            </w:pPr>
+            <w:r>
+              <w:rPr/>
               <w:t>Overview &amp; KPIs</w:t>
             </w:r>
           </w:p>
         </w:tc>
         <w:tc>
           <w:tcPr>
-            <w:tcW w:w="0" w:type="auto"/>
-          </w:tcPr>
-          <w:p>
-            <w:r>
+            <w:tcW w:w="6528" w:type="dxa"/>
+            <w:tcBorders>
+              <w:top w:val="single" w:sz="4" w:space="0" w:color="000000"/>
+              <w:left w:val="single" w:sz="4" w:space="0" w:color="000000"/>
+              <w:bottom w:val="single" w:sz="4" w:space="0" w:color="000000"/>
+              <w:right w:val="single" w:sz="4" w:space="0" w:color="000000"/>
+            </w:tcBorders>
+          </w:tcPr>
+          <w:p>
+            <w:pPr>
+              <w:pStyle w:val="Normal"/>
+              <w:rPr/>
+            </w:pPr>
+            <w:r>
+              <w:rPr/>
               <w:t>6 KPI cards, satisfaction distribution, demographic breakdown, stats table</w:t>
             </w:r>
           </w:p>
         </w:tc>
       </w:tr>
       <w:tr>
-        <w:tc>
-          <w:tcPr>
-            <w:tcW w:w="0" w:type="auto"/>
-          </w:tcPr>
-          <w:p>
-            <w:r>
+        <w:trPr/>
+        <w:tc>
+          <w:tcPr>
+            <w:tcW w:w="1777" w:type="dxa"/>
+            <w:tcBorders>
+              <w:top w:val="single" w:sz="4" w:space="0" w:color="000000"/>
+              <w:left w:val="single" w:sz="4" w:space="0" w:color="000000"/>
+              <w:bottom w:val="single" w:sz="4" w:space="0" w:color="000000"/>
+              <w:right w:val="single" w:sz="4" w:space="0" w:color="000000"/>
+            </w:tcBorders>
+          </w:tcPr>
+          <w:p>
+            <w:pPr>
+              <w:pStyle w:val="Normal"/>
+              <w:rPr/>
+            </w:pPr>
+            <w:r>
+              <w:rPr/>
               <w:t>EDA &amp; Visualisations</w:t>
             </w:r>
           </w:p>
         </w:tc>
         <w:tc>
           <w:tcPr>
-            <w:tcW w:w="0" w:type="auto"/>
-          </w:tcPr>
-          <w:p>
-            <w:r>
+            <w:tcW w:w="6528" w:type="dxa"/>
+            <w:tcBorders>
+              <w:top w:val="single" w:sz="4" w:space="0" w:color="000000"/>
+              <w:left w:val="single" w:sz="4" w:space="0" w:color="000000"/>
+              <w:bottom w:val="single" w:sz="4" w:space="0" w:color="000000"/>
+              <w:right w:val="single" w:sz="4" w:space="0" w:color="000000"/>
+            </w:tcBorders>
+          </w:tcPr>
+          <w:p>
+            <w:pPr>
+              <w:pStyle w:val="Normal"/>
+              <w:rPr/>
+            </w:pPr>
+            <w:r>
+              <w:rPr/>
               <w:t>Age, distance, delay analysis; heatmap; radar chart; correlation matrix; per-rating explorer</w:t>
             </w:r>
           </w:p>
         </w:tc>
       </w:tr>
       <w:tr>
-        <w:tc>
-          <w:tcPr>
-            <w:tcW w:w="0" w:type="auto"/>
-          </w:tcPr>
-          <w:p>
-            <w:r>
+        <w:trPr/>
+        <w:tc>
+          <w:tcPr>
+            <w:tcW w:w="1777" w:type="dxa"/>
+            <w:tcBorders>
+              <w:top w:val="single" w:sz="4" w:space="0" w:color="000000"/>
+              <w:left w:val="single" w:sz="4" w:space="0" w:color="000000"/>
+              <w:bottom w:val="single" w:sz="4" w:space="0" w:color="000000"/>
+              <w:right w:val="single" w:sz="4" w:space="0" w:color="000000"/>
+            </w:tcBorders>
+          </w:tcPr>
+          <w:p>
+            <w:pPr>
+              <w:pStyle w:val="Normal"/>
+              <w:rPr/>
+            </w:pPr>
+            <w:r>
+              <w:rPr/>
               <w:t>ML Model Performance</w:t>
             </w:r>
           </w:p>
         </w:tc>
         <w:tc>
           <w:tcPr>
-            <w:tcW w:w="0" w:type="auto"/>
-          </w:tcPr>
-          <w:p>
-            <w:r>
+            <w:tcW w:w="6528" w:type="dxa"/>
+            <w:tcBorders>
+              <w:top w:val="single" w:sz="4" w:space="0" w:color="000000"/>
+              <w:left w:val="single" w:sz="4" w:space="0" w:color="000000"/>
+              <w:bottom w:val="single" w:sz="4" w:space="0" w:color="000000"/>
+              <w:right w:val="single" w:sz="4" w:space="0" w:color="000000"/>
+            </w:tcBorders>
+          </w:tcPr>
+          <w:p>
+            <w:pPr>
+              <w:pStyle w:val="Normal"/>
+              <w:rPr/>
+            </w:pPr>
+            <w:r>
+              <w:rPr/>
               <w:t>Metrics table, model comparison chart, ROC curves, confusion matrices, feature importance, classification report</w:t>
             </w:r>
           </w:p>
         </w:tc>
       </w:tr>
       <w:tr>
-        <w:tc>
-          <w:tcPr>
-            <w:tcW w:w="0" w:type="auto"/>
-          </w:tcPr>
-          <w:p>
-            <w:r>
+        <w:trPr/>
+        <w:tc>
+          <w:tcPr>
+            <w:tcW w:w="1777" w:type="dxa"/>
+            <w:tcBorders>
+              <w:top w:val="single" w:sz="4" w:space="0" w:color="000000"/>
+              <w:left w:val="single" w:sz="4" w:space="0" w:color="000000"/>
+              <w:bottom w:val="single" w:sz="4" w:space="0" w:color="000000"/>
+              <w:right w:val="single" w:sz="4" w:space="0" w:color="000000"/>
+            </w:tcBorders>
+          </w:tcPr>
+          <w:p>
+            <w:pPr>
+              <w:pStyle w:val="Normal"/>
+              <w:rPr/>
+            </w:pPr>
+            <w:r>
+              <w:rPr/>
               <w:t>Predict Satisfaction</w:t>
             </w:r>
           </w:p>
         </w:tc>
         <w:tc>
           <w:tcPr>
-            <w:tcW w:w="0" w:type="auto"/>
-          </w:tcPr>
-          <w:p>
-            <w:r>
+            <w:tcW w:w="6528" w:type="dxa"/>
+            <w:tcBorders>
+              <w:top w:val="single" w:sz="4" w:space="0" w:color="000000"/>
+              <w:left w:val="single" w:sz="4" w:space="0" w:color="000000"/>
+              <w:bottom w:val="single" w:sz="4" w:space="0" w:color="000000"/>
+              <w:right w:val="single" w:sz="4" w:space="0" w:color="000000"/>
+            </w:tcBorders>
+          </w:tcPr>
+          <w:p>
+            <w:pPr>
+              <w:pStyle w:val="Normal"/>
+              <w:rPr/>
+            </w:pPr>
+            <w:r>
+              <w:rPr/>
               <w:t>Interactive prediction form, model selector, probability gauge, confidence score</w:t>
             </w:r>
           </w:p>
@@ -2899,21 +3883,30 @@
     </w:tbl>
     <w:p>
       <w:pPr>
-        <w:spacing w:after="120"/>
-      </w:pPr>
-    </w:p>
-    <w:p>
-      <w:pPr>
-        <w:spacing w:after="240"/>
-      </w:pPr>
-      <w:r>
+        <w:pStyle w:val="Normal"/>
+        <w:spacing w:before="0" w:after="120"/>
+        <w:rPr/>
+      </w:pPr>
+      <w:r>
+        <w:rPr/>
+      </w:r>
+    </w:p>
+    <w:p>
+      <w:pPr>
+        <w:pStyle w:val="Normal"/>
+        <w:spacing w:before="0" w:after="240"/>
+        <w:rPr/>
+      </w:pPr>
+      <w:r>
+        <w:rPr/>
         <w:t>All four pages support sidebar filters for Gender, Customer Type, Type of Travel, Class, and Age Range — applied dynamically to all EDA visualisations and statistics. Models are trained once on load and cached for performance.</w:t>
       </w:r>
     </w:p>
     <w:p>
       <w:pPr>
         <w:pStyle w:val="Heading1"/>
-        <w:spacing w:after="160"/>
+        <w:spacing w:before="240" w:after="160"/>
+        <w:rPr/>
       </w:pPr>
       <w:r>
         <w:rPr>
@@ -2926,44 +3919,31 @@
     </w:p>
     <w:p>
       <w:pPr>
-        <w:spacing w:after="160"/>
-      </w:pPr>
-      <w:r>
-        <w:t xml:space="preserve">This project successfully demonstrated a complete data science workflow from raw CSV ingestion to a production-ready interactive dashboard. The key technical contributions are: robust data </w:t>
-      </w:r>
-      <w:proofErr w:type="spellStart"/>
-      <w:r>
-        <w:t>preprocessing</w:t>
-      </w:r>
-      <w:proofErr w:type="spellEnd"/>
-      <w:r>
-        <w:t xml:space="preserve"> handling real-world data quality issues; comprehensive EDA with 12 distinct visualisations; training and evaluation of three ML models achieving up to 95.8% accuracy; and a professional </w:t>
-      </w:r>
-      <w:proofErr w:type="spellStart"/>
-      <w:r>
-        <w:t>Streamlit</w:t>
-      </w:r>
-      <w:proofErr w:type="spellEnd"/>
-      <w:r>
-        <w:t xml:space="preserve"> dashboard with real-time prediction.</w:t>
-      </w:r>
-    </w:p>
-    <w:p>
-      <w:pPr>
-        <w:spacing w:after="160"/>
-      </w:pPr>
-      <w:r>
-        <w:t xml:space="preserve">The Gradient Boosting classifier (AUC=0.9934, F1=0.9509) is recommended as the production model due to its superior precision. The dashboard provides airline operations teams with actionable intelligence for service improvement. The feature importance analysis </w:t>
-      </w:r>
-      <w:r>
-        <w:lastRenderedPageBreak/>
-        <w:t>clearly identifies Online Boarding, Inflight Entertainment, and Seat Comfort as the three highest-impact investment areas for improving passenger satisfaction scores.</w:t>
+        <w:pStyle w:val="Normal"/>
+        <w:spacing w:before="0" w:after="160"/>
+        <w:rPr/>
+      </w:pPr>
+      <w:r>
+        <w:rPr/>
+        <w:t>This project successfully demonstrated a complete data science workflow from raw CSV ingestion to a production-ready interactive dashboard. The key technical contributions are: robust data preprocessing handling real-world data quality issues; comprehensive EDA with 12 distinct visualisations; training and evaluation of three ML models achieving up to 95.8% accuracy; and a professional Streamlit dashboard with real-time prediction.</w:t>
+      </w:r>
+    </w:p>
+    <w:p>
+      <w:pPr>
+        <w:pStyle w:val="Normal"/>
+        <w:spacing w:before="0" w:after="160"/>
+        <w:rPr/>
+      </w:pPr>
+      <w:r>
+        <w:rPr/>
+        <w:t>The Gradient Boosting classifier (AUC=0.9934, F1=0.9509) is recommended as the production model due to its superior precision. The dashboard provides airline operations teams with actionable intelligence for service improvement. The feature importance analysis clearly identifies Online Boarding, Inflight Entertainment, and Seat Comfort as the three highest-impact investment areas for improving passenger satisfaction scores.</w:t>
       </w:r>
     </w:p>
     <w:p>
       <w:pPr>
         <w:pStyle w:val="Heading1"/>
-        <w:spacing w:after="160"/>
+        <w:spacing w:before="240" w:after="160"/>
+        <w:rPr/>
       </w:pPr>
       <w:r>
         <w:rPr>
@@ -2976,76 +3956,84 @@
     </w:p>
     <w:p>
       <w:pPr>
+        <w:pStyle w:val="Normal"/>
         <w:numPr>
           <w:ilvl w:val="0"/>
           <w:numId w:val="3"/>
         </w:numPr>
-        <w:spacing w:after="80"/>
-      </w:pPr>
-      <w:r>
+        <w:spacing w:before="0" w:after="80"/>
+        <w:rPr/>
+      </w:pPr>
+      <w:r>
+        <w:rPr/>
         <w:t>Dataset temporal scope: The data represents a specific time period and may not reflect post-pandemic travel patterns or recent operational changes.</w:t>
       </w:r>
     </w:p>
     <w:p>
       <w:pPr>
+        <w:pStyle w:val="Normal"/>
         <w:numPr>
           <w:ilvl w:val="0"/>
           <w:numId w:val="3"/>
         </w:numPr>
-        <w:spacing w:after="80"/>
-      </w:pPr>
-      <w:r>
+        <w:spacing w:before="0" w:after="80"/>
+        <w:rPr/>
+      </w:pPr>
+      <w:r>
+        <w:rPr/>
         <w:t>Class imbalance: With 43.4% vs 56.6% split, more advanced handling (SMOTE, class weighting) could further improve recall on the minority class.</w:t>
       </w:r>
     </w:p>
     <w:p>
       <w:pPr>
+        <w:pStyle w:val="Normal"/>
         <w:numPr>
           <w:ilvl w:val="0"/>
           <w:numId w:val="3"/>
         </w:numPr>
-        <w:spacing w:after="80"/>
-      </w:pPr>
-      <w:r>
-        <w:t xml:space="preserve">No hyperparameter tuning: Models used reasonable defaults; </w:t>
-      </w:r>
-      <w:proofErr w:type="spellStart"/>
-      <w:r>
-        <w:t>GridSearchCV</w:t>
-      </w:r>
-      <w:proofErr w:type="spellEnd"/>
-      <w:r>
-        <w:t xml:space="preserve"> or Bayesian optimisation could improve results further.</w:t>
-      </w:r>
-    </w:p>
-    <w:p>
-      <w:pPr>
+        <w:spacing w:before="0" w:after="80"/>
+        <w:rPr/>
+      </w:pPr>
+      <w:r>
+        <w:rPr/>
+        <w:t>No hyperparameter tuning: Models used reasonable defaults; GridSearchCV or Bayesian optimisation could improve results further.</w:t>
+      </w:r>
+    </w:p>
+    <w:p>
+      <w:pPr>
+        <w:pStyle w:val="Normal"/>
         <w:numPr>
           <w:ilvl w:val="0"/>
           <w:numId w:val="3"/>
         </w:numPr>
-        <w:spacing w:after="80"/>
-      </w:pPr>
-      <w:r>
+        <w:spacing w:before="0" w:after="80"/>
+        <w:rPr/>
+      </w:pPr>
+      <w:r>
+        <w:rPr/>
         <w:t>Subjective ratings: Service ratings are self-reported and subject to individual perception biases.</w:t>
       </w:r>
     </w:p>
     <w:p>
       <w:pPr>
+        <w:pStyle w:val="Normal"/>
         <w:numPr>
           <w:ilvl w:val="0"/>
           <w:numId w:val="3"/>
         </w:numPr>
-        <w:spacing w:after="160"/>
-      </w:pPr>
-      <w:r>
+        <w:spacing w:before="0" w:after="160"/>
+        <w:rPr/>
+      </w:pPr>
+      <w:r>
+        <w:rPr/>
         <w:t>Missing airline context: Route information, aircraft type, and operational data would enrich the model.</w:t>
       </w:r>
     </w:p>
     <w:p>
       <w:pPr>
         <w:pStyle w:val="Heading1"/>
-        <w:spacing w:after="160"/>
+        <w:spacing w:before="240" w:after="160"/>
+        <w:rPr/>
       </w:pPr>
       <w:r>
         <w:rPr>
@@ -3058,128 +4046,99 @@
     </w:p>
     <w:p>
       <w:pPr>
+        <w:pStyle w:val="Normal"/>
         <w:numPr>
           <w:ilvl w:val="0"/>
           <w:numId w:val="4"/>
         </w:numPr>
-        <w:spacing w:after="80"/>
-      </w:pPr>
-      <w:r>
-        <w:t>Deploy the dashboard as a cloud web app (</w:t>
-      </w:r>
-      <w:proofErr w:type="spellStart"/>
-      <w:r>
-        <w:t>Streamlit</w:t>
-      </w:r>
-      <w:proofErr w:type="spellEnd"/>
-      <w:r>
-        <w:t xml:space="preserve"> Cloud, Heroku, or Azure Web Apps) for airline stakeholder access.</w:t>
-      </w:r>
-    </w:p>
-    <w:p>
-      <w:pPr>
+        <w:spacing w:before="0" w:after="80"/>
+        <w:rPr/>
+      </w:pPr>
+      <w:r>
+        <w:rPr/>
+        <w:t>Deploy the dashboard as a cloud web app (Streamlit Cloud, Heroku, or Azure Web Apps) for airline stakeholder access.</w:t>
+      </w:r>
+    </w:p>
+    <w:p>
+      <w:pPr>
+        <w:pStyle w:val="Normal"/>
         <w:numPr>
           <w:ilvl w:val="0"/>
           <w:numId w:val="4"/>
         </w:numPr>
-        <w:spacing w:after="80"/>
-      </w:pPr>
-      <w:r>
+        <w:spacing w:before="0" w:after="80"/>
+        <w:rPr/>
+      </w:pPr>
+      <w:r>
+        <w:rPr/>
         <w:t>Integrate real-time passenger data via API for live satisfaction monitoring.</w:t>
       </w:r>
     </w:p>
     <w:p>
       <w:pPr>
+        <w:pStyle w:val="Normal"/>
         <w:numPr>
           <w:ilvl w:val="0"/>
           <w:numId w:val="4"/>
         </w:numPr>
-        <w:spacing w:after="80"/>
-      </w:pPr>
-      <w:r>
-        <w:t xml:space="preserve">Apply </w:t>
-      </w:r>
-      <w:proofErr w:type="spellStart"/>
-      <w:r>
-        <w:t>XGBoost</w:t>
-      </w:r>
-      <w:proofErr w:type="spellEnd"/>
-      <w:r>
-        <w:t xml:space="preserve">, </w:t>
-      </w:r>
-      <w:proofErr w:type="spellStart"/>
-      <w:r>
-        <w:t>LightGBM</w:t>
-      </w:r>
-      <w:proofErr w:type="spellEnd"/>
-      <w:r>
-        <w:t>, or neural network models for further accuracy improvements.</w:t>
-      </w:r>
-    </w:p>
-    <w:p>
-      <w:pPr>
+        <w:spacing w:before="0" w:after="80"/>
+        <w:rPr/>
+      </w:pPr>
+      <w:r>
+        <w:rPr/>
+        <w:t>Apply XGBoost, LightGBM, or neural network models for further accuracy improvements.</w:t>
+      </w:r>
+    </w:p>
+    <w:p>
+      <w:pPr>
+        <w:pStyle w:val="Normal"/>
         <w:numPr>
           <w:ilvl w:val="0"/>
           <w:numId w:val="4"/>
         </w:numPr>
-        <w:spacing w:after="80"/>
-      </w:pPr>
-      <w:r>
-        <w:t>Implement SHAP (</w:t>
-      </w:r>
-      <w:proofErr w:type="spellStart"/>
-      <w:r>
-        <w:t>SHapley</w:t>
-      </w:r>
-      <w:proofErr w:type="spellEnd"/>
-      <w:r>
-        <w:t xml:space="preserve"> Additive </w:t>
-      </w:r>
-      <w:proofErr w:type="spellStart"/>
-      <w:r>
-        <w:t>exPlanations</w:t>
-      </w:r>
-      <w:proofErr w:type="spellEnd"/>
-      <w:r>
-        <w:t xml:space="preserve">) for model </w:t>
-      </w:r>
-      <w:proofErr w:type="spellStart"/>
-      <w:r>
-        <w:t>explainability</w:t>
-      </w:r>
-      <w:proofErr w:type="spellEnd"/>
-      <w:r>
-        <w:t xml:space="preserve"> and per-passenger attribution.</w:t>
-      </w:r>
-    </w:p>
-    <w:p>
-      <w:pPr>
+        <w:spacing w:before="0" w:after="80"/>
+        <w:rPr/>
+      </w:pPr>
+      <w:r>
+        <w:rPr/>
+        <w:t>Implement SHAP (SHapley Additive exPlanations) for model explainability and per-passenger attribution.</w:t>
+      </w:r>
+    </w:p>
+    <w:p>
+      <w:pPr>
+        <w:pStyle w:val="Normal"/>
         <w:numPr>
           <w:ilvl w:val="0"/>
           <w:numId w:val="4"/>
         </w:numPr>
-        <w:spacing w:after="80"/>
-      </w:pPr>
-      <w:r>
+        <w:spacing w:before="0" w:after="80"/>
+        <w:rPr/>
+      </w:pPr>
+      <w:r>
+        <w:rPr/>
         <w:t>Extend to multi-class satisfaction levels (very satisfied, neutral, dissatisfied, very dissatisfied).</w:t>
       </w:r>
     </w:p>
     <w:p>
       <w:pPr>
+        <w:pStyle w:val="Normal"/>
         <w:numPr>
           <w:ilvl w:val="0"/>
           <w:numId w:val="4"/>
         </w:numPr>
-        <w:spacing w:after="160"/>
-      </w:pPr>
-      <w:r>
+        <w:spacing w:before="0" w:after="160"/>
+        <w:rPr/>
+      </w:pPr>
+      <w:r>
+        <w:rPr/>
         <w:t>Conduct time-series analysis on satisfaction trends across seasons or years.</w:t>
       </w:r>
     </w:p>
     <w:p>
       <w:pPr>
         <w:pStyle w:val="Heading1"/>
-        <w:spacing w:after="160"/>
+        <w:spacing w:before="240" w:after="160"/>
+        <w:rPr/>
       </w:pPr>
       <w:r>
         <w:rPr>
@@ -3192,587 +4151,907 @@
     </w:p>
     <w:p>
       <w:pPr>
-        <w:spacing w:after="80"/>
-      </w:pPr>
-      <w:r>
+        <w:pStyle w:val="Normal"/>
+        <w:spacing w:before="0" w:after="80"/>
+        <w:rPr/>
+      </w:pPr>
+      <w:r>
+        <w:rPr/>
         <w:t>[1] T.J. Mahal. (2020). Airline Passenger Satisfaction Dataset. Kaggle. https://www.kaggle.com/datasets/teejmahal20/airline-passenger-satisfaction</w:t>
       </w:r>
     </w:p>
     <w:p>
       <w:pPr>
-        <w:spacing w:after="80"/>
-      </w:pPr>
-      <w:r>
-        <w:t xml:space="preserve">[2] </w:t>
-      </w:r>
-      <w:proofErr w:type="spellStart"/>
-      <w:r>
-        <w:t>Pedregosa</w:t>
-      </w:r>
-      <w:proofErr w:type="spellEnd"/>
-      <w:r>
-        <w:t xml:space="preserve">, F. et al. (2011). </w:t>
-      </w:r>
-      <w:proofErr w:type="spellStart"/>
-      <w:r>
-        <w:t>Scikit</w:t>
-      </w:r>
-      <w:proofErr w:type="spellEnd"/>
-      <w:r>
-        <w:t>-learn: Machine Learning in Python. Journal of Machine Learning Research, 12, 2825-2830.</w:t>
-      </w:r>
-    </w:p>
-    <w:p>
-      <w:pPr>
-        <w:spacing w:after="80"/>
-      </w:pPr>
-      <w:r>
+        <w:pStyle w:val="Normal"/>
+        <w:spacing w:before="0" w:after="80"/>
+        <w:rPr/>
+      </w:pPr>
+      <w:r>
+        <w:rPr/>
+        <w:t>[2] Pedregosa, F. et al. (2011). Scikit-learn: Machine Learning in Python. Journal of Machine Learning Research, 12, 2825-2830.</w:t>
+      </w:r>
+    </w:p>
+    <w:p>
+      <w:pPr>
+        <w:pStyle w:val="Normal"/>
+        <w:spacing w:before="0" w:after="80"/>
+        <w:rPr/>
+      </w:pPr>
+      <w:r>
+        <w:rPr/>
         <w:t>[3] McKinney, W. (2010). Data Structures for Statistical Computing in Python. Proceedings of the 9th Python in Science Conference.</w:t>
       </w:r>
     </w:p>
     <w:p>
       <w:pPr>
-        <w:spacing w:after="80"/>
-      </w:pPr>
-      <w:r>
+        <w:pStyle w:val="Normal"/>
+        <w:spacing w:before="0" w:after="80"/>
+        <w:rPr/>
+      </w:pPr>
+      <w:r>
+        <w:rPr/>
         <w:t>[4] Hunter, J.D. (2007). Matplotlib: A 2D Graphics Environment. Computing in Science &amp; Engineering, 9(3), 90-95.</w:t>
       </w:r>
     </w:p>
     <w:p>
       <w:pPr>
-        <w:spacing w:after="80"/>
-      </w:pPr>
-      <w:r>
+        <w:pStyle w:val="Normal"/>
+        <w:spacing w:before="0" w:after="80"/>
+        <w:rPr/>
+      </w:pPr>
+      <w:r>
+        <w:rPr/>
         <w:t>[5] Waskom, M.L. (2021). Seaborn: Statistical Data Visualization. Journal of Open Source Software, 6(60), 3021.</w:t>
       </w:r>
     </w:p>
     <w:p>
       <w:pPr>
-        <w:spacing w:after="80"/>
-      </w:pPr>
-      <w:r>
-        <w:t xml:space="preserve">[6] </w:t>
-      </w:r>
-      <w:proofErr w:type="spellStart"/>
-      <w:r>
-        <w:t>Streamlit</w:t>
-      </w:r>
-      <w:proofErr w:type="spellEnd"/>
-      <w:r>
-        <w:t xml:space="preserve"> Inc. (2024). </w:t>
-      </w:r>
-      <w:proofErr w:type="spellStart"/>
-      <w:r>
-        <w:t>Streamlit</w:t>
-      </w:r>
-      <w:proofErr w:type="spellEnd"/>
-      <w:r>
-        <w:t xml:space="preserve"> Documentation. https://docs.streamlit.io/</w:t>
-      </w:r>
-    </w:p>
-    <w:p>
-      <w:pPr>
-        <w:spacing w:after="80"/>
-      </w:pPr>
-      <w:r>
-        <w:t xml:space="preserve">[7] </w:t>
-      </w:r>
-      <w:proofErr w:type="spellStart"/>
-      <w:r>
-        <w:t>Breiman</w:t>
-      </w:r>
-      <w:proofErr w:type="spellEnd"/>
-      <w:r>
-        <w:t>, L. (2001). Random Forests. Machine Learning, 45(1), 5-32.</w:t>
-      </w:r>
-    </w:p>
-    <w:p>
-      <w:pPr>
-        <w:spacing w:after="80"/>
-      </w:pPr>
-      <w:r>
-        <w:lastRenderedPageBreak/>
+        <w:pStyle w:val="Normal"/>
+        <w:spacing w:before="0" w:after="80"/>
+        <w:rPr/>
+      </w:pPr>
+      <w:r>
+        <w:rPr/>
+        <w:t>[6] Streamlit Inc. (2024). Streamlit Documentation. https://docs.streamlit.io/</w:t>
+      </w:r>
+    </w:p>
+    <w:p>
+      <w:pPr>
+        <w:pStyle w:val="Normal"/>
+        <w:spacing w:before="0" w:after="80"/>
+        <w:rPr/>
+      </w:pPr>
+      <w:r>
+        <w:rPr/>
+        <w:t>[7] Breiman, L. (2001). Random Forests. Machine Learning, 45(1), 5-32.</w:t>
+      </w:r>
+    </w:p>
+    <w:p>
+      <w:pPr>
+        <w:pStyle w:val="Normal"/>
+        <w:spacing w:before="0" w:after="80"/>
+        <w:rPr/>
+      </w:pPr>
+      <w:r>
+        <w:rPr/>
         <w:t>[8] Friedman, J.H. (2001). Greedy Function Approximation: A Gradient Boosting Machine. Annals of Statistics, 29(5), 1189-1232.</w:t>
       </w:r>
     </w:p>
     <w:sectPr>
-      <w:footerReference w:type="default" r:id="rId19"/>
+      <w:footerReference w:type="even" r:id="rId14"/>
+      <w:footerReference w:type="default" r:id="rId15"/>
+      <w:footerReference w:type="first" r:id="rId16"/>
+      <w:type w:val="nextPage"/>
       <w:pgSz w:w="11906" w:h="16838"/>
-      <w:pgMar w:top="1440" w:right="1800" w:bottom="1440" w:left="1800" w:header="720" w:footer="720" w:gutter="0"/>
-      <w:cols w:space="720"/>
+      <w:pgMar w:left="1800" w:right="1800" w:gutter="0" w:header="0" w:top="1440" w:footer="720" w:bottom="1440"/>
+      <w:pgNumType w:fmt="decimal"/>
+      <w:formProt w:val="false"/>
+      <w:textDirection w:val="lrTb"/>
+      <w:docGrid w:type="default" w:linePitch="100" w:charSpace="4096"/>
     </w:sectPr>
   </w:body>
 </w:document>
 </file>
 
-<file path=word/endnotes.xml><?xml version="1.0" encoding="utf-8"?>
-<w:endnotes xmlns:wpc="http://schemas.microsoft.com/office/word/2010/wordprocessingCanvas" xmlns:cx="http://schemas.microsoft.com/office/drawing/2014/chartex" xmlns:cx1="http://schemas.microsoft.com/office/drawing/2015/9/8/chartex" xmlns:cx2="http://schemas.microsoft.com/office/drawing/2015/10/21/chartex" xmlns:cx3="http://schemas.microsoft.com/office/drawing/2016/5/9/chartex" xmlns:cx4="http://schemas.microsoft.com/office/drawing/2016/5/10/chartex" xmlns:cx5="http://schemas.microsoft.com/office/drawing/2016/5/11/chartex" xmlns:cx6="http://schemas.microsoft.com/office/drawing/2016/5/12/chartex" xmlns:cx7="http://schemas.microsoft.com/office/drawing/2016/5/13/chartex" xmlns:cx8="http://schemas.microsoft.com/office/drawing/2016/5/14/chartex" xmlns:mc="http://schemas.openxmlformats.org/markup-compatibility/2006" xmlns:aink="http://schemas.microsoft.com/office/drawing/2016/ink" xmlns:am3d="http://schemas.microsoft.com/office/drawing/2017/model3d" xmlns:o="urn:schemas-microsoft-com:office:office" xmlns:r="http://schemas.openxmlformats.org/officeDocument/2006/relationships" xmlns:m="http://schemas.openxmlformats.org/officeDocument/2006/math" xmlns:v="urn:schemas-microsoft-com:vml" xmlns:wp14="http://schemas.microsoft.com/office/word/2010/wordprocessingDrawing" xmlns:wp="http://schemas.openxmlformats.org/drawingml/2006/wordprocessingDrawing" xmlns:w10="urn:schemas-microsoft-com:office:word" xmlns:w="http://schemas.openxmlformats.org/wordprocessingml/2006/main" xmlns:w14="http://schemas.microsoft.com/office/word/2010/wordml" xmlns:w15="http://schemas.microsoft.com/office/word/2012/wordml" xmlns:w16cid="http://schemas.microsoft.com/office/word/2016/wordml/cid" xmlns:w16se="http://schemas.microsoft.com/office/word/2015/wordml/symex" xmlns:wpg="http://schemas.microsoft.com/office/word/2010/wordprocessingGroup" xmlns:wpi="http://schemas.microsoft.com/office/word/2010/wordprocessingInk" xmlns:wne="http://schemas.microsoft.com/office/word/2006/wordml" xmlns:wps="http://schemas.microsoft.com/office/word/2010/wordprocessingShape" mc:Ignorable="w14 w15 w16se w16cid wp14">
-  <w:endnote w:type="separator" w:id="-1">
-    <w:p>
-      <w:pPr>
-        <w:spacing w:line="240" w:lineRule="auto"/>
-      </w:pPr>
-      <w:r>
-        <w:separator/>
-      </w:r>
-    </w:p>
-  </w:endnote>
-  <w:endnote w:type="continuationSeparator" w:id="0">
-    <w:p>
-      <w:pPr>
-        <w:spacing w:line="240" w:lineRule="auto"/>
-      </w:pPr>
-      <w:r>
-        <w:continuationSeparator/>
-      </w:r>
-    </w:p>
-  </w:endnote>
-</w:endnotes>
+<file path=word/footer1.xml><?xml version="1.0" encoding="utf-8"?>
+<w:ftr xmlns:o="urn:schemas-microsoft-com:office:office" xmlns:r="http://schemas.openxmlformats.org/officeDocument/2006/relationships" xmlns:v="urn:schemas-microsoft-com:vml" xmlns:w="http://schemas.openxmlformats.org/wordprocessingml/2006/main" xmlns:w10="urn:schemas-microsoft-com:office:word" xmlns:wp="http://schemas.openxmlformats.org/drawingml/2006/wordprocessingDrawing" xmlns:wps="http://schemas.microsoft.com/office/word/2010/wordprocessingShape" xmlns:wpg="http://schemas.microsoft.com/office/word/2010/wordprocessingGroup" xmlns:mc="http://schemas.openxmlformats.org/markup-compatibility/2006" xmlns:wp14="http://schemas.microsoft.com/office/word/2010/wordprocessingDrawing" xmlns:w14="http://schemas.microsoft.com/office/word/2010/wordml" xmlns:w15="http://schemas.microsoft.com/office/word/2012/wordml" mc:Ignorable="w14 wp14 w15">
+  <w:p>
+    <w:pPr>
+      <w:pStyle w:val="Footer"/>
+      <w:rPr/>
+    </w:pPr>
+    <w:r>
+      <w:rPr/>
+    </w:r>
+  </w:p>
+</w:ftr>
 </file>
 
-<file path=word/footer1.xml><?xml version="1.0" encoding="utf-8"?>
-<w:ftr xmlns:wpc="http://schemas.microsoft.com/office/word/2010/wordprocessingCanvas" xmlns:cx="http://schemas.microsoft.com/office/drawing/2014/chartex" xmlns:cx1="http://schemas.microsoft.com/office/drawing/2015/9/8/chartex" xmlns:cx2="http://schemas.microsoft.com/office/drawing/2015/10/21/chartex" xmlns:cx3="http://schemas.microsoft.com/office/drawing/2016/5/9/chartex" xmlns:cx4="http://schemas.microsoft.com/office/drawing/2016/5/10/chartex" xmlns:cx5="http://schemas.microsoft.com/office/drawing/2016/5/11/chartex" xmlns:cx6="http://schemas.microsoft.com/office/drawing/2016/5/12/chartex" xmlns:cx7="http://schemas.microsoft.com/office/drawing/2016/5/13/chartex" xmlns:cx8="http://schemas.microsoft.com/office/drawing/2016/5/14/chartex" xmlns:mc="http://schemas.openxmlformats.org/markup-compatibility/2006" xmlns:aink="http://schemas.microsoft.com/office/drawing/2016/ink" xmlns:am3d="http://schemas.microsoft.com/office/drawing/2017/model3d" xmlns:o="urn:schemas-microsoft-com:office:office" xmlns:r="http://schemas.openxmlformats.org/officeDocument/2006/relationships" xmlns:m="http://schemas.openxmlformats.org/officeDocument/2006/math" xmlns:v="urn:schemas-microsoft-com:vml" xmlns:wp14="http://schemas.microsoft.com/office/word/2010/wordprocessingDrawing" xmlns:wp="http://schemas.openxmlformats.org/drawingml/2006/wordprocessingDrawing" xmlns:w10="urn:schemas-microsoft-com:office:word" xmlns:w="http://schemas.openxmlformats.org/wordprocessingml/2006/main" xmlns:w14="http://schemas.microsoft.com/office/word/2010/wordml" xmlns:w15="http://schemas.microsoft.com/office/word/2012/wordml" xmlns:w16cid="http://schemas.microsoft.com/office/word/2016/wordml/cid" xmlns:w16se="http://schemas.microsoft.com/office/word/2015/wordml/symex" xmlns:wpg="http://schemas.microsoft.com/office/word/2010/wordprocessingGroup" xmlns:wpi="http://schemas.microsoft.com/office/word/2010/wordprocessingInk" xmlns:wne="http://schemas.microsoft.com/office/word/2006/wordml" xmlns:wps="http://schemas.microsoft.com/office/word/2010/wordprocessingShape" mc:Ignorable="w14 w15 w16se w16cid wp14">
+<file path=word/footer2.xml><?xml version="1.0" encoding="utf-8"?>
+<w:ftr xmlns:o="urn:schemas-microsoft-com:office:office" xmlns:r="http://schemas.openxmlformats.org/officeDocument/2006/relationships" xmlns:v="urn:schemas-microsoft-com:vml" xmlns:w="http://schemas.openxmlformats.org/wordprocessingml/2006/main" xmlns:w10="urn:schemas-microsoft-com:office:word" xmlns:wp="http://schemas.openxmlformats.org/drawingml/2006/wordprocessingDrawing" xmlns:wps="http://schemas.microsoft.com/office/word/2010/wordprocessingShape" xmlns:wpg="http://schemas.microsoft.com/office/word/2010/wordprocessingGroup" xmlns:mc="http://schemas.openxmlformats.org/markup-compatibility/2006" xmlns:wp14="http://schemas.microsoft.com/office/word/2010/wordprocessingDrawing" xmlns:w14="http://schemas.microsoft.com/office/word/2010/wordml" xmlns:w15="http://schemas.microsoft.com/office/word/2012/wordml" mc:Ignorable="w14 wp14 w15">
   <w:p>
+    <w:pPr>
+      <w:pStyle w:val="Normal"/>
+      <w:rPr/>
+    </w:pPr>
     <w:r>
-      <w:t xml:space="preserve">Airline Passenger Satisfaction </w:t>
-    </w:r>
-    <w:proofErr w:type="gramStart"/>
-    <w:r>
-      <w:t>Project  |</w:t>
-    </w:r>
-    <w:proofErr w:type="gramEnd"/>
-    <w:r>
-      <w:t xml:space="preserve">  Page </w:t>
+      <w:rPr/>
+      <w:t xml:space="preserve">Airline Passenger Satisfaction Project  |  Page </w:t>
     </w:r>
     <w:r>
+      <w:rPr/>
       <w:fldChar w:fldCharType="begin"/>
     </w:r>
     <w:r>
+      <w:rPr/>
       <w:instrText xml:space="preserve"> PAGE </w:instrText>
     </w:r>
     <w:r>
+      <w:rPr/>
       <w:fldChar w:fldCharType="separate"/>
     </w:r>
     <w:r>
-      <w:t>1</w:t>
+      <w:rPr/>
+      <w:t>13</w:t>
     </w:r>
     <w:r>
+      <w:rPr/>
       <w:fldChar w:fldCharType="end"/>
     </w:r>
   </w:p>
 </w:ftr>
 </file>
 
-<file path=word/footnotes.xml><?xml version="1.0" encoding="utf-8"?>
-<w:footnotes xmlns:wpc="http://schemas.microsoft.com/office/word/2010/wordprocessingCanvas" xmlns:cx="http://schemas.microsoft.com/office/drawing/2014/chartex" xmlns:cx1="http://schemas.microsoft.com/office/drawing/2015/9/8/chartex" xmlns:cx2="http://schemas.microsoft.com/office/drawing/2015/10/21/chartex" xmlns:cx3="http://schemas.microsoft.com/office/drawing/2016/5/9/chartex" xmlns:cx4="http://schemas.microsoft.com/office/drawing/2016/5/10/chartex" xmlns:cx5="http://schemas.microsoft.com/office/drawing/2016/5/11/chartex" xmlns:cx6="http://schemas.microsoft.com/office/drawing/2016/5/12/chartex" xmlns:cx7="http://schemas.microsoft.com/office/drawing/2016/5/13/chartex" xmlns:cx8="http://schemas.microsoft.com/office/drawing/2016/5/14/chartex" xmlns:mc="http://schemas.openxmlformats.org/markup-compatibility/2006" xmlns:aink="http://schemas.microsoft.com/office/drawing/2016/ink" xmlns:am3d="http://schemas.microsoft.com/office/drawing/2017/model3d" xmlns:o="urn:schemas-microsoft-com:office:office" xmlns:r="http://schemas.openxmlformats.org/officeDocument/2006/relationships" xmlns:m="http://schemas.openxmlformats.org/officeDocument/2006/math" xmlns:v="urn:schemas-microsoft-com:vml" xmlns:wp14="http://schemas.microsoft.com/office/word/2010/wordprocessingDrawing" xmlns:wp="http://schemas.openxmlformats.org/drawingml/2006/wordprocessingDrawing" xmlns:w10="urn:schemas-microsoft-com:office:word" xmlns:w="http://schemas.openxmlformats.org/wordprocessingml/2006/main" xmlns:w14="http://schemas.microsoft.com/office/word/2010/wordml" xmlns:w15="http://schemas.microsoft.com/office/word/2012/wordml" xmlns:w16cid="http://schemas.microsoft.com/office/word/2016/wordml/cid" xmlns:w16se="http://schemas.microsoft.com/office/word/2015/wordml/symex" xmlns:wpg="http://schemas.microsoft.com/office/word/2010/wordprocessingGroup" xmlns:wpi="http://schemas.microsoft.com/office/word/2010/wordprocessingInk" xmlns:wne="http://schemas.microsoft.com/office/word/2006/wordml" xmlns:wps="http://schemas.microsoft.com/office/word/2010/wordprocessingShape" mc:Ignorable="w14 w15 w16se w16cid wp14">
-  <w:footnote w:type="separator" w:id="-1">
-    <w:p>
-      <w:pPr>
-        <w:spacing w:line="240" w:lineRule="auto"/>
-      </w:pPr>
-      <w:r>
-        <w:separator/>
-      </w:r>
-    </w:p>
-  </w:footnote>
-  <w:footnote w:type="continuationSeparator" w:id="0">
-    <w:p>
-      <w:pPr>
-        <w:spacing w:line="240" w:lineRule="auto"/>
-      </w:pPr>
-      <w:r>
-        <w:continuationSeparator/>
-      </w:r>
-    </w:p>
-  </w:footnote>
-</w:footnotes>
+<file path=word/footer3.xml><?xml version="1.0" encoding="utf-8"?>
+<w:ftr xmlns:o="urn:schemas-microsoft-com:office:office" xmlns:r="http://schemas.openxmlformats.org/officeDocument/2006/relationships" xmlns:v="urn:schemas-microsoft-com:vml" xmlns:w="http://schemas.openxmlformats.org/wordprocessingml/2006/main" xmlns:w10="urn:schemas-microsoft-com:office:word" xmlns:wp="http://schemas.openxmlformats.org/drawingml/2006/wordprocessingDrawing" xmlns:wps="http://schemas.microsoft.com/office/word/2010/wordprocessingShape" xmlns:wpg="http://schemas.microsoft.com/office/word/2010/wordprocessingGroup" xmlns:mc="http://schemas.openxmlformats.org/markup-compatibility/2006" xmlns:wp14="http://schemas.microsoft.com/office/word/2010/wordprocessingDrawing" xmlns:w14="http://schemas.microsoft.com/office/word/2010/wordml" xmlns:w15="http://schemas.microsoft.com/office/word/2012/wordml" mc:Ignorable="w14 wp14 w15">
+  <w:p>
+    <w:pPr>
+      <w:pStyle w:val="Normal"/>
+      <w:rPr/>
+    </w:pPr>
+    <w:r>
+      <w:rPr/>
+      <w:t xml:space="preserve">Airline Passenger Satisfaction Project  |  Page </w:t>
+    </w:r>
+    <w:r>
+      <w:rPr/>
+      <w:fldChar w:fldCharType="begin"/>
+    </w:r>
+    <w:r>
+      <w:rPr/>
+      <w:instrText xml:space="preserve"> PAGE </w:instrText>
+    </w:r>
+    <w:r>
+      <w:rPr/>
+      <w:fldChar w:fldCharType="separate"/>
+    </w:r>
+    <w:r>
+      <w:rPr/>
+      <w:t>13</w:t>
+    </w:r>
+    <w:r>
+      <w:rPr/>
+      <w:fldChar w:fldCharType="end"/>
+    </w:r>
+  </w:p>
+</w:ftr>
 </file>
 
 <file path=word/numbering.xml><?xml version="1.0" encoding="utf-8"?>
-<w:numbering xmlns:wpc="http://schemas.microsoft.com/office/word/2010/wordprocessingCanvas" xmlns:cx="http://schemas.microsoft.com/office/drawing/2014/chartex" xmlns:cx1="http://schemas.microsoft.com/office/drawing/2015/9/8/chartex" xmlns:cx2="http://schemas.microsoft.com/office/drawing/2015/10/21/chartex" xmlns:cx3="http://schemas.microsoft.com/office/drawing/2016/5/9/chartex" xmlns:cx4="http://schemas.microsoft.com/office/drawing/2016/5/10/chartex" xmlns:cx5="http://schemas.microsoft.com/office/drawing/2016/5/11/chartex" xmlns:cx6="http://schemas.microsoft.com/office/drawing/2016/5/12/chartex" xmlns:cx7="http://schemas.microsoft.com/office/drawing/2016/5/13/chartex" xmlns:cx8="http://schemas.microsoft.com/office/drawing/2016/5/14/chartex" xmlns:mc="http://schemas.openxmlformats.org/markup-compatibility/2006" xmlns:aink="http://schemas.microsoft.com/office/drawing/2016/ink" xmlns:am3d="http://schemas.microsoft.com/office/drawing/2017/model3d" xmlns:o="urn:schemas-microsoft-com:office:office" xmlns:r="http://schemas.openxmlformats.org/officeDocument/2006/relationships" xmlns:m="http://schemas.openxmlformats.org/officeDocument/2006/math" xmlns:v="urn:schemas-microsoft-com:vml" xmlns:wp14="http://schemas.microsoft.com/office/word/2010/wordprocessingDrawing" xmlns:wp="http://schemas.openxmlformats.org/drawingml/2006/wordprocessingDrawing" xmlns:w10="urn:schemas-microsoft-com:office:word" xmlns:w="http://schemas.openxmlformats.org/wordprocessingml/2006/main" xmlns:w14="http://schemas.microsoft.com/office/word/2010/wordml" xmlns:w15="http://schemas.microsoft.com/office/word/2012/wordml" xmlns:w16cid="http://schemas.microsoft.com/office/word/2016/wordml/cid" xmlns:w16se="http://schemas.microsoft.com/office/word/2015/wordml/symex" xmlns:wpg="http://schemas.microsoft.com/office/word/2010/wordprocessingGroup" xmlns:wpi="http://schemas.microsoft.com/office/word/2010/wordprocessingInk" xmlns:wne="http://schemas.microsoft.com/office/word/2006/wordml" xmlns:wps="http://schemas.microsoft.com/office/word/2010/wordprocessingShape" mc:Ignorable="w14 w15 w16se w16cid wp14">
-  <w:abstractNum w:abstractNumId="0" w15:restartNumberingAfterBreak="0">
-    <w:nsid w:val="49ED5287"/>
-    <w:multiLevelType w:val="hybridMultilevel"/>
-    <w:tmpl w:val="A0C2D7A8"/>
-    <w:lvl w:ilvl="0" w:tplc="EE34E1A6">
+<w:numbering xmlns:w="http://schemas.openxmlformats.org/wordprocessingml/2006/main" xmlns:o="urn:schemas-microsoft-com:office:office" xmlns:r="http://schemas.openxmlformats.org/officeDocument/2006/relationships" xmlns:v="urn:schemas-microsoft-com:vml" xmlns:mc="http://schemas.openxmlformats.org/markup-compatibility/2006" xmlns:w14="http://schemas.microsoft.com/office/word/2010/wordml" mc:Ignorable="w14">
+  <w:abstractNum w:abstractNumId="1">
+    <w:lvl w:ilvl="0">
       <w:start w:val="1"/>
       <w:numFmt w:val="bullet"/>
-      <w:lvlText w:val="•"/>
+      <w:lvlText w:val=""/>
       <w:lvlJc w:val="left"/>
       <w:pPr>
+        <w:tabs>
+          <w:tab w:val="num" w:pos="0"/>
+        </w:tabs>
         <w:ind w:left="720" w:hanging="360"/>
       </w:pPr>
+      <w:rPr>
+        <w:rFonts w:ascii="Symbol" w:hAnsi="Symbol" w:cs="Symbol" w:hint="default"/>
+      </w:rPr>
     </w:lvl>
-    <w:lvl w:ilvl="1" w:tplc="1B3C394E">
+    <w:lvl w:ilvl="1">
       <w:start w:val="1"/>
       <w:numFmt w:val="bullet"/>
       <w:lvlText w:val="◦"/>
       <w:lvlJc w:val="left"/>
       <w:pPr>
+        <w:tabs>
+          <w:tab w:val="num" w:pos="0"/>
+        </w:tabs>
         <w:ind w:left="1440" w:hanging="360"/>
       </w:pPr>
+      <w:rPr>
+        <w:rFonts w:ascii="OpenSymbol" w:hAnsi="OpenSymbol" w:cs="OpenSymbol" w:hint="default"/>
+      </w:rPr>
     </w:lvl>
-    <w:lvl w:ilvl="2" w:tplc="EEEA4F24">
+    <w:lvl w:ilvl="2">
       <w:start w:val="1"/>
       <w:numFmt w:val="bullet"/>
       <w:lvlText w:val="▪"/>
       <w:lvlJc w:val="left"/>
       <w:pPr>
+        <w:tabs>
+          <w:tab w:val="num" w:pos="0"/>
+        </w:tabs>
         <w:ind w:left="2160" w:hanging="360"/>
       </w:pPr>
+      <w:rPr>
+        <w:rFonts w:ascii="OpenSymbol" w:hAnsi="OpenSymbol" w:cs="OpenSymbol" w:hint="default"/>
+      </w:rPr>
     </w:lvl>
-    <w:lvl w:ilvl="3" w:tplc="8354A5D2">
+    <w:lvl w:ilvl="3">
       <w:start w:val="1"/>
       <w:numFmt w:val="bullet"/>
-      <w:lvlText w:val="•"/>
+      <w:lvlText w:val=""/>
       <w:lvlJc w:val="left"/>
       <w:pPr>
+        <w:tabs>
+          <w:tab w:val="num" w:pos="0"/>
+        </w:tabs>
         <w:ind w:left="2880" w:hanging="360"/>
       </w:pPr>
+      <w:rPr>
+        <w:rFonts w:ascii="Symbol" w:hAnsi="Symbol" w:cs="Symbol" w:hint="default"/>
+      </w:rPr>
     </w:lvl>
-    <w:lvl w:ilvl="4" w:tplc="0CE40510">
+    <w:lvl w:ilvl="4">
       <w:start w:val="1"/>
       <w:numFmt w:val="bullet"/>
       <w:lvlText w:val="◦"/>
       <w:lvlJc w:val="left"/>
       <w:pPr>
+        <w:tabs>
+          <w:tab w:val="num" w:pos="0"/>
+        </w:tabs>
         <w:ind w:left="3600" w:hanging="360"/>
       </w:pPr>
+      <w:rPr>
+        <w:rFonts w:ascii="OpenSymbol" w:hAnsi="OpenSymbol" w:cs="OpenSymbol" w:hint="default"/>
+      </w:rPr>
     </w:lvl>
-    <w:lvl w:ilvl="5" w:tplc="8EA61510">
+    <w:lvl w:ilvl="5">
       <w:start w:val="1"/>
       <w:numFmt w:val="bullet"/>
       <w:lvlText w:val="▪"/>
       <w:lvlJc w:val="left"/>
       <w:pPr>
+        <w:tabs>
+          <w:tab w:val="num" w:pos="0"/>
+        </w:tabs>
         <w:ind w:left="4320" w:hanging="360"/>
       </w:pPr>
+      <w:rPr>
+        <w:rFonts w:ascii="OpenSymbol" w:hAnsi="OpenSymbol" w:cs="OpenSymbol" w:hint="default"/>
+      </w:rPr>
     </w:lvl>
-    <w:lvl w:ilvl="6" w:tplc="49406E80">
+    <w:lvl w:ilvl="6">
       <w:start w:val="1"/>
       <w:numFmt w:val="bullet"/>
-      <w:lvlText w:val="•"/>
+      <w:lvlText w:val=""/>
       <w:lvlJc w:val="left"/>
       <w:pPr>
+        <w:tabs>
+          <w:tab w:val="num" w:pos="0"/>
+        </w:tabs>
         <w:ind w:left="5040" w:hanging="360"/>
       </w:pPr>
+      <w:rPr>
+        <w:rFonts w:ascii="Symbol" w:hAnsi="Symbol" w:cs="Symbol" w:hint="default"/>
+      </w:rPr>
     </w:lvl>
-    <w:lvl w:ilvl="7" w:tplc="94C0FCBA">
+    <w:lvl w:ilvl="7">
       <w:start w:val="1"/>
       <w:numFmt w:val="bullet"/>
       <w:lvlText w:val="◦"/>
       <w:lvlJc w:val="left"/>
       <w:pPr>
+        <w:tabs>
+          <w:tab w:val="num" w:pos="0"/>
+        </w:tabs>
         <w:ind w:left="5760" w:hanging="360"/>
       </w:pPr>
+      <w:rPr>
+        <w:rFonts w:ascii="OpenSymbol" w:hAnsi="OpenSymbol" w:cs="OpenSymbol" w:hint="default"/>
+      </w:rPr>
     </w:lvl>
-    <w:lvl w:ilvl="8" w:tplc="1772F3D6">
+    <w:lvl w:ilvl="8">
       <w:start w:val="1"/>
       <w:numFmt w:val="bullet"/>
       <w:lvlText w:val="▪"/>
       <w:lvlJc w:val="left"/>
       <w:pPr>
+        <w:tabs>
+          <w:tab w:val="num" w:pos="0"/>
+        </w:tabs>
         <w:ind w:left="6480" w:hanging="360"/>
       </w:pPr>
+      <w:rPr>
+        <w:rFonts w:ascii="OpenSymbol" w:hAnsi="OpenSymbol" w:cs="OpenSymbol" w:hint="default"/>
+      </w:rPr>
     </w:lvl>
   </w:abstractNum>
-  <w:abstractNum w:abstractNumId="1" w15:restartNumberingAfterBreak="0">
-    <w:nsid w:val="4E056810"/>
-    <w:multiLevelType w:val="hybridMultilevel"/>
-    <w:tmpl w:val="16925354"/>
-    <w:lvl w:ilvl="0" w:tplc="1B16A1D0">
+  <w:abstractNum w:abstractNumId="2">
+    <w:lvl w:ilvl="0">
       <w:start w:val="1"/>
       <w:numFmt w:val="bullet"/>
-      <w:lvlText w:val="•"/>
+      <w:lvlText w:val=""/>
       <w:lvlJc w:val="left"/>
       <w:pPr>
+        <w:tabs>
+          <w:tab w:val="num" w:pos="0"/>
+        </w:tabs>
         <w:ind w:left="720" w:hanging="360"/>
       </w:pPr>
+      <w:rPr>
+        <w:rFonts w:ascii="Symbol" w:hAnsi="Symbol" w:cs="Symbol" w:hint="default"/>
+      </w:rPr>
     </w:lvl>
-    <w:lvl w:ilvl="1" w:tplc="270EC6F4">
+    <w:lvl w:ilvl="1">
       <w:start w:val="1"/>
       <w:numFmt w:val="bullet"/>
       <w:lvlText w:val="◦"/>
       <w:lvlJc w:val="left"/>
       <w:pPr>
+        <w:tabs>
+          <w:tab w:val="num" w:pos="0"/>
+        </w:tabs>
         <w:ind w:left="1440" w:hanging="360"/>
       </w:pPr>
+      <w:rPr>
+        <w:rFonts w:ascii="OpenSymbol" w:hAnsi="OpenSymbol" w:cs="OpenSymbol" w:hint="default"/>
+      </w:rPr>
     </w:lvl>
-    <w:lvl w:ilvl="2" w:tplc="23164C52">
+    <w:lvl w:ilvl="2">
       <w:start w:val="1"/>
       <w:numFmt w:val="bullet"/>
       <w:lvlText w:val="▪"/>
       <w:lvlJc w:val="left"/>
       <w:pPr>
+        <w:tabs>
+          <w:tab w:val="num" w:pos="0"/>
+        </w:tabs>
         <w:ind w:left="2160" w:hanging="360"/>
       </w:pPr>
+      <w:rPr>
+        <w:rFonts w:ascii="OpenSymbol" w:hAnsi="OpenSymbol" w:cs="OpenSymbol" w:hint="default"/>
+      </w:rPr>
     </w:lvl>
-    <w:lvl w:ilvl="3" w:tplc="49BAB9E8">
+    <w:lvl w:ilvl="3">
       <w:start w:val="1"/>
       <w:numFmt w:val="bullet"/>
-      <w:lvlText w:val="•"/>
+      <w:lvlText w:val=""/>
       <w:lvlJc w:val="left"/>
       <w:pPr>
+        <w:tabs>
+          <w:tab w:val="num" w:pos="0"/>
+        </w:tabs>
         <w:ind w:left="2880" w:hanging="360"/>
       </w:pPr>
+      <w:rPr>
+        <w:rFonts w:ascii="Symbol" w:hAnsi="Symbol" w:cs="Symbol" w:hint="default"/>
+      </w:rPr>
     </w:lvl>
-    <w:lvl w:ilvl="4" w:tplc="ABB4C464">
+    <w:lvl w:ilvl="4">
       <w:start w:val="1"/>
       <w:numFmt w:val="bullet"/>
       <w:lvlText w:val="◦"/>
       <w:lvlJc w:val="left"/>
       <w:pPr>
+        <w:tabs>
+          <w:tab w:val="num" w:pos="0"/>
+        </w:tabs>
         <w:ind w:left="3600" w:hanging="360"/>
       </w:pPr>
+      <w:rPr>
+        <w:rFonts w:ascii="OpenSymbol" w:hAnsi="OpenSymbol" w:cs="OpenSymbol" w:hint="default"/>
+      </w:rPr>
     </w:lvl>
-    <w:lvl w:ilvl="5" w:tplc="B8AE5C2C">
+    <w:lvl w:ilvl="5">
       <w:start w:val="1"/>
       <w:numFmt w:val="bullet"/>
       <w:lvlText w:val="▪"/>
       <w:lvlJc w:val="left"/>
       <w:pPr>
+        <w:tabs>
+          <w:tab w:val="num" w:pos="0"/>
+        </w:tabs>
         <w:ind w:left="4320" w:hanging="360"/>
       </w:pPr>
+      <w:rPr>
+        <w:rFonts w:ascii="OpenSymbol" w:hAnsi="OpenSymbol" w:cs="OpenSymbol" w:hint="default"/>
+      </w:rPr>
     </w:lvl>
-    <w:lvl w:ilvl="6" w:tplc="6ACEC65A">
+    <w:lvl w:ilvl="6">
       <w:start w:val="1"/>
       <w:numFmt w:val="bullet"/>
-      <w:lvlText w:val="•"/>
+      <w:lvlText w:val=""/>
       <w:lvlJc w:val="left"/>
       <w:pPr>
+        <w:tabs>
+          <w:tab w:val="num" w:pos="0"/>
+        </w:tabs>
         <w:ind w:left="5040" w:hanging="360"/>
       </w:pPr>
+      <w:rPr>
+        <w:rFonts w:ascii="Symbol" w:hAnsi="Symbol" w:cs="Symbol" w:hint="default"/>
+      </w:rPr>
     </w:lvl>
-    <w:lvl w:ilvl="7" w:tplc="1CA65670">
+    <w:lvl w:ilvl="7">
       <w:start w:val="1"/>
       <w:numFmt w:val="bullet"/>
       <w:lvlText w:val="◦"/>
       <w:lvlJc w:val="left"/>
       <w:pPr>
+        <w:tabs>
+          <w:tab w:val="num" w:pos="0"/>
+        </w:tabs>
         <w:ind w:left="5760" w:hanging="360"/>
       </w:pPr>
+      <w:rPr>
+        <w:rFonts w:ascii="OpenSymbol" w:hAnsi="OpenSymbol" w:cs="OpenSymbol" w:hint="default"/>
+      </w:rPr>
     </w:lvl>
-    <w:lvl w:ilvl="8" w:tplc="8FE616E4">
+    <w:lvl w:ilvl="8">
       <w:start w:val="1"/>
       <w:numFmt w:val="bullet"/>
       <w:lvlText w:val="▪"/>
       <w:lvlJc w:val="left"/>
       <w:pPr>
+        <w:tabs>
+          <w:tab w:val="num" w:pos="0"/>
+        </w:tabs>
         <w:ind w:left="6480" w:hanging="360"/>
       </w:pPr>
+      <w:rPr>
+        <w:rFonts w:ascii="OpenSymbol" w:hAnsi="OpenSymbol" w:cs="OpenSymbol" w:hint="default"/>
+      </w:rPr>
     </w:lvl>
   </w:abstractNum>
-  <w:abstractNum w:abstractNumId="2" w15:restartNumberingAfterBreak="0">
-    <w:nsid w:val="705A6ADC"/>
-    <w:multiLevelType w:val="hybridMultilevel"/>
-    <w:tmpl w:val="8A021662"/>
-    <w:lvl w:ilvl="0" w:tplc="1AF4879A">
+  <w:abstractNum w:abstractNumId="3">
+    <w:lvl w:ilvl="0">
       <w:start w:val="1"/>
       <w:numFmt w:val="bullet"/>
-      <w:lvlText w:val="•"/>
+      <w:lvlText w:val=""/>
       <w:lvlJc w:val="left"/>
       <w:pPr>
+        <w:tabs>
+          <w:tab w:val="num" w:pos="0"/>
+        </w:tabs>
         <w:ind w:left="720" w:hanging="360"/>
       </w:pPr>
+      <w:rPr>
+        <w:rFonts w:ascii="Symbol" w:hAnsi="Symbol" w:cs="Symbol" w:hint="default"/>
+      </w:rPr>
     </w:lvl>
-    <w:lvl w:ilvl="1" w:tplc="B3042746">
+    <w:lvl w:ilvl="1">
       <w:start w:val="1"/>
       <w:numFmt w:val="bullet"/>
       <w:lvlText w:val="◦"/>
       <w:lvlJc w:val="left"/>
       <w:pPr>
+        <w:tabs>
+          <w:tab w:val="num" w:pos="0"/>
+        </w:tabs>
         <w:ind w:left="1440" w:hanging="360"/>
       </w:pPr>
+      <w:rPr>
+        <w:rFonts w:ascii="OpenSymbol" w:hAnsi="OpenSymbol" w:cs="OpenSymbol" w:hint="default"/>
+      </w:rPr>
     </w:lvl>
-    <w:lvl w:ilvl="2" w:tplc="239A2D32">
+    <w:lvl w:ilvl="2">
       <w:start w:val="1"/>
       <w:numFmt w:val="bullet"/>
       <w:lvlText w:val="▪"/>
       <w:lvlJc w:val="left"/>
       <w:pPr>
+        <w:tabs>
+          <w:tab w:val="num" w:pos="0"/>
+        </w:tabs>
         <w:ind w:left="2160" w:hanging="360"/>
       </w:pPr>
+      <w:rPr>
+        <w:rFonts w:ascii="OpenSymbol" w:hAnsi="OpenSymbol" w:cs="OpenSymbol" w:hint="default"/>
+      </w:rPr>
     </w:lvl>
-    <w:lvl w:ilvl="3" w:tplc="1E2611B0">
+    <w:lvl w:ilvl="3">
       <w:start w:val="1"/>
       <w:numFmt w:val="bullet"/>
-      <w:lvlText w:val="•"/>
+      <w:lvlText w:val=""/>
       <w:lvlJc w:val="left"/>
       <w:pPr>
+        <w:tabs>
+          <w:tab w:val="num" w:pos="0"/>
+        </w:tabs>
         <w:ind w:left="2880" w:hanging="360"/>
       </w:pPr>
+      <w:rPr>
+        <w:rFonts w:ascii="Symbol" w:hAnsi="Symbol" w:cs="Symbol" w:hint="default"/>
+      </w:rPr>
     </w:lvl>
-    <w:lvl w:ilvl="4" w:tplc="C9B85272">
+    <w:lvl w:ilvl="4">
       <w:start w:val="1"/>
       <w:numFmt w:val="bullet"/>
       <w:lvlText w:val="◦"/>
       <w:lvlJc w:val="left"/>
       <w:pPr>
+        <w:tabs>
+          <w:tab w:val="num" w:pos="0"/>
+        </w:tabs>
         <w:ind w:left="3600" w:hanging="360"/>
       </w:pPr>
+      <w:rPr>
+        <w:rFonts w:ascii="OpenSymbol" w:hAnsi="OpenSymbol" w:cs="OpenSymbol" w:hint="default"/>
+      </w:rPr>
     </w:lvl>
-    <w:lvl w:ilvl="5" w:tplc="3E441832">
+    <w:lvl w:ilvl="5">
       <w:start w:val="1"/>
       <w:numFmt w:val="bullet"/>
       <w:lvlText w:val="▪"/>
       <w:lvlJc w:val="left"/>
       <w:pPr>
+        <w:tabs>
+          <w:tab w:val="num" w:pos="0"/>
+        </w:tabs>
         <w:ind w:left="4320" w:hanging="360"/>
       </w:pPr>
+      <w:rPr>
+        <w:rFonts w:ascii="OpenSymbol" w:hAnsi="OpenSymbol" w:cs="OpenSymbol" w:hint="default"/>
+      </w:rPr>
     </w:lvl>
-    <w:lvl w:ilvl="6" w:tplc="7D28C832">
+    <w:lvl w:ilvl="6">
       <w:start w:val="1"/>
       <w:numFmt w:val="bullet"/>
-      <w:lvlText w:val="•"/>
+      <w:lvlText w:val=""/>
       <w:lvlJc w:val="left"/>
       <w:pPr>
+        <w:tabs>
+          <w:tab w:val="num" w:pos="0"/>
+        </w:tabs>
         <w:ind w:left="5040" w:hanging="360"/>
       </w:pPr>
+      <w:rPr>
+        <w:rFonts w:ascii="Symbol" w:hAnsi="Symbol" w:cs="Symbol" w:hint="default"/>
+      </w:rPr>
     </w:lvl>
-    <w:lvl w:ilvl="7" w:tplc="B6AA491E">
+    <w:lvl w:ilvl="7">
       <w:start w:val="1"/>
       <w:numFmt w:val="bullet"/>
       <w:lvlText w:val="◦"/>
       <w:lvlJc w:val="left"/>
       <w:pPr>
+        <w:tabs>
+          <w:tab w:val="num" w:pos="0"/>
+        </w:tabs>
         <w:ind w:left="5760" w:hanging="360"/>
       </w:pPr>
+      <w:rPr>
+        <w:rFonts w:ascii="OpenSymbol" w:hAnsi="OpenSymbol" w:cs="OpenSymbol" w:hint="default"/>
+      </w:rPr>
     </w:lvl>
-    <w:lvl w:ilvl="8" w:tplc="97D693E8">
+    <w:lvl w:ilvl="8">
       <w:start w:val="1"/>
       <w:numFmt w:val="bullet"/>
       <w:lvlText w:val="▪"/>
       <w:lvlJc w:val="left"/>
       <w:pPr>
+        <w:tabs>
+          <w:tab w:val="num" w:pos="0"/>
+        </w:tabs>
         <w:ind w:left="6480" w:hanging="360"/>
       </w:pPr>
+      <w:rPr>
+        <w:rFonts w:ascii="OpenSymbol" w:hAnsi="OpenSymbol" w:cs="OpenSymbol" w:hint="default"/>
+      </w:rPr>
     </w:lvl>
   </w:abstractNum>
-  <w:abstractNum w:abstractNumId="3" w15:restartNumberingAfterBreak="0">
-    <w:nsid w:val="725E41BF"/>
-    <w:multiLevelType w:val="hybridMultilevel"/>
-    <w:tmpl w:val="1B2AA150"/>
-    <w:lvl w:ilvl="0" w:tplc="11A432A4">
+  <w:abstractNum w:abstractNumId="4">
+    <w:lvl w:ilvl="0">
       <w:start w:val="1"/>
       <w:numFmt w:val="bullet"/>
-      <w:lvlText w:val="•"/>
+      <w:lvlText w:val=""/>
       <w:lvlJc w:val="left"/>
       <w:pPr>
+        <w:tabs>
+          <w:tab w:val="num" w:pos="0"/>
+        </w:tabs>
         <w:ind w:left="720" w:hanging="360"/>
       </w:pPr>
+      <w:rPr>
+        <w:rFonts w:ascii="Symbol" w:hAnsi="Symbol" w:cs="Symbol" w:hint="default"/>
+      </w:rPr>
     </w:lvl>
-    <w:lvl w:ilvl="1" w:tplc="086C9A98">
+    <w:lvl w:ilvl="1">
       <w:start w:val="1"/>
       <w:numFmt w:val="bullet"/>
       <w:lvlText w:val="◦"/>
       <w:lvlJc w:val="left"/>
       <w:pPr>
+        <w:tabs>
+          <w:tab w:val="num" w:pos="0"/>
+        </w:tabs>
         <w:ind w:left="1440" w:hanging="360"/>
       </w:pPr>
+      <w:rPr>
+        <w:rFonts w:ascii="OpenSymbol" w:hAnsi="OpenSymbol" w:cs="OpenSymbol" w:hint="default"/>
+      </w:rPr>
     </w:lvl>
-    <w:lvl w:ilvl="2" w:tplc="57720F02">
+    <w:lvl w:ilvl="2">
       <w:start w:val="1"/>
       <w:numFmt w:val="bullet"/>
       <w:lvlText w:val="▪"/>
       <w:lvlJc w:val="left"/>
       <w:pPr>
+        <w:tabs>
+          <w:tab w:val="num" w:pos="0"/>
+        </w:tabs>
         <w:ind w:left="2160" w:hanging="360"/>
       </w:pPr>
+      <w:rPr>
+        <w:rFonts w:ascii="OpenSymbol" w:hAnsi="OpenSymbol" w:cs="OpenSymbol" w:hint="default"/>
+      </w:rPr>
     </w:lvl>
-    <w:lvl w:ilvl="3" w:tplc="13783E14">
+    <w:lvl w:ilvl="3">
       <w:start w:val="1"/>
       <w:numFmt w:val="bullet"/>
-      <w:lvlText w:val="•"/>
+      <w:lvlText w:val=""/>
       <w:lvlJc w:val="left"/>
       <w:pPr>
+        <w:tabs>
+          <w:tab w:val="num" w:pos="0"/>
+        </w:tabs>
         <w:ind w:left="2880" w:hanging="360"/>
       </w:pPr>
+      <w:rPr>
+        <w:rFonts w:ascii="Symbol" w:hAnsi="Symbol" w:cs="Symbol" w:hint="default"/>
+      </w:rPr>
     </w:lvl>
-    <w:lvl w:ilvl="4" w:tplc="FC3C2A9C">
+    <w:lvl w:ilvl="4">
       <w:start w:val="1"/>
       <w:numFmt w:val="bullet"/>
       <w:lvlText w:val="◦"/>
       <w:lvlJc w:val="left"/>
       <w:pPr>
+        <w:tabs>
+          <w:tab w:val="num" w:pos="0"/>
+        </w:tabs>
         <w:ind w:left="3600" w:hanging="360"/>
       </w:pPr>
+      <w:rPr>
+        <w:rFonts w:ascii="OpenSymbol" w:hAnsi="OpenSymbol" w:cs="OpenSymbol" w:hint="default"/>
+      </w:rPr>
     </w:lvl>
-    <w:lvl w:ilvl="5" w:tplc="00EA5796">
+    <w:lvl w:ilvl="5">
       <w:start w:val="1"/>
       <w:numFmt w:val="bullet"/>
       <w:lvlText w:val="▪"/>
       <w:lvlJc w:val="left"/>
       <w:pPr>
+        <w:tabs>
+          <w:tab w:val="num" w:pos="0"/>
+        </w:tabs>
         <w:ind w:left="4320" w:hanging="360"/>
       </w:pPr>
+      <w:rPr>
+        <w:rFonts w:ascii="OpenSymbol" w:hAnsi="OpenSymbol" w:cs="OpenSymbol" w:hint="default"/>
+      </w:rPr>
     </w:lvl>
-    <w:lvl w:ilvl="6" w:tplc="9E4EAC90">
+    <w:lvl w:ilvl="6">
       <w:start w:val="1"/>
       <w:numFmt w:val="bullet"/>
-      <w:lvlText w:val="•"/>
+      <w:lvlText w:val=""/>
       <w:lvlJc w:val="left"/>
       <w:pPr>
+        <w:tabs>
+          <w:tab w:val="num" w:pos="0"/>
+        </w:tabs>
         <w:ind w:left="5040" w:hanging="360"/>
       </w:pPr>
+      <w:rPr>
+        <w:rFonts w:ascii="Symbol" w:hAnsi="Symbol" w:cs="Symbol" w:hint="default"/>
+      </w:rPr>
     </w:lvl>
-    <w:lvl w:ilvl="7" w:tplc="9D540B36">
+    <w:lvl w:ilvl="7">
       <w:start w:val="1"/>
       <w:numFmt w:val="bullet"/>
       <w:lvlText w:val="◦"/>
       <w:lvlJc w:val="left"/>
       <w:pPr>
+        <w:tabs>
+          <w:tab w:val="num" w:pos="0"/>
+        </w:tabs>
         <w:ind w:left="5760" w:hanging="360"/>
       </w:pPr>
+      <w:rPr>
+        <w:rFonts w:ascii="OpenSymbol" w:hAnsi="OpenSymbol" w:cs="OpenSymbol" w:hint="default"/>
+      </w:rPr>
     </w:lvl>
-    <w:lvl w:ilvl="8" w:tplc="8CB8F8F6">
+    <w:lvl w:ilvl="8">
       <w:start w:val="1"/>
       <w:numFmt w:val="bullet"/>
       <w:lvlText w:val="▪"/>
       <w:lvlJc w:val="left"/>
       <w:pPr>
+        <w:tabs>
+          <w:tab w:val="num" w:pos="0"/>
+        </w:tabs>
         <w:ind w:left="6480" w:hanging="360"/>
+      </w:pPr>
+      <w:rPr>
+        <w:rFonts w:ascii="OpenSymbol" w:hAnsi="OpenSymbol" w:cs="OpenSymbol" w:hint="default"/>
+      </w:rPr>
+    </w:lvl>
+  </w:abstractNum>
+  <w:abstractNum w:abstractNumId="5">
+    <w:lvl w:ilvl="0">
+      <w:start w:val="1"/>
+      <w:numFmt w:val="none"/>
+      <w:suff w:val="nothing"/>
+      <w:lvlText w:val=""/>
+      <w:lvlJc w:val="left"/>
+      <w:pPr>
+        <w:tabs>
+          <w:tab w:val="num" w:pos="0"/>
+        </w:tabs>
+        <w:ind w:left="0" w:hanging="0"/>
+      </w:pPr>
+    </w:lvl>
+    <w:lvl w:ilvl="1">
+      <w:start w:val="1"/>
+      <w:numFmt w:val="none"/>
+      <w:suff w:val="nothing"/>
+      <w:lvlText w:val=""/>
+      <w:lvlJc w:val="left"/>
+      <w:pPr>
+        <w:tabs>
+          <w:tab w:val="num" w:pos="0"/>
+        </w:tabs>
+        <w:ind w:left="0" w:hanging="0"/>
+      </w:pPr>
+    </w:lvl>
+    <w:lvl w:ilvl="2">
+      <w:start w:val="1"/>
+      <w:numFmt w:val="none"/>
+      <w:suff w:val="nothing"/>
+      <w:lvlText w:val=""/>
+      <w:lvlJc w:val="left"/>
+      <w:pPr>
+        <w:tabs>
+          <w:tab w:val="num" w:pos="0"/>
+        </w:tabs>
+        <w:ind w:left="0" w:hanging="0"/>
+      </w:pPr>
+    </w:lvl>
+    <w:lvl w:ilvl="3">
+      <w:start w:val="1"/>
+      <w:numFmt w:val="none"/>
+      <w:suff w:val="nothing"/>
+      <w:lvlText w:val=""/>
+      <w:lvlJc w:val="left"/>
+      <w:pPr>
+        <w:tabs>
+          <w:tab w:val="num" w:pos="0"/>
+        </w:tabs>
+        <w:ind w:left="0" w:hanging="0"/>
+      </w:pPr>
+    </w:lvl>
+    <w:lvl w:ilvl="4">
+      <w:start w:val="1"/>
+      <w:numFmt w:val="none"/>
+      <w:suff w:val="nothing"/>
+      <w:lvlText w:val=""/>
+      <w:lvlJc w:val="left"/>
+      <w:pPr>
+        <w:tabs>
+          <w:tab w:val="num" w:pos="0"/>
+        </w:tabs>
+        <w:ind w:left="0" w:hanging="0"/>
+      </w:pPr>
+    </w:lvl>
+    <w:lvl w:ilvl="5">
+      <w:start w:val="1"/>
+      <w:numFmt w:val="none"/>
+      <w:suff w:val="nothing"/>
+      <w:lvlText w:val=""/>
+      <w:lvlJc w:val="left"/>
+      <w:pPr>
+        <w:tabs>
+          <w:tab w:val="num" w:pos="0"/>
+        </w:tabs>
+        <w:ind w:left="0" w:hanging="0"/>
+      </w:pPr>
+    </w:lvl>
+    <w:lvl w:ilvl="6">
+      <w:start w:val="1"/>
+      <w:numFmt w:val="none"/>
+      <w:suff w:val="nothing"/>
+      <w:lvlText w:val=""/>
+      <w:lvlJc w:val="left"/>
+      <w:pPr>
+        <w:tabs>
+          <w:tab w:val="num" w:pos="0"/>
+        </w:tabs>
+        <w:ind w:left="0" w:hanging="0"/>
+      </w:pPr>
+    </w:lvl>
+    <w:lvl w:ilvl="7">
+      <w:start w:val="1"/>
+      <w:numFmt w:val="none"/>
+      <w:suff w:val="nothing"/>
+      <w:lvlText w:val=""/>
+      <w:lvlJc w:val="left"/>
+      <w:pPr>
+        <w:tabs>
+          <w:tab w:val="num" w:pos="0"/>
+        </w:tabs>
+        <w:ind w:left="0" w:hanging="0"/>
+      </w:pPr>
+    </w:lvl>
+    <w:lvl w:ilvl="8">
+      <w:start w:val="1"/>
+      <w:numFmt w:val="none"/>
+      <w:suff w:val="nothing"/>
+      <w:lvlText w:val=""/>
+      <w:lvlJc w:val="left"/>
+      <w:pPr>
+        <w:tabs>
+          <w:tab w:val="num" w:pos="0"/>
+        </w:tabs>
+        <w:ind w:left="0" w:hanging="0"/>
       </w:pPr>
     </w:lvl>
   </w:abstractNum>
   <w:num w:numId="1">
+    <w:abstractNumId w:val="1"/>
+  </w:num>
+  <w:num w:numId="2">
     <w:abstractNumId w:val="2"/>
   </w:num>
-  <w:num w:numId="2">
-    <w:abstractNumId w:val="1"/>
-  </w:num>
   <w:num w:numId="3">
-    <w:abstractNumId w:val="0"/>
+    <w:abstractNumId w:val="3"/>
   </w:num>
   <w:num w:numId="4">
-    <w:abstractNumId w:val="3"/>
+    <w:abstractNumId w:val="4"/>
+  </w:num>
+  <w:num w:numId="5">
+    <w:abstractNumId w:val="5"/>
   </w:num>
 </w:numbering>
 </file>
 
 <file path=word/styles.xml><?xml version="1.0" encoding="utf-8"?>
-<w:styles xmlns:mc="http://schemas.openxmlformats.org/markup-compatibility/2006" xmlns:r="http://schemas.openxmlformats.org/officeDocument/2006/relationships" xmlns:w="http://schemas.openxmlformats.org/wordprocessingml/2006/main" xmlns:w14="http://schemas.microsoft.com/office/word/2010/wordml" xmlns:w15="http://schemas.microsoft.com/office/word/2012/wordml" xmlns:w16cid="http://schemas.microsoft.com/office/word/2016/wordml/cid" xmlns:w16se="http://schemas.microsoft.com/office/word/2015/wordml/symex" mc:Ignorable="w14 w15 w16se w16cid">
+<w:styles xmlns:w="http://schemas.openxmlformats.org/wordprocessingml/2006/main" xmlns:w14="http://schemas.microsoft.com/office/word/2010/wordml" xmlns:mc="http://schemas.openxmlformats.org/markup-compatibility/2006" mc:Ignorable="w14">
   <w:docDefaults>
     <w:rPrDefault>
       <w:rPr>
-        <w:rFonts w:ascii="Calibri" w:eastAsia="Times New Roman" w:hAnsi="Calibri" w:cs="Times New Roman"/>
+        <w:rFonts w:ascii="Calibri" w:hAnsi="Calibri" w:eastAsia="Times New Roman" w:cs="Times New Roman"/>
         <w:sz w:val="22"/>
         <w:szCs w:val="22"/>
         <w:lang w:val="en-IN" w:eastAsia="en-IN" w:bidi="ar-SA"/>
       </w:rPr>
     </w:rPrDefault>
-    <w:pPrDefault/>
+    <w:pPrDefault>
+      <w:pPr>
+        <w:suppressAutoHyphens w:val="true"/>
+      </w:pPr>
+    </w:pPrDefault>
   </w:docDefaults>
   <w:latentStyles w:defLockedState="0" w:defUIPriority="99" w:defSemiHidden="0" w:defUnhideWhenUsed="0" w:defQFormat="0" w:count="375">
     <w:lsdException w:name="Normal" w:uiPriority="0" w:qFormat="1"/>
     <w:lsdException w:name="heading 1" w:uiPriority="9" w:qFormat="1"/>
-    <w:lsdException w:name="heading 2" w:semiHidden="1" w:uiPriority="9" w:unhideWhenUsed="1" w:qFormat="1"/>
-    <w:lsdException w:name="heading 3" w:semiHidden="1" w:uiPriority="9" w:unhideWhenUsed="1" w:qFormat="1"/>
-    <w:lsdException w:name="heading 4" w:semiHidden="1" w:uiPriority="9" w:unhideWhenUsed="1" w:qFormat="1"/>
-    <w:lsdException w:name="heading 5" w:semiHidden="1" w:uiPriority="9" w:unhideWhenUsed="1" w:qFormat="1"/>
-    <w:lsdException w:name="heading 6" w:semiHidden="1" w:uiPriority="9" w:unhideWhenUsed="1" w:qFormat="1"/>
-    <w:lsdException w:name="heading 7" w:semiHidden="1" w:uiPriority="9" w:unhideWhenUsed="1" w:qFormat="1"/>
-    <w:lsdException w:name="heading 8" w:semiHidden="1" w:uiPriority="9" w:unhideWhenUsed="1" w:qFormat="1"/>
-    <w:lsdException w:name="heading 9" w:semiHidden="1" w:uiPriority="9" w:unhideWhenUsed="1" w:qFormat="1"/>
+    <w:lsdException w:name="heading 2" w:uiPriority="9" w:semiHidden="1" w:unhideWhenUsed="1" w:qFormat="1"/>
+    <w:lsdException w:name="heading 3" w:uiPriority="9" w:semiHidden="1" w:unhideWhenUsed="1" w:qFormat="1"/>
+    <w:lsdException w:name="heading 4" w:uiPriority="9" w:semiHidden="1" w:unhideWhenUsed="1" w:qFormat="1"/>
+    <w:lsdException w:name="heading 5" w:uiPriority="9" w:semiHidden="1" w:unhideWhenUsed="1" w:qFormat="1"/>
+    <w:lsdException w:name="heading 6" w:uiPriority="9" w:semiHidden="1" w:unhideWhenUsed="1" w:qFormat="1"/>
+    <w:lsdException w:name="heading 7" w:uiPriority="9" w:semiHidden="1" w:unhideWhenUsed="1" w:qFormat="1"/>
+    <w:lsdException w:name="heading 8" w:uiPriority="9" w:semiHidden="1" w:unhideWhenUsed="1" w:qFormat="1"/>
+    <w:lsdException w:name="heading 9" w:uiPriority="9" w:semiHidden="1" w:unhideWhenUsed="1" w:qFormat="1"/>
     <w:lsdException w:name="index 1" w:semiHidden="1" w:unhideWhenUsed="1"/>
     <w:lsdException w:name="index 2" w:semiHidden="1" w:unhideWhenUsed="1"/>
     <w:lsdException w:name="index 3" w:semiHidden="1" w:unhideWhenUsed="1"/>
@@ -3782,22 +5061,22 @@
     <w:lsdException w:name="index 7" w:semiHidden="1" w:unhideWhenUsed="1"/>
     <w:lsdException w:name="index 8" w:semiHidden="1" w:unhideWhenUsed="1"/>
     <w:lsdException w:name="index 9" w:semiHidden="1" w:unhideWhenUsed="1"/>
-    <w:lsdException w:name="toc 1" w:semiHidden="1" w:uiPriority="39" w:unhideWhenUsed="1"/>
-    <w:lsdException w:name="toc 2" w:semiHidden="1" w:uiPriority="39" w:unhideWhenUsed="1"/>
-    <w:lsdException w:name="toc 3" w:semiHidden="1" w:uiPriority="39" w:unhideWhenUsed="1"/>
-    <w:lsdException w:name="toc 4" w:semiHidden="1" w:uiPriority="39" w:unhideWhenUsed="1"/>
-    <w:lsdException w:name="toc 5" w:semiHidden="1" w:uiPriority="39" w:unhideWhenUsed="1"/>
-    <w:lsdException w:name="toc 6" w:semiHidden="1" w:uiPriority="39" w:unhideWhenUsed="1"/>
-    <w:lsdException w:name="toc 7" w:semiHidden="1" w:uiPriority="39" w:unhideWhenUsed="1"/>
-    <w:lsdException w:name="toc 8" w:semiHidden="1" w:uiPriority="39" w:unhideWhenUsed="1"/>
-    <w:lsdException w:name="toc 9" w:semiHidden="1" w:uiPriority="39" w:unhideWhenUsed="1"/>
+    <w:lsdException w:name="toc 1" w:uiPriority="39" w:semiHidden="1" w:unhideWhenUsed="1"/>
+    <w:lsdException w:name="toc 2" w:uiPriority="39" w:semiHidden="1" w:unhideWhenUsed="1"/>
+    <w:lsdException w:name="toc 3" w:uiPriority="39" w:semiHidden="1" w:unhideWhenUsed="1"/>
+    <w:lsdException w:name="toc 4" w:uiPriority="39" w:semiHidden="1" w:unhideWhenUsed="1"/>
+    <w:lsdException w:name="toc 5" w:uiPriority="39" w:semiHidden="1" w:unhideWhenUsed="1"/>
+    <w:lsdException w:name="toc 6" w:uiPriority="39" w:semiHidden="1" w:unhideWhenUsed="1"/>
+    <w:lsdException w:name="toc 7" w:uiPriority="39" w:semiHidden="1" w:unhideWhenUsed="1"/>
+    <w:lsdException w:name="toc 8" w:uiPriority="39" w:semiHidden="1" w:unhideWhenUsed="1"/>
+    <w:lsdException w:name="toc 9" w:uiPriority="39" w:semiHidden="1" w:unhideWhenUsed="1"/>
     <w:lsdException w:name="Normal Indent" w:semiHidden="1" w:unhideWhenUsed="1"/>
     <w:lsdException w:name="footnote text" w:semiHidden="1" w:unhideWhenUsed="1"/>
     <w:lsdException w:name="annotation text" w:semiHidden="1" w:unhideWhenUsed="1"/>
     <w:lsdException w:name="header" w:semiHidden="1" w:unhideWhenUsed="1"/>
     <w:lsdException w:name="footer" w:semiHidden="1" w:unhideWhenUsed="1"/>
     <w:lsdException w:name="index heading" w:semiHidden="1" w:unhideWhenUsed="1"/>
-    <w:lsdException w:name="caption" w:semiHidden="1" w:uiPriority="35" w:unhideWhenUsed="1" w:qFormat="1"/>
+    <w:lsdException w:name="caption" w:uiPriority="35" w:semiHidden="1" w:unhideWhenUsed="1" w:qFormat="1"/>
     <w:lsdException w:name="table of figures" w:semiHidden="1" w:unhideWhenUsed="1"/>
     <w:lsdException w:name="envelope address" w:semiHidden="1" w:unhideWhenUsed="1"/>
     <w:lsdException w:name="envelope return" w:semiHidden="1" w:unhideWhenUsed="1"/>
@@ -3828,7 +5107,7 @@
     <w:lsdException w:name="Title" w:uiPriority="10" w:qFormat="1"/>
     <w:lsdException w:name="Closing" w:semiHidden="1" w:unhideWhenUsed="1"/>
     <w:lsdException w:name="Signature" w:semiHidden="1" w:unhideWhenUsed="1"/>
-    <w:lsdException w:name="Default Paragraph Font" w:semiHidden="1" w:uiPriority="1" w:unhideWhenUsed="1"/>
+    <w:lsdException w:name="Default Paragraph Font" w:uiPriority="1" w:semiHidden="1" w:unhideWhenUsed="1"/>
     <w:lsdException w:name="Body Text" w:semiHidden="1" w:unhideWhenUsed="1"/>
     <w:lsdException w:name="Body Text Indent" w:semiHidden="1" w:unhideWhenUsed="1"/>
     <w:lsdException w:name="List Continue" w:semiHidden="1" w:unhideWhenUsed="1"/>
@@ -4028,8 +5307,8 @@
     <w:lsdException w:name="Subtle Reference" w:uiPriority="31" w:qFormat="1"/>
     <w:lsdException w:name="Intense Reference" w:uiPriority="32" w:qFormat="1"/>
     <w:lsdException w:name="Book Title" w:uiPriority="33" w:qFormat="1"/>
-    <w:lsdException w:name="Bibliography" w:semiHidden="1" w:uiPriority="37" w:unhideWhenUsed="1"/>
-    <w:lsdException w:name="TOC Heading" w:semiHidden="1" w:uiPriority="39" w:unhideWhenUsed="1" w:qFormat="1"/>
+    <w:lsdException w:name="Bibliography" w:uiPriority="37" w:semiHidden="1" w:unhideWhenUsed="1"/>
+    <w:lsdException w:name="TOC Heading" w:uiPriority="39" w:semiHidden="1" w:unhideWhenUsed="1" w:qFormat="1"/>
     <w:lsdException w:name="Plain Table 1" w:uiPriority="41"/>
     <w:lsdException w:name="Plain Table 2" w:uiPriority="42"/>
     <w:lsdException w:name="Plain Table 3" w:uiPriority="43"/>
@@ -4139,57 +5418,148 @@
     <w:lsdException w:name="Hashtag" w:semiHidden="1" w:unhideWhenUsed="1"/>
     <w:lsdException w:name="Unresolved Mention" w:semiHidden="1" w:unhideWhenUsed="1"/>
   </w:latentStyles>
-  <w:style w:type="paragraph" w:default="1" w:styleId="Normal">
+  <w:style w:type="paragraph" w:styleId="Normal" w:default="1">
     <w:name w:val="Normal"/>
     <w:qFormat/>
     <w:pPr>
-      <w:spacing w:line="259" w:lineRule="auto"/>
+      <w:widowControl/>
+      <w:bidi w:val="0"/>
+      <w:spacing w:lineRule="auto" w:line="259" w:before="0" w:after="0"/>
+      <w:jc w:val="left"/>
     </w:pPr>
+    <w:rPr>
+      <w:rFonts w:ascii="Calibri" w:hAnsi="Calibri" w:eastAsia="Times New Roman" w:cs="Times New Roman"/>
+      <w:color w:val="auto"/>
+      <w:kern w:val="0"/>
+      <w:sz w:val="22"/>
+      <w:szCs w:val="22"/>
+      <w:lang w:val="en-IN" w:eastAsia="en-IN" w:bidi="ar-SA"/>
+    </w:rPr>
   </w:style>
   <w:style w:type="paragraph" w:styleId="Heading1">
-    <w:name w:val="heading 1"/>
+    <w:name w:val="Heading 1"/>
     <w:basedOn w:val="Normal"/>
     <w:next w:val="Normal"/>
     <w:uiPriority w:val="9"/>
     <w:qFormat/>
     <w:pPr>
-      <w:keepNext/>
+      <w:keepNext w:val="true"/>
       <w:keepLines/>
-      <w:spacing w:before="240"/>
+      <w:spacing w:before="240" w:after="0"/>
       <w:outlineLvl w:val="0"/>
     </w:pPr>
     <w:rPr>
-      <w:rFonts w:asciiTheme="majorHAnsi" w:eastAsiaTheme="majorEastAsia" w:hAnsiTheme="majorHAnsi" w:cstheme="majorBidi"/>
+      <w:rFonts w:ascii="Calibri Light" w:hAnsi="Calibri Light" w:eastAsia="" w:cs="" w:asciiTheme="majorHAnsi" w:cstheme="majorBidi" w:eastAsiaTheme="majorEastAsia" w:hAnsiTheme="majorHAnsi"/>
       <w:color w:val="2F5496"/>
       <w:sz w:val="32"/>
       <w:szCs w:val="32"/>
     </w:rPr>
   </w:style>
   <w:style w:type="paragraph" w:styleId="Heading2">
-    <w:name w:val="heading 2"/>
+    <w:name w:val="Heading 2"/>
     <w:basedOn w:val="Normal"/>
     <w:next w:val="Normal"/>
     <w:uiPriority w:val="9"/>
     <w:unhideWhenUsed/>
     <w:qFormat/>
     <w:pPr>
-      <w:keepNext/>
+      <w:keepNext w:val="true"/>
       <w:keepLines/>
-      <w:spacing w:before="40"/>
+      <w:spacing w:before="40" w:after="0"/>
       <w:outlineLvl w:val="1"/>
     </w:pPr>
     <w:rPr>
-      <w:rFonts w:asciiTheme="majorHAnsi" w:eastAsiaTheme="majorEastAsia" w:hAnsiTheme="majorHAnsi" w:cstheme="majorBidi"/>
+      <w:rFonts w:ascii="Calibri Light" w:hAnsi="Calibri Light" w:eastAsia="" w:cs="" w:asciiTheme="majorHAnsi" w:cstheme="majorBidi" w:eastAsiaTheme="majorEastAsia" w:hAnsiTheme="majorHAnsi"/>
       <w:color w:val="2F5496"/>
       <w:sz w:val="26"/>
       <w:szCs w:val="26"/>
     </w:rPr>
   </w:style>
-  <w:style w:type="character" w:default="1" w:styleId="DefaultParagraphFont">
+  <w:style w:type="character" w:styleId="DefaultParagraphFont" w:default="1">
     <w:name w:val="Default Paragraph Font"/>
     <w:uiPriority w:val="1"/>
     <w:semiHidden/>
     <w:unhideWhenUsed/>
+    <w:qFormat/>
+    <w:rPr/>
+  </w:style>
+  <w:style w:type="paragraph" w:styleId="Heading">
+    <w:name w:val="Heading"/>
+    <w:basedOn w:val="Normal"/>
+    <w:next w:val="BodyText"/>
+    <w:qFormat/>
+    <w:pPr>
+      <w:keepNext w:val="true"/>
+      <w:spacing w:before="240" w:after="120"/>
+    </w:pPr>
+    <w:rPr>
+      <w:rFonts w:ascii="Liberation Sans" w:hAnsi="Liberation Sans" w:eastAsia="Noto Sans CJK SC" w:cs="Noto Sans Devanagari"/>
+      <w:sz w:val="28"/>
+      <w:szCs w:val="28"/>
+    </w:rPr>
+  </w:style>
+  <w:style w:type="paragraph" w:styleId="BodyText">
+    <w:name w:val="Body Text"/>
+    <w:basedOn w:val="Normal"/>
+    <w:pPr>
+      <w:spacing w:lineRule="auto" w:line="276" w:before="0" w:after="140"/>
+    </w:pPr>
+    <w:rPr/>
+  </w:style>
+  <w:style w:type="paragraph" w:styleId="List">
+    <w:name w:val="List"/>
+    <w:basedOn w:val="BodyText"/>
+    <w:pPr/>
+    <w:rPr>
+      <w:rFonts w:cs="Noto Sans Devanagari"/>
+    </w:rPr>
+  </w:style>
+  <w:style w:type="paragraph" w:styleId="Caption">
+    <w:name w:val="Caption"/>
+    <w:basedOn w:val="Normal"/>
+    <w:qFormat/>
+    <w:pPr>
+      <w:suppressLineNumbers/>
+      <w:spacing w:before="120" w:after="120"/>
+    </w:pPr>
+    <w:rPr>
+      <w:rFonts w:cs="Noto Sans Devanagari"/>
+      <w:i/>
+      <w:iCs/>
+      <w:sz w:val="24"/>
+      <w:szCs w:val="24"/>
+    </w:rPr>
+  </w:style>
+  <w:style w:type="paragraph" w:styleId="Index">
+    <w:name w:val="Index"/>
+    <w:basedOn w:val="Normal"/>
+    <w:qFormat/>
+    <w:pPr>
+      <w:suppressLineNumbers/>
+    </w:pPr>
+    <w:rPr>
+      <w:rFonts w:cs="Noto Sans Devanagari"/>
+    </w:rPr>
+  </w:style>
+  <w:style w:type="paragraph" w:styleId="HeaderandFooter">
+    <w:name w:val="Header and Footer"/>
+    <w:basedOn w:val="Normal"/>
+    <w:qFormat/>
+    <w:pPr/>
+    <w:rPr/>
+  </w:style>
+  <w:style w:type="paragraph" w:styleId="Footer">
+    <w:name w:val="Footer"/>
+    <w:basedOn w:val="HeaderandFooter"/>
+    <w:pPr/>
+    <w:rPr/>
+  </w:style>
+  <w:style w:type="numbering" w:styleId="NoList" w:default="1">
+    <w:name w:val="No List"/>
+    <w:uiPriority w:val="99"/>
+    <w:semiHidden/>
+    <w:unhideWhenUsed/>
+    <w:qFormat/>
   </w:style>
   <w:style w:type="table" w:default="1" w:styleId="TableNormal">
     <w:name w:val="Normal Table"/>
@@ -4197,7 +5567,6 @@
     <w:semiHidden/>
     <w:unhideWhenUsed/>
     <w:tblPr>
-      <w:tblInd w:w="0" w:type="dxa"/>
       <w:tblCellMar>
         <w:top w:w="0" w:type="dxa"/>
         <w:left w:w="108" w:type="dxa"/>
@@ -4206,69 +5575,63 @@
       </w:tblCellMar>
     </w:tblPr>
   </w:style>
-  <w:style w:type="numbering" w:default="1" w:styleId="NoList">
-    <w:name w:val="No List"/>
-    <w:uiPriority w:val="99"/>
-    <w:semiHidden/>
-    <w:unhideWhenUsed/>
-  </w:style>
 </w:styles>
 </file>
 
 <file path=word/theme/theme1.xml><?xml version="1.0" encoding="utf-8"?>
-<a:theme xmlns:a="http://schemas.openxmlformats.org/drawingml/2006/main" name="Office Theme">
+<a:theme xmlns:a="http://schemas.openxmlformats.org/drawingml/2006/main" xmlns:r="http://schemas.openxmlformats.org/officeDocument/2006/relationships" name="Office Theme">
   <a:themeElements>
     <a:clrScheme name="Office">
       <a:dk1>
-        <a:sysClr val="windowText" lastClr="000000"/>
+        <a:srgbClr val="000000"/>
       </a:dk1>
       <a:lt1>
-        <a:sysClr val="window" lastClr="FFFFFF"/>
+        <a:srgbClr val="ffffff"/>
       </a:lt1>
       <a:dk2>
-        <a:srgbClr val="44546A"/>
+        <a:srgbClr val="44546a"/>
       </a:dk2>
       <a:lt2>
-        <a:srgbClr val="E7E6E6"/>
+        <a:srgbClr val="e7e6e6"/>
       </a:lt2>
       <a:accent1>
-        <a:srgbClr val="4472C4"/>
+        <a:srgbClr val="4472c4"/>
       </a:accent1>
       <a:accent2>
-        <a:srgbClr val="ED7D31"/>
+        <a:srgbClr val="ed7d31"/>
       </a:accent2>
       <a:accent3>
-        <a:srgbClr val="A5A5A5"/>
+        <a:srgbClr val="a5a5a5"/>
       </a:accent3>
       <a:accent4>
-        <a:srgbClr val="FFC000"/>
+        <a:srgbClr val="ffc000"/>
       </a:accent4>
       <a:accent5>
-        <a:srgbClr val="5B9BD5"/>
+        <a:srgbClr val="5b9bd5"/>
       </a:accent5>
       <a:accent6>
-        <a:srgbClr val="70AD47"/>
+        <a:srgbClr val="70ad47"/>
       </a:accent6>
       <a:hlink>
-        <a:srgbClr val="0563C1"/>
+        <a:srgbClr val="0563c1"/>
       </a:hlink>
       <a:folHlink>
-        <a:srgbClr val="954F72"/>
+        <a:srgbClr val="954f72"/>
       </a:folHlink>
     </a:clrScheme>
     <a:fontScheme name="Office">
       <a:majorFont>
-        <a:latin typeface="Calibri Light"/>
+        <a:latin typeface="Calibri Light" pitchFamily="0" charset="1"/>
         <a:ea typeface=""/>
         <a:cs typeface=""/>
       </a:majorFont>
       <a:minorFont>
-        <a:latin typeface="Calibri"/>
+        <a:latin typeface="Calibri" pitchFamily="0" charset="1"/>
         <a:ea typeface=""/>
         <a:cs typeface=""/>
       </a:minorFont>
     </a:fontScheme>
-    <a:fmtScheme name="Office">
+    <a:fmtScheme>
       <a:fillStyleLst>
         <a:solidFill>
           <a:schemeClr val="phClr"/>
@@ -4281,21 +5644,9 @@
         </a:solidFill>
       </a:fillStyleLst>
       <a:lnStyleLst>
-        <a:ln w="6350" cap="flat">
-          <a:solidFill>
-            <a:schemeClr val="phClr"/>
-          </a:solidFill>
-        </a:ln>
-        <a:ln w="12700" cap="flat">
-          <a:solidFill>
-            <a:schemeClr val="phClr"/>
-          </a:solidFill>
-        </a:ln>
-        <a:ln w="19050" cap="flat">
-          <a:solidFill>
-            <a:schemeClr val="phClr"/>
-          </a:solidFill>
-        </a:ln>
+        <a:ln w="6350" cap="flat"/>
+        <a:ln w="12700" cap="flat"/>
+        <a:ln w="19050" cap="flat"/>
       </a:lnStyleLst>
       <a:effectStyleLst>
         <a:effectStyle>
@@ -4321,7 +5672,5 @@
       </a:bgFillStyleLst>
     </a:fmtScheme>
   </a:themeElements>
-  <a:objectDefaults/>
-  <a:extraClrSchemeLst/>
 </a:theme>
 </file>